--- a/resumes/Zukowski_Resume_AI_Governance_Infrastructure.docx
+++ b/resumes/Zukowski_Resume_AI_Governance_Infrastructure.docx
@@ -116,7 +116,6 @@
       <w:r>
         <w:rPr>
           <w:rFonts w:ascii="Arial" w:cs="Arial" w:eastAsia="Arial" w:hAnsi="Arial"/>
-          <w:i/>
           <w:color w:val="444444"/>
           <w:sz w:val="18"/>
           <w:szCs w:val="19"/>
@@ -154,7 +153,7 @@
           <w:sz w:val="19"/>
           <w:szCs w:val="19"/>
         </w:rPr>
-        <w:t>AI-augmented research and governance infrastructure strategist. Built 14 custom Python MCP servers (FRED macro data, DefiLlama / CoinGecko / Artemis stablecoin and DeFi data, Helius for Solana, Etherscan / Blockscout for EVM chains, rated.network / Beaconcha.in for validator data, Tally for DAO governance, Dune Analytics, Spacescope, Nansen for wallet flows, and GitHub for specs and code) plus AI-assisted diligence workflows reducing subscription-document review ~4x (4 hours to 1 hour per deal) and automated SEC-filing and press-release monitoring covering ~75 Digital Asset Treasury Stocks (DATs) in 2025. Founding research hire at Borderless Capital (RIA, Dec 2019 to Feb 2026); shipped 250 portfolio investments at ~$500M AUM; predicted Thorchain's $200M insolvency 13 months ahead; sourced the LayerZero seed (~80x). Now founder of Tokenization Systems (Feb 2026 to present); published eight SSRN papers including Governance Concentration Beyond Token Allocation (37-protocol multivariate analysis: protocol sector predicts governance concentration more than initial token allocation) and Operational Risk in Token Economies.</w:t>
+        <w:t>AI-augmented research and governance infrastructure strategist. Built 14 custom Python MCP servers (FRED macro data, DefiLlama / CoinGecko / Artemis stablecoin and DeFi data, Helius for Solana, Etherscan / Blockscout for EVM chains, rated.network / Beaconcha.in for validator data, Tally for DAO governance, Dune Analytics, Spacescope, Nansen for wallet flows, and GitHub for specs and code) plus AI-assisted diligence workflows reducing subscription-document review ~4x (4 hours to 1 hour per deal) and automated SEC-filing and press-release monitoring covering ~75 Digital Asset Treasury Stocks (DATs) in 2025. Founding research hire at Borderless Capital (RIA, Dec 2019 to Feb 2026); shipped 250 portfolio investments at ~$500M AUM; predicted Thorchain's $200M insolvency 13 months ahead; sourced the LayerZero seed (~80x). Now founder of Tokenization Systems (Feb 2026 to present); published eight SSRN papers including Governance Concentration Beyond Token Allocation (40-protocol cross-section; protocol sector predicts governance concentration more than initial token allocation; Cohen's d = 0.96 between DePIN and DeFi) and Operational Risk in Token Economies.</w:t>
       </w:r>
     </w:p>
     <w:p>
@@ -226,7 +225,19 @@
         <w:t>Minimum Viable Equivalence Pack</w:t>
       </w:r>
       <w:r>
-        <w:t xml:space="preserve"> (MVEP) for institutional tokenization diligence, programmable monetary-policy design (Adaptive Tokenomics), governance concentration, and operational risk in token economies.</w:t>
+        <w:t xml:space="preserve"> (MVEP) for institutional tokenization diligence, programmable monetary-policy design (</w:t>
+      </w:r>
+      <w:hyperlink r:id="rId6">
+        <w:r>
+          <w:rPr>
+            <w:rStyle w:val="Hyperlink"/>
+            <w:b/>
+          </w:rPr>
+          <w:t xml:space="preserve">Adaptive Tokenomics</w:t>
+        </w:r>
+      </w:hyperlink>
+      <w:r>
+        <w:t>), governance concentration, and operational risk in token economies.</w:t>
       </w:r>
     </w:p>
     <w:p>
@@ -237,7 +248,7 @@
       <w:r>
         <w:t xml:space="preserve">• Contributed eight comment letters across a federal regulatory program (OCC bank stablecoin engagement </w:t>
       </w:r>
-      <w:hyperlink r:id="rId6">
+      <w:hyperlink r:id="rId7">
         <w:r>
           <w:rPr>
             <w:rStyle w:val="Hyperlink"/>
@@ -248,7 +259,7 @@
       <w:r>
         <w:t xml:space="preserve"> plus </w:t>
       </w:r>
-      <w:hyperlink r:id="rId7">
+      <w:hyperlink r:id="rId8">
         <w:r>
           <w:rPr>
             <w:rStyle w:val="Hyperlink"/>
@@ -259,7 +270,7 @@
       <w:r>
         <w:t xml:space="preserve">; </w:t>
       </w:r>
-      <w:hyperlink r:id="rId8">
+      <w:hyperlink r:id="rId10">
         <w:r>
           <w:rPr>
             <w:rStyle w:val="Hyperlink"/>
@@ -270,7 +281,7 @@
       <w:r>
         <w:t xml:space="preserve">; FDIC payment-stablecoin reserve standards </w:t>
       </w:r>
-      <w:hyperlink r:id="rId10">
+      <w:hyperlink r:id="rId11">
         <w:r>
           <w:rPr>
             <w:rStyle w:val="Hyperlink"/>
@@ -281,7 +292,7 @@
       <w:r>
         <w:t xml:space="preserve"> and stablecoin-subsidiary issuance approvals </w:t>
       </w:r>
-      <w:hyperlink r:id="rId11">
+      <w:hyperlink r:id="rId12">
         <w:r>
           <w:rPr>
             <w:rStyle w:val="Hyperlink"/>
@@ -292,7 +303,7 @@
       <w:r>
         <w:t xml:space="preserve">; FinCEN AML/CFT </w:t>
       </w:r>
-      <w:hyperlink r:id="rId12">
+      <w:hyperlink r:id="rId13">
         <w:r>
           <w:rPr>
             <w:rStyle w:val="Hyperlink"/>
@@ -303,7 +314,7 @@
       <w:r>
         <w:t xml:space="preserve">; FinCEN-OFAC PPSI sanctions </w:t>
       </w:r>
-      <w:hyperlink r:id="rId13">
+      <w:hyperlink r:id="rId14">
         <w:r>
           <w:rPr>
             <w:rStyle w:val="Hyperlink"/>
@@ -314,7 +325,7 @@
       <w:r>
         <w:t xml:space="preserve">; joint banking AML/CFT </w:t>
       </w:r>
-      <w:hyperlink r:id="rId14">
+      <w:hyperlink r:id="rId15">
         <w:r>
           <w:rPr>
             <w:rStyle w:val="Hyperlink"/>
@@ -325,7 +336,7 @@
       <w:r>
         <w:t xml:space="preserve">); </w:t>
       </w:r>
-      <w:hyperlink r:id="rId15">
+      <w:hyperlink r:id="rId16">
         <w:r>
           <w:rPr>
             <w:rStyle w:val="Hyperlink"/>
@@ -336,7 +347,7 @@
       <w:r>
         <w:t xml:space="preserve"> submitted to the Federal Reserve Fifth Conference on the Dollar's International Roles (Jun 2026); </w:t>
       </w:r>
-      <w:hyperlink r:id="rId16">
+      <w:hyperlink r:id="rId17">
         <w:r>
           <w:rPr>
             <w:rStyle w:val="Hyperlink"/>
@@ -443,9 +454,9 @@
         <w:ind w:left="320" w:hanging="160"/>
       </w:pPr>
       <w:r>
-        <w:t xml:space="preserve">• Advised 100 portfolio companies 1-on-1 on token mechanism design (stablecoin reserves, governance-token allocation and concentration, yield wrappers, burn/emission dynamics); standards captured in </w:t>
-      </w:r>
-      <w:hyperlink r:id="rId17">
+        <w:t xml:space="preserve">• Advised 100 portfolio companies 1-on-1 on token mechanism design (stablecoin reserves, governance-token allocation and incentive design, yield wrappers, burn/emission dynamics); standards defined in </w:t>
+      </w:r>
+      <w:hyperlink r:id="rId18">
         <w:r>
           <w:rPr>
             <w:rStyle w:val="Hyperlink"/>
@@ -473,7 +484,7 @@
         <w:ind w:left="320" w:hanging="160"/>
       </w:pPr>
       <w:r>
-        <w:t>• Translated regulatory change (GENIUS, CLARITY, Singapore MAS, MiCA, state money-transmitter and trust-charter regimes) into product, reserve, routing, and compliance decisions across U.S., Singapore, Cayman / BVI / Bermuda, and EU; coordinated cross-functional partner work spanning Product / Engineering, Risk (operational-risk taxonomy), and Legal / Compliance.</w:t>
+        <w:t>• Translated regulatory change (GENIUS, CLARITY, Singapore MAS, MiCA, state money-transmitter and trust-charter regimes) into product, reserve, routing, and compliance decisions across U.S., Singapore, Cayman / BVI / Bermuda, and EU; coordinated cross-functional partner work spanning Product / Engineering, Risk (operational-risk taxonomy), and Legal.</w:t>
       </w:r>
     </w:p>
     <w:p>
@@ -522,17 +533,101 @@
       <w:r>
         <w:t xml:space="preserve">• </w:t>
       </w:r>
+      <w:hyperlink r:id="rId17">
+        <w:r>
+          <w:rPr>
+            <w:rStyle w:val="Hyperlink"/>
+            <w:b/>
+          </w:rPr>
+          <w:t xml:space="preserve">Governance Concentration Beyond Token Allocation.</w:t>
+        </w:r>
+      </w:hyperlink>
+      <w:r>
+        <w:t xml:space="preserve"> In peer review at Frontiers in Blockchain. 40-protocol cross-section: initial token allocation does not predict governance concentration; protocol sector does (DePIN significantly more concentrated than DeFi; Cohen's d = 0.96).</w:t>
+      </w:r>
+    </w:p>
+    <w:p>
+      <w:pPr>
+        <w:spacing w:after="28" w:before="60"/>
+        <w:ind w:left="320" w:hanging="160"/>
+      </w:pPr>
+      <w:r>
+        <w:t xml:space="preserve">• </w:t>
+      </w:r>
+      <w:hyperlink r:id="rId19">
+        <w:r>
+          <w:rPr>
+            <w:rStyle w:val="Hyperlink"/>
+            <w:b/>
+          </w:rPr>
+          <w:t xml:space="preserve">Operational Risk in Token Economies.</w:t>
+        </w:r>
+      </w:hyperlink>
+      <w:r>
+        <w:t xml:space="preserve"> Operational-risk taxonomy (74 risk vectors, 64 testable controls, 31 program objectives) mapped to a 624-scenario battery; Lido V3 staking-vault case study.</w:t>
+      </w:r>
+    </w:p>
+    <w:p>
+      <w:pPr>
+        <w:spacing w:after="28" w:before="60"/>
+        <w:ind w:left="320" w:hanging="160"/>
+      </w:pPr>
+      <w:r>
+        <w:t xml:space="preserve">• </w:t>
+      </w:r>
+      <w:hyperlink r:id="rId6">
+        <w:r>
+          <w:rPr>
+            <w:rStyle w:val="Hyperlink"/>
+            <w:b/>
+          </w:rPr>
+          <w:t xml:space="preserve">Adaptive Tokenomics.</w:t>
+        </w:r>
+      </w:hyperlink>
+      <w:r>
+        <w:t xml:space="preserve"> Industrial control engineering (PID controller) applied to token-supply emission as programmable monetary-policy mechanism; 240-scenario Monte Carlo simulation; cuts worst-case supply volatility ~6x under competitor-shock attack.</w:t>
+      </w:r>
+    </w:p>
+    <w:p>
+      <w:pPr>
+        <w:spacing w:after="28" w:before="60"/>
+        <w:ind w:left="320" w:hanging="160"/>
+      </w:pPr>
+      <w:r>
+        <w:t xml:space="preserve">• </w:t>
+      </w:r>
+      <w:hyperlink r:id="rId20">
+        <w:r>
+          <w:rPr>
+            <w:rStyle w:val="Hyperlink"/>
+            <w:b/>
+          </w:rPr>
+          <w:t xml:space="preserve">Who Burns the Tokens?</w:t>
+        </w:r>
+      </w:hyperlink>
+      <w:r>
+        <w:t xml:space="preserve"> Burn-mechanism design (carrier contracts vs. subscriptions) drives demand concentration: Helium's carrier-contract model concentrates ~90% of token burns in 5 purchasers (HHI 0.22) despite ~1M hotspots; coalition-power analysis extends standard concentration measures for single-address risk.</w:t>
+      </w:r>
+    </w:p>
+    <w:p>
+      <w:pPr>
+        <w:spacing w:after="28" w:before="60"/>
+        <w:ind w:left="320" w:hanging="160"/>
+      </w:pPr>
+      <w:r>
+        <w:t xml:space="preserve">• </w:t>
+      </w:r>
       <w:hyperlink r:id="rId16">
         <w:r>
           <w:rPr>
             <w:rStyle w:val="Hyperlink"/>
             <w:b/>
           </w:rPr>
-          <w:t xml:space="preserve">Governance Concentration Beyond Token Allocation.</w:t>
-        </w:r>
-      </w:hyperlink>
-      <w:r>
-        <w:t xml:space="preserve"> SSRN; in peer review at Frontiers in Blockchain. 37-protocol multivariate analysis: initial token allocation does not predict governance concentration; protocol sector does (DePIN protocols are significantly more concentrated than DeFi; large effect size).</w:t>
+          <w:t xml:space="preserve">Routing the Dollar.</w:t>
+        </w:r>
+      </w:hyperlink>
+      <w:r>
+        <w:t xml:space="preserve"> Submitted to Federal Reserve / FRBNY Fifth Conference on the Dollar's International Roles (Jun 2026). Gateway concentration; CLII across 19 gateways including Visa Direct-adjacent paths.</w:t>
       </w:r>
     </w:p>
     <w:p>
@@ -543,17 +638,17 @@
       <w:r>
         <w:t xml:space="preserve">• </w:t>
       </w:r>
-      <w:hyperlink r:id="rId18">
+      <w:hyperlink r:id="rId21">
         <w:r>
           <w:rPr>
             <w:rStyle w:val="Hyperlink"/>
             <w:b/>
           </w:rPr>
-          <w:t xml:space="preserve">Operational Risk in Token Economies.</w:t>
-        </w:r>
-      </w:hyperlink>
-      <w:r>
-        <w:t xml:space="preserve"> SSRN. Operational-risk taxonomy (74 risk vectors, 64 testable controls, 31 program objectives) mapped to a 624-scenario battery; Lido V3 staking-vault case study.</w:t>
+          <w:t xml:space="preserve">Minimum Viable Equivalence Pack.</w:t>
+        </w:r>
+      </w:hyperlink>
+      <w:r>
+        <w:t xml:space="preserve"> Ten-category institutional diligence standard; finds bank-chartered stablecoin issuers face ~22x the regulatory capital requirements of money-transmitter-chartered issuers at $40B scale.</w:t>
       </w:r>
     </w:p>
     <w:p>
@@ -564,17 +659,17 @@
       <w:r>
         <w:t xml:space="preserve">• </w:t>
       </w:r>
-      <w:hyperlink r:id="rId19">
+      <w:hyperlink r:id="rId22">
         <w:r>
           <w:rPr>
             <w:rStyle w:val="Hyperlink"/>
             <w:b/>
           </w:rPr>
-          <w:t xml:space="preserve">Adaptive Tokenomics.</w:t>
-        </w:r>
-      </w:hyperlink>
-      <w:r>
-        <w:t xml:space="preserve"> SSRN. Industrial control engineering (PID controller) applied to token-supply emission as programmable monetary-policy mechanism; 240-scenario Monte Carlo simulation; cuts worst-case supply volatility ~6x under competitor-shock attack.</w:t>
+          <w:t xml:space="preserve">Three Tokenization Strategies.</w:t>
+        </w:r>
+      </w:hyperlink>
+      <w:r>
+        <w:t xml:space="preserve"> Each of three strategies satisfies different MVEP categories with measurably different strength (Regulated Collateral Circuit, Multi-Issuer Yield Stack, Tokenized Equity Rails); Securitize as cross-strategy concentration risk.</w:t>
       </w:r>
     </w:p>
     <w:p>
@@ -585,101 +680,17 @@
       <w:r>
         <w:t xml:space="preserve">• </w:t>
       </w:r>
-      <w:hyperlink r:id="rId20">
+      <w:hyperlink r:id="rId23">
         <w:r>
           <w:rPr>
             <w:rStyle w:val="Hyperlink"/>
             <w:b/>
           </w:rPr>
-          <w:t xml:space="preserve">Who Burns the Tokens?</w:t>
-        </w:r>
-      </w:hyperlink>
-      <w:r>
-        <w:t xml:space="preserve"> SSRN. Burn-mechanism design (not network size) drives demand concentration; coalition-power analysis extends standard concentration measures for single-address risk.</w:t>
-      </w:r>
-    </w:p>
-    <w:p>
-      <w:pPr>
-        <w:spacing w:after="28" w:before="60"/>
-        <w:ind w:left="320" w:hanging="160"/>
-      </w:pPr>
-      <w:r>
-        <w:t xml:space="preserve">• </w:t>
-      </w:r>
-      <w:hyperlink r:id="rId15">
-        <w:r>
-          <w:rPr>
-            <w:rStyle w:val="Hyperlink"/>
-            <w:b/>
-          </w:rPr>
-          <w:t xml:space="preserve">Routing the Dollar.</w:t>
-        </w:r>
-      </w:hyperlink>
-      <w:r>
-        <w:t xml:space="preserve"> SSRN; submitted to Federal Reserve / FRBNY Fifth Conference on the Dollar's International Roles (Jun 2026). Gateway concentration; CLII across 19 gateways including Visa Direct-adjacent paths.</w:t>
-      </w:r>
-    </w:p>
-    <w:p>
-      <w:pPr>
-        <w:spacing w:after="28" w:before="60"/>
-        <w:ind w:left="320" w:hanging="160"/>
-      </w:pPr>
-      <w:r>
-        <w:t xml:space="preserve">• </w:t>
-      </w:r>
-      <w:hyperlink r:id="rId21">
-        <w:r>
-          <w:rPr>
-            <w:rStyle w:val="Hyperlink"/>
-            <w:b/>
-          </w:rPr>
-          <w:t xml:space="preserve">Minimum Viable Equivalence Pack.</w:t>
-        </w:r>
-      </w:hyperlink>
-      <w:r>
-        <w:t xml:space="preserve"> SSRN. Ten-category institutional diligence standard; finds bank-chartered stablecoin issuers face ~22x the regulatory capital requirements of money-transmitter-chartered issuers at $40B scale.</w:t>
-      </w:r>
-    </w:p>
-    <w:p>
-      <w:pPr>
-        <w:spacing w:after="28" w:before="60"/>
-        <w:ind w:left="320" w:hanging="160"/>
-      </w:pPr>
-      <w:r>
-        <w:t xml:space="preserve">• </w:t>
-      </w:r>
-      <w:hyperlink r:id="rId22">
-        <w:r>
-          <w:rPr>
-            <w:rStyle w:val="Hyperlink"/>
-            <w:b/>
-          </w:rPr>
-          <w:t xml:space="preserve">Three Tokenization Strategies.</w:t>
-        </w:r>
-      </w:hyperlink>
-      <w:r>
-        <w:t xml:space="preserve"> SSRN. Differential MVEP strength across Regulated Collateral Circuit, Multi-Issuer Yield Stack, and Tokenized Equity Rails; Securitize as cross-strategy concentration risk.</w:t>
-      </w:r>
-    </w:p>
-    <w:p>
-      <w:pPr>
-        <w:spacing w:after="28" w:before="60"/>
-        <w:ind w:left="320" w:hanging="160"/>
-      </w:pPr>
-      <w:r>
-        <w:t xml:space="preserve">• </w:t>
-      </w:r>
-      <w:hyperlink r:id="rId23">
-        <w:r>
-          <w:rPr>
-            <w:rStyle w:val="Hyperlink"/>
-            <w:b/>
-          </w:rPr>
           <w:t xml:space="preserve">Seven Dollars.</w:t>
         </w:r>
       </w:hyperlink>
       <w:r>
-        <w:t xml:space="preserve"> SSRN. Cross-product framework for major dollar-denominated digital products; CLII / MVEP decoupling; stress propagation through dependency chains (SVB, Circle pool, Paxos).</w:t>
+        <w:t xml:space="preserve"> Cross-product framework for major dollar-denominated digital products; CLII / MVEP decoupling; stress propagation through dependency chains (SVB, Circle pool, Paxos).</w:t>
       </w:r>
     </w:p>
     <w:p>
@@ -726,7 +737,7 @@
         <w:t>Data:</w:t>
       </w:r>
       <w:r>
-        <w:t xml:space="preserve"> Dune Analytics, Nansen Pro, Artemis, DefiLlama, CoinGecko, Helius (Solana), Spacescope, Blockscout, Token Terminal, SEC filing monitoring</w:t>
+        <w:t xml:space="preserve"> Dune Analytics, Nansen Pro, Artemis, DefiLlama, CoinGecko, Helius (Solana), Spacescope, Blockscout, Token Terminal; automated SEC filing and press release monitoring + data extraction</w:t>
       </w:r>
     </w:p>
     <w:p>
@@ -788,7 +799,7 @@
       <w:r>
         <w:t xml:space="preserve">• </w:t>
       </w:r>
-      <w:hyperlink r:id="rId17">
+      <w:hyperlink r:id="rId18">
         <w:r>
           <w:rPr>
             <w:rStyle w:val="Hyperlink"/>
@@ -845,7 +856,7 @@
           <w:sz w:val="19"/>
           <w:szCs w:val="19"/>
         </w:rPr>
-        <w:t xml:space="preserve"> | B.S.B.A., Business Administration (Magna Cum Laude)</w:t>
+        <w:t xml:space="preserve"> | B.S.B.A., Business Administration (Magna Cum Laude) · Investment Club President</w:t>
       </w:r>
       <w:r>
         <w:rPr>
@@ -878,7 +889,7 @@
           <w:sz w:val="18"/>
           <w:szCs w:val="18"/>
         </w:rPr>
-        <w:t xml:space="preserve">Investment Club President | Lingnan University, Hong Kong (Exchange)</w:t>
+        <w:t>Lingnan University, Hong Kong (Exchange)</w:t>
       </w:r>
     </w:p>
     <w:sectPr>

--- a/resumes/Zukowski_Resume_AI_Governance_Infrastructure.docx
+++ b/resumes/Zukowski_Resume_AI_Governance_Infrastructure.docx
@@ -120,7 +120,7 @@
           <w:sz w:val="18"/>
           <w:szCs w:val="19"/>
         </w:rPr>
-        <w:t>14 custom MCP servers · ~75 DATs analyzed · diligence⁠-⁠doc review shortened from 4hr to 1hr per deal · 8 SSRN papers · 8 federal comment letters</w:t>
+        <w:t>14 custom MCP servers · ~75 DATs analyzed · diligence⁠-⁠doc review shortened from 4hr to 1hr per deal · 8 SSRN papers</w:t>
       </w:r>
     </w:p>
     <w:p>
@@ -737,7 +737,7 @@
         <w:t>Data:</w:t>
       </w:r>
       <w:r>
-        <w:t xml:space="preserve"> Dune Analytics, Nansen Pro, Artemis, DefiLlama, CoinGecko, Helius (Solana), Spacescope, Blockscout, Token Terminal; automated SEC filing and press release monitoring + data extraction</w:t>
+        <w:t xml:space="preserve"> Dune Analytics, Nansen Pro, Artemis, DefiLlama, CoinGecko, Helius (Solana), Etherscan, Blockscout (EVM), Spacescope, Token Terminal, Tally (DAO governance), rated.network, Beaconcha.in (validator data), FRED (macro); automated SEC filing and press release monitoring</w:t>
       </w:r>
     </w:p>
     <w:p>
@@ -751,7 +751,7 @@
         <w:t>Stack:</w:t>
       </w:r>
       <w:r>
-        <w:t xml:space="preserve"> 14 custom Python MCP servers spanning FRED (macro data), DefiLlama / CoinGecko / Artemis (stablecoin and DeFi), Helius (Solana), Etherscan / Blockscout (EVM chains), rated.network / Beaconcha.in (validator data), Tally (DAO governance), Dune Analytics, Spacescope, Nansen (wallet flows), GitHub (specs and code); Python (pandas, statsmodels, scipy, matplotlib), SQL (DuneSQL, Trino), JavaScript / TypeScript; Claude Code, Cursor, n8n, Apify, Git / GitHub</w:t>
+        <w:t xml:space="preserve"> Python (pandas, statsmodels, scipy, matplotlib), R (fixest, did, synthdid), SQL (DuneSQL, Trino), JavaScript / TypeScript; 14 custom Python MCP servers wrapping the data sources above plus GitHub; Claude.ai + Claude Code + Cursor with 36-skill library and 17-file living-knowledge architecture; n8n, Apify, Git / GitHub</w:t>
       </w:r>
     </w:p>
     <w:p>

--- a/resumes/Zukowski_Resume_AI_Governance_Infrastructure.docx
+++ b/resumes/Zukowski_Resume_AI_Governance_Infrastructure.docx
@@ -209,25 +209,31 @@
       <w:r>
         <w:t xml:space="preserve">• Authored an eight-paper SSRN-live research program covering the </w:t>
       </w:r>
-      <w:r>
-        <w:rPr>
-          <w:b/>
-        </w:rPr>
-        <w:t>Control Layer Intensity Index</w:t>
-      </w:r>
+      <w:hyperlink r:id="rId6">
+        <w:r>
+          <w:rPr>
+            <w:rStyle w:val="Hyperlink"/>
+            <w:b/>
+          </w:rPr>
+          <w:t xml:space="preserve">Control Layer Intensity Index</w:t>
+        </w:r>
+      </w:hyperlink>
       <w:r>
         <w:t xml:space="preserve"> (CLII) for gateway concentration, the </w:t>
       </w:r>
-      <w:r>
-        <w:rPr>
-          <w:b/>
-        </w:rPr>
-        <w:t>Minimum Viable Equivalence Pack</w:t>
-      </w:r>
+      <w:hyperlink r:id="rId7">
+        <w:r>
+          <w:rPr>
+            <w:rStyle w:val="Hyperlink"/>
+            <w:b/>
+          </w:rPr>
+          <w:t xml:space="preserve">Minimum Viable Equivalence Pack</w:t>
+        </w:r>
+      </w:hyperlink>
       <w:r>
         <w:t xml:space="preserve"> (MVEP) for institutional tokenization diligence, programmable monetary-policy design (</w:t>
       </w:r>
-      <w:hyperlink r:id="rId6">
+      <w:hyperlink r:id="rId8">
         <w:r>
           <w:rPr>
             <w:rStyle w:val="Hyperlink"/>
@@ -237,7 +243,29 @@
         </w:r>
       </w:hyperlink>
       <w:r>
-        <w:t>), governance concentration, and operational risk in token economies.</w:t>
+        <w:t xml:space="preserve">), </w:t>
+      </w:r>
+      <w:hyperlink r:id="rId10">
+        <w:r>
+          <w:rPr>
+            <w:rStyle w:val="Hyperlink"/>
+          </w:rPr>
+          <w:t xml:space="preserve">governance concentration</w:t>
+        </w:r>
+      </w:hyperlink>
+      <w:r>
+        <w:t xml:space="preserve">, and </w:t>
+      </w:r>
+      <w:hyperlink r:id="rId11">
+        <w:r>
+          <w:rPr>
+            <w:rStyle w:val="Hyperlink"/>
+          </w:rPr>
+          <w:t xml:space="preserve">operational risk in token economies</w:t>
+        </w:r>
+      </w:hyperlink>
+      <w:r>
+        <w:t>.</w:t>
       </w:r>
     </w:p>
     <w:p>
@@ -248,7 +276,7 @@
       <w:r>
         <w:t xml:space="preserve">• Contributed eight comment letters across a federal regulatory program (OCC bank stablecoin engagement </w:t>
       </w:r>
-      <w:hyperlink r:id="rId7">
+      <w:hyperlink r:id="rId12">
         <w:r>
           <w:rPr>
             <w:rStyle w:val="Hyperlink"/>
@@ -259,7 +287,7 @@
       <w:r>
         <w:t xml:space="preserve"> plus </w:t>
       </w:r>
-      <w:hyperlink r:id="rId8">
+      <w:hyperlink r:id="rId13">
         <w:r>
           <w:rPr>
             <w:rStyle w:val="Hyperlink"/>
@@ -270,84 +298,84 @@
       <w:r>
         <w:t xml:space="preserve">; </w:t>
       </w:r>
+      <w:hyperlink r:id="rId14">
+        <w:r>
+          <w:rPr>
+            <w:rStyle w:val="Hyperlink"/>
+          </w:rPr>
+          <w:t xml:space="preserve">Treasury GENIUS Act state similarity</w:t>
+        </w:r>
+      </w:hyperlink>
+      <w:r>
+        <w:t xml:space="preserve">; FDIC payment-stablecoin reserve standards </w:t>
+      </w:r>
+      <w:hyperlink r:id="rId15">
+        <w:r>
+          <w:rPr>
+            <w:rStyle w:val="Hyperlink"/>
+          </w:rPr>
+          <w:t xml:space="preserve">RIN 3064-AG19</w:t>
+        </w:r>
+      </w:hyperlink>
+      <w:r>
+        <w:t xml:space="preserve"> and stablecoin-subsidiary issuance approvals </w:t>
+      </w:r>
+      <w:hyperlink r:id="rId16">
+        <w:r>
+          <w:rPr>
+            <w:rStyle w:val="Hyperlink"/>
+          </w:rPr>
+          <w:t xml:space="preserve">RIN 3064-AG20</w:t>
+        </w:r>
+      </w:hyperlink>
+      <w:r>
+        <w:t xml:space="preserve">; FinCEN AML/CFT </w:t>
+      </w:r>
+      <w:hyperlink r:id="rId17">
+        <w:r>
+          <w:rPr>
+            <w:rStyle w:val="Hyperlink"/>
+          </w:rPr>
+          <w:t xml:space="preserve">FINCEN-2026-0034</w:t>
+        </w:r>
+      </w:hyperlink>
+      <w:r>
+        <w:t xml:space="preserve">; FinCEN-OFAC PPSI sanctions </w:t>
+      </w:r>
+      <w:hyperlink r:id="rId18">
+        <w:r>
+          <w:rPr>
+            <w:rStyle w:val="Hyperlink"/>
+          </w:rPr>
+          <w:t xml:space="preserve">FINCEN-2026-0100</w:t>
+        </w:r>
+      </w:hyperlink>
+      <w:r>
+        <w:t xml:space="preserve">; joint banking AML/CFT </w:t>
+      </w:r>
+      <w:hyperlink r:id="rId19">
+        <w:r>
+          <w:rPr>
+            <w:rStyle w:val="Hyperlink"/>
+          </w:rPr>
+          <w:t xml:space="preserve">91 FR 18304</w:t>
+        </w:r>
+      </w:hyperlink>
+      <w:r>
+        <w:t xml:space="preserve">); </w:t>
+      </w:r>
+      <w:hyperlink r:id="rId20">
+        <w:r>
+          <w:rPr>
+            <w:rStyle w:val="Hyperlink"/>
+          </w:rPr>
+          <w:t xml:space="preserve">Routing the Dollar</w:t>
+        </w:r>
+      </w:hyperlink>
+      <w:r>
+        <w:t xml:space="preserve"> submitted to the Federal Reserve Fifth Conference on the Dollar's International Roles (Jun 2026); </w:t>
+      </w:r>
       <w:hyperlink r:id="rId10">
-        <w:r>
-          <w:rPr>
-            <w:rStyle w:val="Hyperlink"/>
-          </w:rPr>
-          <w:t xml:space="preserve">Treasury GENIUS Act state similarity</w:t>
-        </w:r>
-      </w:hyperlink>
-      <w:r>
-        <w:t xml:space="preserve">; FDIC payment-stablecoin reserve standards </w:t>
-      </w:r>
-      <w:hyperlink r:id="rId11">
-        <w:r>
-          <w:rPr>
-            <w:rStyle w:val="Hyperlink"/>
-          </w:rPr>
-          <w:t xml:space="preserve">RIN 3064-AG19</w:t>
-        </w:r>
-      </w:hyperlink>
-      <w:r>
-        <w:t xml:space="preserve"> and stablecoin-subsidiary issuance approvals </w:t>
-      </w:r>
-      <w:hyperlink r:id="rId12">
-        <w:r>
-          <w:rPr>
-            <w:rStyle w:val="Hyperlink"/>
-          </w:rPr>
-          <w:t xml:space="preserve">RIN 3064-AG20</w:t>
-        </w:r>
-      </w:hyperlink>
-      <w:r>
-        <w:t xml:space="preserve">; FinCEN AML/CFT </w:t>
-      </w:r>
-      <w:hyperlink r:id="rId13">
-        <w:r>
-          <w:rPr>
-            <w:rStyle w:val="Hyperlink"/>
-          </w:rPr>
-          <w:t xml:space="preserve">FINCEN-2026-0034</w:t>
-        </w:r>
-      </w:hyperlink>
-      <w:r>
-        <w:t xml:space="preserve">; FinCEN-OFAC PPSI sanctions </w:t>
-      </w:r>
-      <w:hyperlink r:id="rId14">
-        <w:r>
-          <w:rPr>
-            <w:rStyle w:val="Hyperlink"/>
-          </w:rPr>
-          <w:t xml:space="preserve">FINCEN-2026-0100</w:t>
-        </w:r>
-      </w:hyperlink>
-      <w:r>
-        <w:t xml:space="preserve">; joint banking AML/CFT </w:t>
-      </w:r>
-      <w:hyperlink r:id="rId15">
-        <w:r>
-          <w:rPr>
-            <w:rStyle w:val="Hyperlink"/>
-          </w:rPr>
-          <w:t xml:space="preserve">91 FR 18304</w:t>
-        </w:r>
-      </w:hyperlink>
-      <w:r>
-        <w:t xml:space="preserve">); </w:t>
-      </w:r>
-      <w:hyperlink r:id="rId16">
-        <w:r>
-          <w:rPr>
-            <w:rStyle w:val="Hyperlink"/>
-          </w:rPr>
-          <w:t xml:space="preserve">Routing the Dollar</w:t>
-        </w:r>
-      </w:hyperlink>
-      <w:r>
-        <w:t xml:space="preserve"> submitted to the Federal Reserve Fifth Conference on the Dollar's International Roles (Jun 2026); </w:t>
-      </w:r>
-      <w:hyperlink r:id="rId17">
         <w:r>
           <w:rPr>
             <w:rStyle w:val="Hyperlink"/>
@@ -456,7 +484,7 @@
       <w:r>
         <w:t xml:space="preserve">• Advised 100 portfolio companies 1-on-1 on token mechanism design (stablecoin reserves, governance-token allocation and incentive design, yield wrappers, burn/emission dynamics); standards defined in </w:t>
       </w:r>
-      <w:hyperlink r:id="rId18">
+      <w:hyperlink r:id="rId21">
         <w:r>
           <w:rPr>
             <w:rStyle w:val="Hyperlink"/>
@@ -533,7 +561,7 @@
       <w:r>
         <w:t xml:space="preserve">• </w:t>
       </w:r>
-      <w:hyperlink r:id="rId17">
+      <w:hyperlink r:id="rId10">
         <w:r>
           <w:rPr>
             <w:rStyle w:val="Hyperlink"/>
@@ -554,7 +582,7 @@
       <w:r>
         <w:t xml:space="preserve">• </w:t>
       </w:r>
-      <w:hyperlink r:id="rId19">
+      <w:hyperlink r:id="rId11">
         <w:r>
           <w:rPr>
             <w:rStyle w:val="Hyperlink"/>
@@ -575,7 +603,7 @@
       <w:r>
         <w:t xml:space="preserve">• </w:t>
       </w:r>
-      <w:hyperlink r:id="rId6">
+      <w:hyperlink r:id="rId8">
         <w:r>
           <w:rPr>
             <w:rStyle w:val="Hyperlink"/>
@@ -596,17 +624,38 @@
       <w:r>
         <w:t xml:space="preserve">• </w:t>
       </w:r>
+      <w:hyperlink r:id="rId22">
+        <w:r>
+          <w:rPr>
+            <w:rStyle w:val="Hyperlink"/>
+            <w:b/>
+          </w:rPr>
+          <w:t xml:space="preserve">Who Burns the Tokens?</w:t>
+        </w:r>
+      </w:hyperlink>
+      <w:r>
+        <w:t xml:space="preserve"> Burn-mechanism design (carrier contracts vs. subscriptions) drives demand concentration: Helium's carrier-contract model concentrates ~90% of token burns in 5 purchasers (HHI 0.22) despite ~1M hotspots; coalition-power analysis extends standard concentration measures for single-address risk.</w:t>
+      </w:r>
+    </w:p>
+    <w:p>
+      <w:pPr>
+        <w:spacing w:after="28" w:before="60"/>
+        <w:ind w:left="320" w:hanging="160"/>
+      </w:pPr>
+      <w:r>
+        <w:t xml:space="preserve">• </w:t>
+      </w:r>
       <w:hyperlink r:id="rId20">
         <w:r>
           <w:rPr>
             <w:rStyle w:val="Hyperlink"/>
             <w:b/>
           </w:rPr>
-          <w:t xml:space="preserve">Who Burns the Tokens?</w:t>
-        </w:r>
-      </w:hyperlink>
-      <w:r>
-        <w:t xml:space="preserve"> Burn-mechanism design (carrier contracts vs. subscriptions) drives demand concentration: Helium's carrier-contract model concentrates ~90% of token burns in 5 purchasers (HHI 0.22) despite ~1M hotspots; coalition-power analysis extends standard concentration measures for single-address risk.</w:t>
+          <w:t xml:space="preserve">Routing the Dollar.</w:t>
+        </w:r>
+      </w:hyperlink>
+      <w:r>
+        <w:t xml:space="preserve"> Submitted to Federal Reserve / FRBNY Fifth Conference on the Dollar's International Roles (Jun 2026). Gateway concentration; CLII across 19 gateways including Visa Direct-adjacent paths.</w:t>
       </w:r>
     </w:p>
     <w:p>
@@ -617,17 +666,17 @@
       <w:r>
         <w:t xml:space="preserve">• </w:t>
       </w:r>
-      <w:hyperlink r:id="rId16">
+      <w:hyperlink r:id="rId7">
         <w:r>
           <w:rPr>
             <w:rStyle w:val="Hyperlink"/>
             <w:b/>
           </w:rPr>
-          <w:t xml:space="preserve">Routing the Dollar.</w:t>
-        </w:r>
-      </w:hyperlink>
-      <w:r>
-        <w:t xml:space="preserve"> Submitted to Federal Reserve / FRBNY Fifth Conference on the Dollar's International Roles (Jun 2026). Gateway concentration; CLII across 19 gateways including Visa Direct-adjacent paths.</w:t>
+          <w:t xml:space="preserve">Minimum Viable Equivalence Pack.</w:t>
+        </w:r>
+      </w:hyperlink>
+      <w:r>
+        <w:t xml:space="preserve"> Ten-category institutional diligence standard; finds bank-chartered stablecoin issuers face ~22x the regulatory capital requirements of money-transmitter-chartered issuers at $40B scale.</w:t>
       </w:r>
     </w:p>
     <w:p>
@@ -638,17 +687,17 @@
       <w:r>
         <w:t xml:space="preserve">• </w:t>
       </w:r>
-      <w:hyperlink r:id="rId21">
+      <w:hyperlink r:id="rId23">
         <w:r>
           <w:rPr>
             <w:rStyle w:val="Hyperlink"/>
             <w:b/>
           </w:rPr>
-          <w:t xml:space="preserve">Minimum Viable Equivalence Pack.</w:t>
-        </w:r>
-      </w:hyperlink>
-      <w:r>
-        <w:t xml:space="preserve"> Ten-category institutional diligence standard; finds bank-chartered stablecoin issuers face ~22x the regulatory capital requirements of money-transmitter-chartered issuers at $40B scale.</w:t>
+          <w:t xml:space="preserve">Three Tokenization Strategies.</w:t>
+        </w:r>
+      </w:hyperlink>
+      <w:r>
+        <w:t xml:space="preserve"> Each of three strategies satisfies different MVEP categories with measurably different strength (Regulated Collateral Circuit, Multi-Issuer Yield Stack, Tokenized Equity Rails); Securitize as cross-strategy concentration risk.</w:t>
       </w:r>
     </w:p>
     <w:p>
@@ -659,28 +708,7 @@
       <w:r>
         <w:t xml:space="preserve">• </w:t>
       </w:r>
-      <w:hyperlink r:id="rId22">
-        <w:r>
-          <w:rPr>
-            <w:rStyle w:val="Hyperlink"/>
-            <w:b/>
-          </w:rPr>
-          <w:t xml:space="preserve">Three Tokenization Strategies.</w:t>
-        </w:r>
-      </w:hyperlink>
-      <w:r>
-        <w:t xml:space="preserve"> Each of three strategies satisfies different MVEP categories with measurably different strength (Regulated Collateral Circuit, Multi-Issuer Yield Stack, Tokenized Equity Rails); Securitize as cross-strategy concentration risk.</w:t>
-      </w:r>
-    </w:p>
-    <w:p>
-      <w:pPr>
-        <w:spacing w:after="28" w:before="60"/>
-        <w:ind w:left="320" w:hanging="160"/>
-      </w:pPr>
-      <w:r>
-        <w:t xml:space="preserve">• </w:t>
-      </w:r>
-      <w:hyperlink r:id="rId23">
+      <w:hyperlink r:id="rId24">
         <w:r>
           <w:rPr>
             <w:rStyle w:val="Hyperlink"/>
@@ -799,7 +827,7 @@
       <w:r>
         <w:t xml:space="preserve">• </w:t>
       </w:r>
-      <w:hyperlink r:id="rId18">
+      <w:hyperlink r:id="rId21">
         <w:r>
           <w:rPr>
             <w:rStyle w:val="Hyperlink"/>

--- a/resumes/Zukowski_Resume_AI_Governance_Infrastructure.docx
+++ b/resumes/Zukowski_Resume_AI_Governance_Infrastructure.docx
@@ -393,7 +393,7 @@
         <w:ind w:left="320" w:hanging="160"/>
       </w:pPr>
       <w:r>
-        <w:t>• Capital-markets infrastructure dialogues with Circle and Ubyx on stablecoin and deposit-token deployment.</w:t>
+        <w:t>• Working dialogue with capital-markets infrastructure operators on stablecoin, deposit-token, tokenized-deposit, and tokenized-equity deployment.</w:t>
       </w:r>
     </w:p>
     <w:p>

--- a/resumes/Zukowski_Resume_AI_Governance_Infrastructure.docx
+++ b/resumes/Zukowski_Resume_AI_Governance_Infrastructure.docx
@@ -105,7 +105,7 @@
           <w:sz w:val="23"/>
           <w:szCs w:val="23"/>
         </w:rPr>
-        <w:t>AI-AUGMENTED RESEARCH · GOVERNANCE INFRASTRUCTURE · TOKENIZATION</w:t>
+        <w:t>AI GOVERNANCE · CONTROL-LAYER ACCOUNTABILITY · STABLECOIN-AS-PRECEDENT</w:t>
       </w:r>
     </w:p>
     <w:p>
@@ -153,7 +153,7 @@
           <w:sz w:val="19"/>
           <w:szCs w:val="19"/>
         </w:rPr>
-        <w:t>AI-augmented research and governance infrastructure strategist. Built 14 custom Python MCP servers (FRED macro data, DefiLlama / CoinGecko / Artemis stablecoin and DeFi data, Helius for Solana, Etherscan / Blockscout for EVM chains, rated.network / Beaconcha.in for validator data, Tally for DAO governance, Dune Analytics, Spacescope, Nansen for wallet flows, and GitHub for specs and code) plus AI-assisted diligence workflows reducing subscription-document review ~4x (4 hours to 1 hour per deal) and automated SEC-filing and press-release monitoring covering ~75 Digital Asset Treasury Stocks (DATs) in 2025. Founding research hire at Borderless Capital (RIA, Dec 2019 to Feb 2026); shipped 250 portfolio investments at ~$500M AUM; predicted Thorchain's $200M insolvency 13 months ahead; sourced the LayerZero seed (~80x). Now founder of Tokenization Systems (Feb 2026 to present); published eight SSRN papers including Governance Concentration Beyond Token Allocation (40-protocol cross-section; protocol sector predicts governance concentration more than initial token allocation; Cohen's d = 0.96 between DePIN and DeFi) and Operational Risk in Token Economies.</w:t>
+        <w:t xml:space="preserve">AI-augmented research and governance infrastructure strategist. Built 14 custom Python MCP servers (FRED macro data, DefiLlama / CoinGecko / Artemis stablecoin and DeFi data, Helius for Solana, Etherscan / Blockscout for EVM chains, rated.network / Beaconcha.in for validator data, Tally for DAO governance, Dune Analytics, Spacescope, Nansen for wallet flows, and GitHub for specs and code) plus AI-assisted diligence workflows reducing subscription-document review ~4x (4 hours to 1 hour per deal) and automated SEC-filing and press-release monitoring covering ~75 Digital Asset Treasury Stocks (DATs) in 2025. Founding research hire at Borderless Capital (RIA, Dec 2019 to Feb 2026); shipped 250 portfolio investments at ~$500M AUM; predicted Thorchain's $200M insolvency 13 months ahead; sourced the LayerZero seed (~80x). Now founder of Tokenization Systems (Feb 2026 to present); published eight SSRN papers including Governance Concentration Beyond Token Allocation (40-protocol cross-section; protocol sector predicts governance concentration more than initial token allocation; Cohen's d = 0.96 between DePIN and DeFi) and Operational Risk in Token Economies. The control-layer / operator-accountability lens extends to AI deployment via the MVEP-AI extension track (8-skill suite) and A7 Control Layer Theory.</w:t>
       </w:r>
     </w:p>
     <w:p>
@@ -265,7 +265,7 @@
         </w:r>
       </w:hyperlink>
       <w:r>
-        <w:t>.</w:t>
+        <w:t xml:space="preserve">. Three additional papers in development (B5 Bankruptcy-Priority Misaligned Incentives, A7 Control Layer Theory, SVB Causal DiD); methodology paper in preparation.</w:t>
       </w:r>
     </w:p>
     <w:p>
@@ -373,7 +373,7 @@
         </w:r>
       </w:hyperlink>
       <w:r>
-        <w:t xml:space="preserve"> submitted to the Federal Reserve Fifth Conference on the Dollar's International Roles (Jun 2026); </w:t>
+        <w:t xml:space="preserve"> prepared for the Federal Reserve Fifth Conference on the Dollar's International Roles (Jun 2026); </w:t>
       </w:r>
       <w:hyperlink r:id="rId10">
         <w:r>
@@ -393,7 +393,7 @@
         <w:ind w:left="320" w:hanging="160"/>
       </w:pPr>
       <w:r>
-        <w:t>• Working dialogue with capital-markets infrastructure operators on stablecoin, deposit-token, tokenized-deposit, and tokenized-equity deployment.</w:t>
+        <w:t>• Active dialogues across U.S. national-security research, major securities exchanges, CSDs, payments messaging infrastructure, tier-1 banks, and SEC-registered transfer agents on stablecoin, deposit-token, tokenized-deposit, tokenized money-market-fund, tokenized-commodity, and tokenized-equity deployment.</w:t>
       </w:r>
     </w:p>
     <w:p>
@@ -482,6 +482,24 @@
         <w:ind w:left="320" w:hanging="160"/>
       </w:pPr>
       <w:r>
+        <w:t xml:space="preserve">• Prevented hostile governance capture on a top-25 blockchain via voting-path simulation under coalition-attack scenarios; surfaced the vulnerability and mitigation route before exploitation.</w:t>
+      </w:r>
+    </w:p>
+    <w:p>
+      <w:pPr>
+        <w:spacing w:after="36" w:before="60"/>
+        <w:ind w:left="320" w:hanging="160"/>
+      </w:pPr>
+      <w:r>
+        <w:t xml:space="preserve">• Identified ~15% misreporting of circulating supply in a top-25 Layer 1 protocol by independently modeling its tokenomics (emission schedule, vesting, burn dynamics); the discrepancy had propagated to CoinMarketCap and CoinGecko, and was corrected after partnering with the protocol's foundation engineers.</w:t>
+      </w:r>
+    </w:p>
+    <w:p>
+      <w:pPr>
+        <w:spacing w:after="36" w:before="60"/>
+        <w:ind w:left="320" w:hanging="160"/>
+      </w:pPr>
+      <w:r>
         <w:t xml:space="preserve">• Advised 100 portfolio companies 1-on-1 on token mechanism design (stablecoin reserves, governance-token allocation and incentive design, yield wrappers, burn/emission dynamics); standards defined in </w:t>
       </w:r>
       <w:hyperlink r:id="rId21">
@@ -535,7 +553,6 @@
     </w:p>
     <w:p>
       <w:pPr>
-        <w:pageBreakBefore/>
         <w:pBdr>
           <w:bottom w:val="single" w:color="AAAAAA" w:sz="3" w:space="1"/>
         </w:pBdr>
@@ -613,7 +630,7 @@
         </w:r>
       </w:hyperlink>
       <w:r>
-        <w:t xml:space="preserve"> Industrial control engineering (PID controller) applied to token-supply emission as programmable monetary-policy mechanism; 240-scenario Monte Carlo simulation; cuts worst-case supply volatility ~6x under competitor-shock attack.</w:t>
+        <w:t xml:space="preserve"> Industrial control engineering (PID controller) applied to token-supply emission as programmable monetary-policy mechanism; 240-scenario Monte Carlo simulation; PID emission control cuts worst-case node-count variance from CV 0.544 (static emission) to 0.087 (PID), functioning as downside insurance under competitor-shock attack.</w:t>
       </w:r>
     </w:p>
     <w:p>
@@ -655,7 +672,7 @@
         </w:r>
       </w:hyperlink>
       <w:r>
-        <w:t xml:space="preserve"> Submitted to Federal Reserve / FRBNY Fifth Conference on the Dollar's International Roles (Jun 2026). Gateway concentration; CLII across 19 gateways including Visa Direct-adjacent paths.</w:t>
+        <w:t xml:space="preserve"> Prepared for Federal Reserve / FRBNY Fifth Conference on the Dollar's International Roles (Jun 2026). Gateway concentration; CLII across 19 gateways with Tier 1 a 56% / 44% Coinbase-Circle duopoly; on Ethereum, transfer volume doubled while unique counterparties fell 25% and cross-gateway connections dropped from 5.8% to 2.6%.</w:t>
       </w:r>
     </w:p>
     <w:p>
@@ -676,7 +693,7 @@
         </w:r>
       </w:hyperlink>
       <w:r>
-        <w:t xml:space="preserve"> Ten-category institutional diligence standard; finds bank-chartered stablecoin issuers face ~22x the regulatory capital requirements of money-transmitter-chartered issuers at $40B scale.</w:t>
+        <w:t xml:space="preserve"> Ten-category institutional diligence standard; finds bank-chartered stablecoin issuers face ~22x the regulatory capital requirements of money-transmitter-chartered issuers at $40B scale; production-validated by Circle's BUIDL March 27, 2025 incident (23 hours of limited availability).</w:t>
       </w:r>
     </w:p>
     <w:p>
@@ -719,6 +736,15 @@
       </w:hyperlink>
       <w:r>
         <w:t xml:space="preserve"> Cross-product framework for major dollar-denominated digital products; CLII / MVEP decoupling; stress propagation through dependency chains (SVB, Circle pool, Paxos).</w:t>
+      </w:r>
+    </w:p>
+    <w:p>
+      <w:pPr>
+        <w:spacing w:after="28" w:before="60"/>
+        <w:ind w:left="320" w:hanging="160"/>
+      </w:pPr>
+      <w:r>
+        <w:t xml:space="preserve">• Dollar v3. Four digital-dollar objects (payment stablecoins, tokenized deposits, deposit tokens, yield wrappers); typology for inheritance of control environments, backstop expectations, and failure modes; load-bearing for institutional scoping of product shape and counterparty topology.</w:t>
       </w:r>
     </w:p>
     <w:p>
@@ -856,6 +882,34 @@
           <w:sz w:val="20"/>
           <w:szCs w:val="20"/>
         </w:rPr>
+        <w:t xml:space="preserve">FRAMEWORKS AUTHORED</w:t>
+      </w:r>
+    </w:p>
+    <w:p>
+      <w:pPr>
+        <w:spacing w:after="36" w:before="60"/>
+        <w:ind w:left="320" w:hanging="160"/>
+      </w:pPr>
+      <w:r>
+        <w:t>• Authored CLII (A1), MVEP (A2), MGCPT, TCRD; drafted MVEP-AI (eight-skill suite) and CLII-AI.</w:t>
+      </w:r>
+    </w:p>
+    <w:p>
+      <w:pPr>
+        <w:pBdr>
+          <w:bottom w:val="single" w:color="AAAAAA" w:sz="3" w:space="1"/>
+        </w:pBdr>
+        <w:spacing w:before="280" w:after="120"/>
+      </w:pPr>
+      <w:r>
+        <w:rPr>
+          <w:rFonts w:ascii="Arial" w:cs="Arial" w:eastAsia="Arial" w:hAnsi="Arial"/>
+          <w:b/>
+          <w:bCs/>
+          <w:color w:val="1A1A1A"/>
+          <w:sz w:val="20"/>
+          <w:szCs w:val="20"/>
+        </w:rPr>
         <w:t xml:space="preserve">EDUCATION</w:t>
       </w:r>
     </w:p>
@@ -884,7 +938,7 @@
           <w:sz w:val="19"/>
           <w:szCs w:val="19"/>
         </w:rPr>
-        <w:t xml:space="preserve"> | B.S.B.A., Business Administration (Magna Cum Laude) · Investment Club President</w:t>
+        <w:t xml:space="preserve"> | B.S.B.A., Business Administration (Magna Cum Laude) · Investment Club President · Lingnan University, Hong Kong (exchange)</w:t>
       </w:r>
       <w:r>
         <w:rPr>
@@ -904,20 +958,6 @@
           <w:szCs w:val="19"/>
         </w:rPr>
         <w:t xml:space="preserve">2018</w:t>
-      </w:r>
-    </w:p>
-    <w:p>
-      <w:pPr>
-        <w:spacing w:after="0" w:before="60"/>
-      </w:pPr>
-      <w:r>
-        <w:rPr>
-          <w:rFonts w:ascii="Arial" w:cs="Arial" w:eastAsia="Arial" w:hAnsi="Arial"/>
-          <w:color w:val="444444"/>
-          <w:sz w:val="18"/>
-          <w:szCs w:val="18"/>
-        </w:rPr>
-        <w:t>Lingnan University, Hong Kong (Exchange)</w:t>
       </w:r>
     </w:p>
     <w:sectPr>

--- a/resumes/Zukowski_Resume_AI_Governance_Infrastructure.docx
+++ b/resumes/Zukowski_Resume_AI_Governance_Infrastructure.docx
@@ -265,7 +265,7 @@
         </w:r>
       </w:hyperlink>
       <w:r>
-        <w:t xml:space="preserve">. Three additional papers in development (B5 Bankruptcy-Priority Misaligned Incentives, A7 Control Layer Theory, SVB Causal DiD); methodology paper in preparation.</w:t>
+        <w:t xml:space="preserve">. Three additional papers in development (B5 Bankruptcy-Priority Misaligned Incentives, A7 Control Layer Theory, SVB Reserve Concentration); methodology paper in preparation.</w:t>
       </w:r>
     </w:p>
     <w:p>

--- a/resumes/Zukowski_Resume_AI_Governance_Infrastructure.docx
+++ b/resumes/Zukowski_Resume_AI_Governance_Infrastructure.docx
@@ -120,7 +120,9 @@
           <w:sz w:val="18"/>
           <w:szCs w:val="19"/>
         </w:rPr>
-        <w:t>14 custom MCP servers · ~75 DATs analyzed · diligence⁠-⁠doc review shortened from 4hr to 1hr per deal · 8 SSRN papers</w:t>
+        <w:t>14 custom MCP servers · ~75 DATs analyzed · diligence⁠-⁠doc review shortened from 4hr to 1hr per deal</w:t>
+        <w:br/>
+        <w:t xml:space="preserve">· 8 SSRN papers · 8 federal comment letters</w:t>
       </w:r>
     </w:p>
     <w:p>
@@ -198,7 +200,7 @@
         <w:rPr>
           <w:i/>
         </w:rPr>
-        <w:t>Feb 2026 – Present</w:t>
+        <w:t>Feb 2026 to Present</w:t>
       </w:r>
     </w:p>
     <w:p>
@@ -419,7 +421,7 @@
         <w:rPr>
           <w:i/>
         </w:rPr>
-        <w:t>Dec 2019 – Feb 2026</w:t>
+        <w:t>Dec 2019 to Feb 2026</w:t>
       </w:r>
     </w:p>
     <w:p>
@@ -455,7 +457,7 @@
         <w:t>$200M insolvency 13 months in advance</w:t>
       </w:r>
       <w:r>
-        <w:t>; Borderless held no exposure when the predicted failure mode materialized.</w:t>
+        <w:t>, leading to a no-exposure posture before the predicted failure mode materialized.</w:t>
       </w:r>
     </w:p>
     <w:p>
@@ -530,7 +532,7 @@
         <w:ind w:left="320" w:hanging="160"/>
       </w:pPr>
       <w:r>
-        <w:t>• Translated regulatory change (GENIUS, CLARITY, Singapore MAS, MiCA, state money-transmitter and trust-charter regimes) into product, reserve, routing, and compliance decisions across U.S., Singapore, Cayman / BVI / Bermuda, and EU; coordinated cross-functional partner work spanning Product / Engineering, Risk (operational-risk taxonomy), and Legal.</w:t>
+        <w:t>• Translated regulatory change (GENIUS, CLARITY, Singapore MAS, MiCA, state money-transmitter and trust-charter regimes) into product, reserve, routing, and compliance decisions across U.S., Singapore, Cayman / BVI / Bermuda, and EU; led cross-functional team across Product, Risk, and Legal.</w:t>
       </w:r>
     </w:p>
     <w:p>
@@ -693,7 +695,7 @@
         </w:r>
       </w:hyperlink>
       <w:r>
-        <w:t xml:space="preserve"> Ten-category institutional diligence standard; finds bank-chartered stablecoin issuers face ~22x the regulatory capital requirements of money-transmitter-chartered issuers at $40B scale; production-validated by Circle's BUIDL March 27, 2025 incident (23 hours of limited availability).</w:t>
+        <w:t xml:space="preserve"> Ten-category institutional diligence standard; finds bank-chartered stablecoin issuers face ~22x the regulatory capital requirements of money-transmitter-chartered issuers at $40B scale.</w:t>
       </w:r>
     </w:p>
     <w:p>
@@ -744,7 +746,19 @@
         <w:ind w:left="320" w:hanging="160"/>
       </w:pPr>
       <w:r>
-        <w:t xml:space="preserve">• Dollar v3. Four digital-dollar objects (payment stablecoins, tokenized deposits, deposit tokens, yield wrappers); typology for inheritance of control environments, backstop expectations, and failure modes; load-bearing for institutional scoping of product shape and counterparty topology.</w:t>
+        <w:t xml:space="preserve">• </w:t>
+      </w:r>
+      <w:hyperlink r:id="rId30" w:history="1">
+        <w:r>
+          <w:rPr>
+            <w:rStyle w:val="Hyperlink"/>
+            <w:b/>
+          </w:rPr>
+          <w:t xml:space="preserve">Dollar v3.</w:t>
+        </w:r>
+      </w:hyperlink>
+      <w:r>
+        <w:t xml:space="preserve"> Four digital-dollar objects (payment stablecoins, tokenized deposits, deposit tokens, yield wrappers); typology for inheritance of control environments, backstop expectations, and failure modes; load-bearing for institutional scoping of product shape and counterparty topology.</w:t>
       </w:r>
     </w:p>
     <w:p>
@@ -891,7 +905,62 @@
         <w:ind w:left="320" w:hanging="160"/>
       </w:pPr>
       <w:r>
-        <w:t>• Authored CLII (A1), MVEP (A2), MGCPT, TCRD; drafted MVEP-AI (eight-skill suite) and CLII-AI.</w:t>
+        <w:t xml:space="preserve">• Control Layer Intensity Index (</w:t>
+      </w:r>
+      <w:hyperlink r:id="rId25" w:history="1">
+        <w:r>
+          <w:rPr>
+            <w:rStyle w:val="Hyperlink"/>
+          </w:rPr>
+          <w:t xml:space="preserve">CLII</w:t>
+        </w:r>
+      </w:hyperlink>
+      <w:r>
+        <w:t xml:space="preserve">), Minimum Viable Equivalence Pack (</w:t>
+      </w:r>
+      <w:hyperlink r:id="rId26" w:history="1">
+        <w:r>
+          <w:rPr>
+            <w:rStyle w:val="Hyperlink"/>
+          </w:rPr>
+          <w:t xml:space="preserve">MVEP</w:t>
+        </w:r>
+      </w:hyperlink>
+      <w:r>
+        <w:t xml:space="preserve">), MVEP-gated Conditional Pass-Through (</w:t>
+      </w:r>
+      <w:hyperlink r:id="rId27" w:history="1">
+        <w:r>
+          <w:rPr>
+            <w:rStyle w:val="Hyperlink"/>
+          </w:rPr>
+          <w:t xml:space="preserve">MGCPT</w:t>
+        </w:r>
+      </w:hyperlink>
+      <w:r>
+        <w:t xml:space="preserve">; </w:t>
+      </w:r>
+      <w:hyperlink r:id="rId28" w:history="1">
+        <w:r>
+          <w:rPr>
+            <w:rStyle w:val="Hyperlink"/>
+          </w:rPr>
+          <w:t xml:space="preserve">AG19 Rec 7</w:t>
+        </w:r>
+      </w:hyperlink>
+      <w:r>
+        <w:t xml:space="preserve">), Three-Category Reserve Disclosure (</w:t>
+      </w:r>
+      <w:hyperlink r:id="rId29" w:history="1">
+        <w:r>
+          <w:rPr>
+            <w:rStyle w:val="Hyperlink"/>
+          </w:rPr>
+          <w:t xml:space="preserve">TCRD</w:t>
+        </w:r>
+      </w:hyperlink>
+      <w:r>
+        <w:t xml:space="preserve">).</w:t>
       </w:r>
     </w:p>
     <w:p>
@@ -938,7 +1007,9 @@
           <w:sz w:val="19"/>
           <w:szCs w:val="19"/>
         </w:rPr>
-        <w:t xml:space="preserve"> | B.S.B.A., Business Administration (Magna Cum Laude) · Investment Club President · Lingnan University, Hong Kong (exchange)</w:t>
+        <w:t xml:space="preserve"> | B.S.B.A., Business Administration (Magna Cum Laude) · Investment Club President</w:t>
+        <w:br/>
+        <w:t xml:space="preserve">· Lingnan University, Hong Kong (exchange)</w:t>
       </w:r>
       <w:r>
         <w:rPr>

--- a/resumes/Zukowski_Resume_AI_Governance_Infrastructure.docx
+++ b/resumes/Zukowski_Resume_AI_Governance_Infrastructure.docx
@@ -847,16 +847,16 @@
         <w:ind w:left="320" w:hanging="160"/>
       </w:pPr>
       <w:r>
-        <w:t>• Uniswap Foundation governance committee (2024)</w:t>
-      </w:r>
-    </w:p>
-    <w:p>
-      <w:pPr>
-        <w:spacing w:after="36" w:before="60"/>
-        <w:ind w:left="320" w:hanging="160"/>
-      </w:pPr>
-      <w:r>
-        <w:t>• ETHDenver pitch judge</w:t>
+        <w:t>• Uniswap Foundation governance committee (2025)</w:t>
+      </w:r>
+    </w:p>
+    <w:p>
+      <w:pPr>
+        <w:spacing w:after="36" w:before="60"/>
+        <w:ind w:left="320" w:hanging="160"/>
+      </w:pPr>
+      <w:r>
+        <w:t>• ETHDenver pitch judge (2025)</w:t>
       </w:r>
     </w:p>
     <w:p>

--- a/resumes/Zukowski_Resume_AI_Governance_Infrastructure.docx
+++ b/resumes/Zukowski_Resume_AI_Governance_Infrastructure.docx
@@ -105,7 +105,7 @@
           <w:sz w:val="23"/>
           <w:szCs w:val="23"/>
         </w:rPr>
-        <w:t>AI GOVERNANCE · CONTROL-LAYER ACCOUNTABILITY · STABLECOIN-AS-PRECEDENT</w:t>
+        <w:t>AI CONTROL-LAYER ACCOUNTABILITY · MACHINE-READABLE STABLECOIN CLASSIFICATION</w:t>
       </w:r>
     </w:p>
     <w:p>
@@ -120,9 +120,7 @@
           <w:sz w:val="18"/>
           <w:szCs w:val="19"/>
         </w:rPr>
-        <w:t>14 custom MCP servers · ~75 DATs analyzed · diligence⁠-⁠doc review shortened from 4hr to 1hr per deal</w:t>
-        <w:br/>
-        <w:t xml:space="preserve">· 8 SSRN papers · 8 federal comment letters</w:t>
+        <w:t>14 custom MCP servers · ~75 DATs analyzed · diligence⁠-⁠doc review 4hr to 1hr · 8 SSRN papers · 8 federal comment letters</w:t>
       </w:r>
     </w:p>
     <w:p>
@@ -155,7 +153,7 @@
           <w:sz w:val="19"/>
           <w:szCs w:val="19"/>
         </w:rPr>
-        <w:t xml:space="preserve">AI-augmented research and governance infrastructure strategist. Built 14 custom Python MCP servers (FRED macro data, DefiLlama / CoinGecko / Artemis stablecoin and DeFi data, Helius for Solana, Etherscan / Blockscout for EVM chains, rated.network / Beaconcha.in for validator data, Tally for DAO governance, Dune Analytics, Spacescope, Nansen for wallet flows, and GitHub for specs and code) plus AI-assisted diligence workflows reducing subscription-document review ~4x (4 hours to 1 hour per deal) and automated SEC-filing and press-release monitoring covering ~75 Digital Asset Treasury Stocks (DATs) in 2025. Founding research hire at Borderless Capital (RIA, Dec 2019 to Feb 2026); shipped 250 portfolio investments at ~$500M AUM; predicted Thorchain's $200M insolvency 13 months ahead; sourced the LayerZero seed (~80x). Now founder of Tokenization Systems (Feb 2026 to present); published eight SSRN papers including Governance Concentration Beyond Token Allocation (40-protocol cross-section; protocol sector predicts governance concentration more than initial token allocation; Cohen's d = 0.96 between DePIN and DeFi) and Operational Risk in Token Economies. The control-layer / operator-accountability lens extends to AI deployment via the MVEP-AI extension track (8-skill suite) and A7 Control Layer Theory.</w:t>
+        <w:t>AI-augmented research and governance infrastructure strategist. Built 14 custom Python MCP servers (FRED macro data, DefiLlama / CoinGecko / Artemis stablecoin and DeFi data, Helius for Solana, Etherscan / Blockscout for EVM chains, rated.network / Beaconcha.in for validator data, Tally for DAO governance, Dune Analytics, Spacescope, Nansen for wallet flows, and GitHub for specs and code) plus AI-assisted diligence workflows reducing subscription-document review ~4x (4 hours to 1 hour per deal) and automated SEC-filing and press-release monitoring covering ~75 Digital Asset Treasury Stocks (DATs) in 2025. Founding research hire at Borderless Capital (RIA, Dec 2019 to Feb 2026); shipped 250 portfolio investments at ~$500M AUM; predicted Thorchain's $200M insolvency 13 months ahead; sourced the LayerZero seed (~80x). Now founder of Tokenization Systems (Feb 2026 to present); published eight SSRN papers including Governance Concentration Beyond Token Allocation (40-protocol cross-section; protocol sector predicts governance concentration more than initial token allocation; Cohen's d = 0.96 between DePIN and DeFi) and Operational Risk in Token Economies. The control-layer / operator-accountability lens extends to AI deployment via the MVEP-AI extension track (8-skill suite) and A7 Control Layer Theory.</w:t>
       </w:r>
     </w:p>
     <w:p>
@@ -200,7 +198,7 @@
         <w:rPr>
           <w:i/>
         </w:rPr>
-        <w:t>Feb 2026 to Present</w:t>
+        <w:t>Feb 2026 – Present</w:t>
       </w:r>
     </w:p>
     <w:p>
@@ -267,7 +265,7 @@
         </w:r>
       </w:hyperlink>
       <w:r>
-        <w:t xml:space="preserve">. Three additional papers in development (B5 Bankruptcy-Priority Misaligned Incentives, A7 Control Layer Theory, SVB Reserve Concentration); methodology paper in preparation.</w:t>
+        <w:t>.</w:t>
       </w:r>
     </w:p>
     <w:p>
@@ -375,7 +373,7 @@
         </w:r>
       </w:hyperlink>
       <w:r>
-        <w:t xml:space="preserve"> prepared for the Federal Reserve Fifth Conference on the Dollar's International Roles (Jun 2026); </w:t>
+        <w:t xml:space="preserve"> submitted to the Federal Reserve Fifth Conference on the Dollar's International Roles (Jun 2026); </w:t>
       </w:r>
       <w:hyperlink r:id="rId10">
         <w:r>
@@ -395,7 +393,7 @@
         <w:ind w:left="320" w:hanging="160"/>
       </w:pPr>
       <w:r>
-        <w:t>• Active dialogues across U.S. national-security research, major securities exchanges, CSDs, payments messaging infrastructure, tier-1 banks, and SEC-registered transfer agents on stablecoin, deposit-token, tokenized-deposit, tokenized money-market-fund, tokenized-commodity, and tokenized-equity deployment.</w:t>
+        <w:t>• Working dialogue with capital-markets infrastructure operators on stablecoin, deposit-token, tokenized-deposit, and tokenized-equity deployment.</w:t>
       </w:r>
     </w:p>
     <w:p>
@@ -421,7 +419,7 @@
         <w:rPr>
           <w:i/>
         </w:rPr>
-        <w:t>Dec 2019 to Feb 2026</w:t>
+        <w:t>Dec 2019 – Feb 2026</w:t>
       </w:r>
     </w:p>
     <w:p>
@@ -457,7 +455,7 @@
         <w:t>$200M insolvency 13 months in advance</w:t>
       </w:r>
       <w:r>
-        <w:t>, leading to a no-exposure posture before the predicted failure mode materialized.</w:t>
+        <w:t>; Borderless held no exposure when the predicted failure mode materialized.</w:t>
       </w:r>
     </w:p>
     <w:p>
@@ -484,24 +482,6 @@
         <w:ind w:left="320" w:hanging="160"/>
       </w:pPr>
       <w:r>
-        <w:t xml:space="preserve">• Prevented hostile governance capture on a top-25 blockchain via voting-path simulation under coalition-attack scenarios; surfaced the vulnerability and mitigation route before exploitation.</w:t>
-      </w:r>
-    </w:p>
-    <w:p>
-      <w:pPr>
-        <w:spacing w:after="36" w:before="60"/>
-        <w:ind w:left="320" w:hanging="160"/>
-      </w:pPr>
-      <w:r>
-        <w:t xml:space="preserve">• Identified ~15% misreporting of circulating supply in a top-25 Layer 1 protocol by independently modeling its tokenomics (emission schedule, vesting, burn dynamics); the discrepancy had propagated to CoinMarketCap and CoinGecko, and was corrected after partnering with the protocol's foundation engineers.</w:t>
-      </w:r>
-    </w:p>
-    <w:p>
-      <w:pPr>
-        <w:spacing w:after="36" w:before="60"/>
-        <w:ind w:left="320" w:hanging="160"/>
-      </w:pPr>
-      <w:r>
         <w:t xml:space="preserve">• Advised 100 portfolio companies 1-on-1 on token mechanism design (stablecoin reserves, governance-token allocation and incentive design, yield wrappers, burn/emission dynamics); standards defined in </w:t>
       </w:r>
       <w:hyperlink r:id="rId21">
@@ -532,7 +512,7 @@
         <w:ind w:left="320" w:hanging="160"/>
       </w:pPr>
       <w:r>
-        <w:t>• Translated regulatory change (GENIUS, CLARITY, Singapore MAS, MiCA, state money-transmitter and trust-charter regimes) into product, reserve, routing, and compliance decisions across U.S., Singapore, Cayman / BVI / Bermuda, and EU; led cross-functional team across Product, Risk, and Legal.</w:t>
+        <w:t>• Translated regulatory change (GENIUS, CLARITY, Singapore MAS, MiCA, state money-transmitter and trust-charter regimes) into product, reserve, routing, and compliance decisions across U.S., Singapore, Cayman / BVI / Bermuda, and EU; coordinated cross-functional partner work spanning Product / Engineering, Risk (operational-risk taxonomy), and Legal.</w:t>
       </w:r>
     </w:p>
     <w:p>
@@ -555,6 +535,7 @@
     </w:p>
     <w:p>
       <w:pPr>
+        <w:pageBreakBefore/>
         <w:pBdr>
           <w:bottom w:val="single" w:color="AAAAAA" w:sz="3" w:space="1"/>
         </w:pBdr>
@@ -632,7 +613,7 @@
         </w:r>
       </w:hyperlink>
       <w:r>
-        <w:t xml:space="preserve"> Industrial control engineering (PID controller) applied to token-supply emission as programmable monetary-policy mechanism; 240-scenario Monte Carlo simulation; PID emission control cuts worst-case node-count variance from CV 0.544 (static emission) to 0.087 (PID), functioning as downside insurance under competitor-shock attack.</w:t>
+        <w:t xml:space="preserve"> Industrial control engineering (PID controller) applied to token-supply emission as programmable monetary-policy mechanism; 240-scenario Monte Carlo simulation; cuts worst-case supply volatility ~6x under competitor-shock attack.</w:t>
       </w:r>
     </w:p>
     <w:p>
@@ -674,7 +655,7 @@
         </w:r>
       </w:hyperlink>
       <w:r>
-        <w:t xml:space="preserve"> Prepared for Federal Reserve / FRBNY Fifth Conference on the Dollar's International Roles (Jun 2026). Gateway concentration; CLII across 19 gateways with Tier 1 a 56% / 44% Coinbase-Circle duopoly; on Ethereum, transfer volume doubled while unique counterparties fell 25% and cross-gateway connections dropped from 5.8% to 2.6%.</w:t>
+        <w:t xml:space="preserve"> Submitted to Federal Reserve / FRBNY Fifth Conference on the Dollar's International Roles (Jun 2026). Gateway concentration; CLII across 19 gateways including Visa Direct-adjacent paths.</w:t>
       </w:r>
     </w:p>
     <w:p>
@@ -738,27 +719,6 @@
       </w:hyperlink>
       <w:r>
         <w:t xml:space="preserve"> Cross-product framework for major dollar-denominated digital products; CLII / MVEP decoupling; stress propagation through dependency chains (SVB, Circle pool, Paxos).</w:t>
-      </w:r>
-    </w:p>
-    <w:p>
-      <w:pPr>
-        <w:spacing w:after="28" w:before="60"/>
-        <w:ind w:left="320" w:hanging="160"/>
-      </w:pPr>
-      <w:r>
-        <w:t xml:space="preserve">• </w:t>
-      </w:r>
-      <w:hyperlink r:id="rId30" w:history="1">
-        <w:r>
-          <w:rPr>
-            <w:rStyle w:val="Hyperlink"/>
-            <w:b/>
-          </w:rPr>
-          <w:t xml:space="preserve">Dollar v3.</w:t>
-        </w:r>
-      </w:hyperlink>
-      <w:r>
-        <w:t xml:space="preserve"> Four digital-dollar objects (payment stablecoins, tokenized deposits, deposit tokens, yield wrappers); typology for inheritance of control environments, backstop expectations, and failure modes; load-bearing for institutional scoping of product shape and counterparty topology.</w:t>
       </w:r>
     </w:p>
     <w:p>
@@ -847,16 +807,16 @@
         <w:ind w:left="320" w:hanging="160"/>
       </w:pPr>
       <w:r>
-        <w:t>• Uniswap Foundation governance committee (2025)</w:t>
-      </w:r>
-    </w:p>
-    <w:p>
-      <w:pPr>
-        <w:spacing w:after="36" w:before="60"/>
-        <w:ind w:left="320" w:hanging="160"/>
-      </w:pPr>
-      <w:r>
-        <w:t>• ETHDenver pitch judge (2025)</w:t>
+        <w:t>• Uniswap Foundation governance committee (2024)</w:t>
+      </w:r>
+    </w:p>
+    <w:p>
+      <w:pPr>
+        <w:spacing w:after="36" w:before="60"/>
+        <w:ind w:left="320" w:hanging="160"/>
+      </w:pPr>
+      <w:r>
+        <w:t>• ETHDenver pitch judge</w:t>
       </w:r>
     </w:p>
     <w:p>
@@ -896,89 +856,6 @@
           <w:sz w:val="20"/>
           <w:szCs w:val="20"/>
         </w:rPr>
-        <w:t xml:space="preserve">FRAMEWORKS AUTHORED</w:t>
-      </w:r>
-    </w:p>
-    <w:p>
-      <w:pPr>
-        <w:spacing w:after="36" w:before="60"/>
-        <w:ind w:left="320" w:hanging="160"/>
-      </w:pPr>
-      <w:r>
-        <w:t xml:space="preserve">• Control Layer Intensity Index (</w:t>
-      </w:r>
-      <w:hyperlink r:id="rId25" w:history="1">
-        <w:r>
-          <w:rPr>
-            <w:rStyle w:val="Hyperlink"/>
-          </w:rPr>
-          <w:t xml:space="preserve">CLII</w:t>
-        </w:r>
-      </w:hyperlink>
-      <w:r>
-        <w:t xml:space="preserve">), Minimum Viable Equivalence Pack (</w:t>
-      </w:r>
-      <w:hyperlink r:id="rId26" w:history="1">
-        <w:r>
-          <w:rPr>
-            <w:rStyle w:val="Hyperlink"/>
-          </w:rPr>
-          <w:t xml:space="preserve">MVEP</w:t>
-        </w:r>
-      </w:hyperlink>
-      <w:r>
-        <w:t xml:space="preserve">), MVEP-gated Conditional Pass-Through (</w:t>
-      </w:r>
-      <w:hyperlink r:id="rId27" w:history="1">
-        <w:r>
-          <w:rPr>
-            <w:rStyle w:val="Hyperlink"/>
-          </w:rPr>
-          <w:t xml:space="preserve">MGCPT</w:t>
-        </w:r>
-      </w:hyperlink>
-      <w:r>
-        <w:t xml:space="preserve">; </w:t>
-      </w:r>
-      <w:hyperlink r:id="rId28" w:history="1">
-        <w:r>
-          <w:rPr>
-            <w:rStyle w:val="Hyperlink"/>
-          </w:rPr>
-          <w:t xml:space="preserve">AG19 Rec 7</w:t>
-        </w:r>
-      </w:hyperlink>
-      <w:r>
-        <w:t xml:space="preserve">), Three-Category Reserve Disclosure (</w:t>
-      </w:r>
-      <w:hyperlink r:id="rId29" w:history="1">
-        <w:r>
-          <w:rPr>
-            <w:rStyle w:val="Hyperlink"/>
-          </w:rPr>
-          <w:t xml:space="preserve">TCRD</w:t>
-        </w:r>
-      </w:hyperlink>
-      <w:r>
-        <w:t xml:space="preserve">).</w:t>
-      </w:r>
-    </w:p>
-    <w:p>
-      <w:pPr>
-        <w:pBdr>
-          <w:bottom w:val="single" w:color="AAAAAA" w:sz="3" w:space="1"/>
-        </w:pBdr>
-        <w:spacing w:before="280" w:after="120"/>
-      </w:pPr>
-      <w:r>
-        <w:rPr>
-          <w:rFonts w:ascii="Arial" w:cs="Arial" w:eastAsia="Arial" w:hAnsi="Arial"/>
-          <w:b/>
-          <w:bCs/>
-          <w:color w:val="1A1A1A"/>
-          <w:sz w:val="20"/>
-          <w:szCs w:val="20"/>
-        </w:rPr>
         <w:t xml:space="preserve">EDUCATION</w:t>
       </w:r>
     </w:p>
@@ -1008,8 +885,6 @@
           <w:szCs w:val="19"/>
         </w:rPr>
         <w:t xml:space="preserve"> | B.S.B.A., Business Administration (Magna Cum Laude) · Investment Club President</w:t>
-        <w:br/>
-        <w:t xml:space="preserve">· Lingnan University, Hong Kong (exchange)</w:t>
       </w:r>
       <w:r>
         <w:rPr>
@@ -1029,6 +904,20 @@
           <w:szCs w:val="19"/>
         </w:rPr>
         <w:t xml:space="preserve">2018</w:t>
+      </w:r>
+    </w:p>
+    <w:p>
+      <w:pPr>
+        <w:spacing w:after="0" w:before="60"/>
+      </w:pPr>
+      <w:r>
+        <w:rPr>
+          <w:rFonts w:ascii="Arial" w:cs="Arial" w:eastAsia="Arial" w:hAnsi="Arial"/>
+          <w:color w:val="444444"/>
+          <w:sz w:val="18"/>
+          <w:szCs w:val="18"/>
+        </w:rPr>
+        <w:t>Lingnan University, Hong Kong (Exchange)</w:t>
       </w:r>
     </w:p>
     <w:sectPr>

--- a/resumes/Zukowski_Resume_AI_Governance_Infrastructure.docx
+++ b/resumes/Zukowski_Resume_AI_Governance_Infrastructure.docx
@@ -394,6 +394,15 @@
       </w:pPr>
       <w:r>
         <w:t>• Working dialogue with capital-markets infrastructure operators on stablecoin, deposit-token, tokenized-deposit, and tokenized-equity deployment.</w:t>
+      </w:r>
+    </w:p>
+    <w:p>
+      <w:pPr>
+        <w:spacing w:after="36" w:before="60"/>
+        <w:ind w:left="320" w:hanging="160"/>
+      </w:pPr>
+      <w:r>
+        <w:t xml:space="preserve">• Patent-pending cited-research system architecture (USPTO provisional 64/071,767, filed May 2026): graph-indexed substrate of 330 academic sources with nine AI-integration patterns for paper drafting, synthesis, revision-impact analysis, and verbatim quote retrieval. Production engine behind eight SSRN working papers and eight federal comment letters across a 10-day federal-engagement window in April 2026.</w:t>
       </w:r>
     </w:p>
     <w:p>

--- a/resumes/Zukowski_Resume_AI_Governance_Infrastructure.docx
+++ b/resumes/Zukowski_Resume_AI_Governance_Infrastructure.docx
@@ -13,8 +13,8 @@
           <w:b/>
           <w:bCs/>
           <w:color w:val="1A1A1A"/>
-          <w:sz w:val="40"/>
-          <w:szCs w:val="40"/>
+          <w:sz w:val="36"/>
+          <w:szCs w:val="36"/>
         </w:rPr>
         <w:t xml:space="preserve">Zach Zukowski</w:t>
       </w:r>
@@ -120,7 +120,7 @@
           <w:sz w:val="18"/>
           <w:szCs w:val="19"/>
         </w:rPr>
-        <w:t>14 custom MCP servers · ~75 DATs analyzed · diligence⁠-⁠doc review 4hr to 1hr · 8 SSRN papers · 8 federal comment letters</w:t>
+        <w:t>14 custom MCP servers · ~75 DATs analyzed · diligence⁠-⁠doc review 4hr to 1hr · 8 SSRN papers · 8 federal comment letters · Patent‑pending CSA (USPTO 64/071,767)</w:t>
       </w:r>
     </w:p>
     <w:p>
@@ -394,15 +394,6 @@
       </w:pPr>
       <w:r>
         <w:t>• Working dialogue with capital-markets infrastructure operators on stablecoin, deposit-token, tokenized-deposit, and tokenized-equity deployment.</w:t>
-      </w:r>
-    </w:p>
-    <w:p>
-      <w:pPr>
-        <w:spacing w:after="36" w:before="60"/>
-        <w:ind w:left="320" w:hanging="160"/>
-      </w:pPr>
-      <w:r>
-        <w:t xml:space="preserve">• Patent-pending cited-research system architecture (USPTO provisional 64/071,767, filed May 2026): graph-indexed substrate of 330 academic sources with nine AI-integration patterns for paper drafting, synthesis, revision-impact analysis, and verbatim quote retrieval. Production engine behind eight SSRN working papers and eight federal comment letters across a 10-day federal-engagement window in April 2026.</w:t>
       </w:r>
     </w:p>
     <w:p>

--- a/resumes/Zukowski_Resume_AI_Governance_Infrastructure.docx
+++ b/resumes/Zukowski_Resume_AI_Governance_Infrastructure.docx
@@ -29,7 +29,7 @@
           <w:rFonts w:ascii="Arial" w:cs="Arial" w:eastAsia="Arial" w:hAnsi="Arial"/>
           <w:color w:val="444444"/>
           <w:sz w:val="19"/>
-          <w:szCs w:val="19"/>
+          <w:szCs w:val="16"/>
         </w:rPr>
         <w:t xml:space="preserve">Orlando, FL | Zach@Tokenization.Systems | 407-536-8625</w:t>
       </w:r>
@@ -45,7 +45,7 @@
             <w:rFonts w:ascii="Arial" w:cs="Arial" w:eastAsia="Arial" w:hAnsi="Arial"/>
             <w:color w:val="2255AA"/>
             <w:sz w:val="19"/>
-            <w:szCs w:val="19"/>
+            <w:szCs w:val="16"/>
           </w:rPr>
           <w:t xml:space="preserve">Tokenization.Systems</w:t>
         </w:r>
@@ -55,7 +55,7 @@
           <w:rFonts w:ascii="Arial" w:cs="Arial" w:eastAsia="Arial" w:hAnsi="Arial"/>
           <w:color w:val="444444"/>
           <w:sz w:val="19"/>
-          <w:szCs w:val="19"/>
+          <w:szCs w:val="16"/>
         </w:rPr>
         <w:t xml:space="preserve">  |  </w:t>
       </w:r>
@@ -65,7 +65,7 @@
             <w:rFonts w:ascii="Arial" w:cs="Arial" w:eastAsia="Arial" w:hAnsi="Arial"/>
             <w:color w:val="2255AA"/>
             <w:sz w:val="19"/>
-            <w:szCs w:val="19"/>
+            <w:szCs w:val="16"/>
           </w:rPr>
           <w:t xml:space="preserve">LinkedIn</w:t>
         </w:r>
@@ -75,7 +75,7 @@
           <w:rFonts w:ascii="Arial" w:cs="Arial" w:eastAsia="Arial" w:hAnsi="Arial"/>
           <w:color w:val="444444"/>
           <w:sz w:val="19"/>
-          <w:szCs w:val="19"/>
+          <w:szCs w:val="16"/>
         </w:rPr>
         <w:t xml:space="preserve">  |  </w:t>
       </w:r>
@@ -85,7 +85,7 @@
             <w:rFonts w:ascii="Arial" w:cs="Arial" w:eastAsia="Arial" w:hAnsi="Arial"/>
             <w:color w:val="2255AA"/>
             <w:sz w:val="19"/>
-            <w:szCs w:val="19"/>
+            <w:szCs w:val="16"/>
           </w:rPr>
           <w:t xml:space="preserve">SSRN</w:t>
         </w:r>
@@ -117,10 +117,10 @@
         <w:rPr>
           <w:rFonts w:ascii="Arial" w:cs="Arial" w:eastAsia="Arial" w:hAnsi="Arial"/>
           <w:color w:val="444444"/>
-          <w:sz w:val="18"/>
-          <w:szCs w:val="19"/>
-        </w:rPr>
-        <w:t>14 custom MCP servers · ~75 DATs analyzed · diligence⁠-⁠doc review 4hr to 1hr · 8 SSRN papers · 8 federal comment letters · Patent‑pending CSA (USPTO 64/071,767)</w:t>
+          <w:sz w:val="16"/>
+          <w:szCs w:val="16"/>
+        </w:rPr>
+        <w:t>14 custom MCP servers · ~75 DATs analyzed · diligence⁠-⁠doc review 4hr to 1hr · 8 SSRN papers · 8 federal comment letters · Patent-pending cited-research system architecture (USPTO 64/071,767)</w:t>
       </w:r>
     </w:p>
     <w:p>
@@ -151,7 +151,7 @@
           <w:rFonts w:ascii="Arial" w:cs="Arial" w:eastAsia="Arial" w:hAnsi="Arial"/>
           <w:color w:val="1A1A1A"/>
           <w:sz w:val="19"/>
-          <w:szCs w:val="19"/>
+          <w:szCs w:val="16"/>
         </w:rPr>
         <w:t>AI-augmented research and governance infrastructure strategist. Built 14 custom Python MCP servers (FRED macro data, DefiLlama / CoinGecko / Artemis stablecoin and DeFi data, Helius for Solana, Etherscan / Blockscout for EVM chains, rated.network / Beaconcha.in for validator data, Tally for DAO governance, Dune Analytics, Spacescope, Nansen for wallet flows, and GitHub for specs and code) plus AI-assisted diligence workflows reducing subscription-document review ~4x (4 hours to 1 hour per deal) and automated SEC-filing and press-release monitoring covering ~75 Digital Asset Treasury Stocks (DATs) in 2025. Founding research hire at Borderless Capital (RIA, Dec 2019 to Feb 2026); shipped 250 portfolio investments at ~$500M AUM; predicted Thorchain's $200M insolvency 13 months ahead; sourced the LayerZero seed (~80x). Now founder of Tokenization Systems (Feb 2026 to present); published eight SSRN papers including Governance Concentration Beyond Token Allocation (40-protocol cross-section; protocol sector predicts governance concentration more than initial token allocation; Cohen's d = 0.96 between DePIN and DeFi) and Operational Risk in Token Economies. The control-layer / operator-accountability lens extends to AI deployment via the MVEP-AI extension track (8-skill suite) and A7 Control Layer Theory.</w:t>
       </w:r>

--- a/resumes/Zukowski_Resume_AI_Governance_Infrastructure.docx
+++ b/resumes/Zukowski_Resume_AI_Governance_Infrastructure.docx
@@ -105,7 +105,19 @@
           <w:sz w:val="23"/>
           <w:szCs w:val="23"/>
         </w:rPr>
-        <w:t>AI CONTROL-LAYER ACCOUNTABILITY · MACHINE-READABLE STABLECOIN CLASSIFICATION</w:t>
+        <w:t>FOUNDER, TOKENIZATION SYSTEMS · AI CONTROL⁠-⁠LAYER ACCOUNTABILITY</w:t>
+        <w:br/>
+      </w:r>
+      <w:r>
+        <w:rPr>
+          <w:rFonts w:ascii="Arial" w:cs="Arial" w:eastAsia="Arial" w:hAnsi="Arial"/>
+          <w:b/>
+          <w:bCs/>
+          <w:color w:val="1A1A1A"/>
+          <w:sz w:val="23"/>
+          <w:szCs w:val="23"/>
+        </w:rPr>
+        <w:t>· MACHINE⁠-⁠READABLE STABLECOIN CLASSIFICATION</w:t>
       </w:r>
     </w:p>
     <w:p>
@@ -117,10 +129,10 @@
         <w:rPr>
           <w:rFonts w:ascii="Arial" w:cs="Arial" w:eastAsia="Arial" w:hAnsi="Arial"/>
           <w:color w:val="444444"/>
-          <w:sz w:val="16"/>
+          <w:sz w:val="14"/>
           <w:szCs w:val="16"/>
         </w:rPr>
-        <w:t>14 custom MCP servers · ~75 DATs analyzed · diligence⁠-⁠doc review 4hr to 1hr · 8 SSRN papers · 8 federal comment letters · Patent-pending cited-research system architecture (USPTO 64/071,767)</w:t>
+        <w:t>· 22 MCP + API connections · ~75 DATs analyzed · Diligence⁠-⁠doc review 4hr to 1hr · 8 SSRN papers · 8 federal comment letters · Patent⁠-⁠pending Canonical⁠-⁠State Architecture for multi⁠-⁠agent AI research (USPTO 64/071,767)</w:t>
       </w:r>
     </w:p>
     <w:p>
@@ -144,7 +156,7 @@
     </w:p>
     <w:p>
       <w:pPr>
-        <w:spacing w:after="38" w:before="60"/>
+        <w:spacing w:after="40" w:before="60"/>
       </w:pPr>
       <w:r>
         <w:rPr>
@@ -153,7 +165,21 @@
           <w:sz w:val="19"/>
           <w:szCs w:val="16"/>
         </w:rPr>
-        <w:t>AI-augmented research and governance infrastructure strategist. Built 14 custom Python MCP servers (FRED macro data, DefiLlama / CoinGecko / Artemis stablecoin and DeFi data, Helius for Solana, Etherscan / Blockscout for EVM chains, rated.network / Beaconcha.in for validator data, Tally for DAO governance, Dune Analytics, Spacescope, Nansen for wallet flows, and GitHub for specs and code) plus AI-assisted diligence workflows reducing subscription-document review ~4x (4 hours to 1 hour per deal) and automated SEC-filing and press-release monitoring covering ~75 Digital Asset Treasury Stocks (DATs) in 2025. Founding research hire at Borderless Capital (RIA, Dec 2019 to Feb 2026); shipped 250 portfolio investments at ~$500M AUM; predicted Thorchain's $200M insolvency 13 months ahead; sourced the LayerZero seed (~80x). Now founder of Tokenization Systems (Feb 2026 to present); published eight SSRN papers including Governance Concentration Beyond Token Allocation (40-protocol cross-section; protocol sector predicts governance concentration more than initial token allocation; Cohen's d = 0.96 between DePIN and DeFi) and Operational Risk in Token Economies. The control-layer / operator-accountability lens extends to AI deployment via the MVEP-AI extension track (8-skill suite) and A7 Control Layer Theory.</w:t>
+        <w:t>AI-augmented research and governance-infrastructure builder who turns control-layer and operator-accountability research into machine-readable diligence systems, now extending that accountability lens from stablecoin gateways to AI deployment. Founder of Tokenization Systems; first hire at Borderless Capital, an RIA.</w:t>
+      </w:r>
+    </w:p>
+    <w:p>
+      <w:pPr>
+        <w:spacing w:after="40" w:before="0"/>
+      </w:pPr>
+      <w:r>
+        <w:rPr>
+          <w:rFonts w:ascii="Arial" w:cs="Arial" w:eastAsia="Arial" w:hAnsi="Arial"/>
+          <w:color w:val="1A1A1A"/>
+          <w:sz w:val="19"/>
+          <w:szCs w:val="16"/>
+        </w:rPr>
+        <w:t>Focus: research-infrastructure engineering, control-layer accountability, machine-readable diligence, agentic workflow automation · MCP server design, Monte Carlo, difference-in-differences, coalition-power analysis · Python, R, DuneSQL.</w:t>
       </w:r>
     </w:p>
     <w:p>
@@ -198,7 +224,16 @@
         <w:rPr>
           <w:i/>
         </w:rPr>
-        <w:t>Feb 2026 – Present</w:t>
+        <w:t>Feb 2026 to Present</w:t>
+      </w:r>
+    </w:p>
+    <w:p>
+      <w:pPr>
+        <w:spacing w:after="36" w:before="60"/>
+        <w:ind w:left="320" w:hanging="160"/>
+      </w:pPr>
+      <w:r>
+        <w:t>• Filed a US provisional patent for the Canonical-State Architecture (USPTO 64/071,767, May 2026): a five-element coordination system for concurrent AI-agent sessions on a shared version-controlled repository, integrating per-session staging-index isolation, a multi-mode verification engine, a commit-time canonical-state coherence gate, recursive self-validation of discipline codifications, and an operator-confirmed promotion gate (45 claims); validated across ~1,521 commits and 4 to 6 parallel AI coding sessions over ~4 months, with a companion 62-page methodology preprint.</w:t>
       </w:r>
     </w:p>
     <w:p>
@@ -419,7 +454,7 @@
         <w:rPr>
           <w:i/>
         </w:rPr>
-        <w:t>Dec 2019 – Feb 2026</w:t>
+        <w:t>Dec 2019 to Feb 2026</w:t>
       </w:r>
     </w:p>
     <w:p>
@@ -495,15 +530,6 @@
       </w:hyperlink>
       <w:r>
         <w:t>.</w:t>
-      </w:r>
-    </w:p>
-    <w:p>
-      <w:pPr>
-        <w:spacing w:after="36" w:before="60"/>
-        <w:ind w:left="320" w:hanging="160"/>
-      </w:pPr>
-      <w:r>
-        <w:t>• Mapped jurisdictional tax / regulatory advantages of DAT structures over direct crypto holding: Japan's Metaplanet DAT cuts crypto capital-gains tax from up to 55% to 20% (equity rate, further reducible via Japan's IRA structure); Hong Kong's Southbound Connect could give mainland Chinese capital regulated access to crypto banned domestically.</w:t>
       </w:r>
     </w:p>
     <w:p>
@@ -779,7 +805,7 @@
         <w:t>Stack:</w:t>
       </w:r>
       <w:r>
-        <w:t xml:space="preserve"> Python (pandas, statsmodels, scipy, matplotlib), R (fixest, did, synthdid), SQL (DuneSQL, Trino), JavaScript / TypeScript; 14 custom Python MCP servers wrapping the data sources above plus GitHub; Claude.ai + Claude Code + Cursor with 36-skill library and 17-file living-knowledge architecture; n8n, Apify, Git / GitHub</w:t>
+        <w:t xml:space="preserve"> Python (pandas, statsmodels, scipy, matplotlib), R (fixest, did, synthdid), SQL (DuneSQL, Trino), JavaScript / TypeScript; 22 MCP and API connections wrapping the data sources above plus GitHub; Claude.ai + Claude Code + Cursor with 36-skill library and 17-file living-knowledge architecture; n8n, Apify, Git / GitHub</w:t>
       </w:r>
     </w:p>
     <w:p>
@@ -807,16 +833,16 @@
         <w:ind w:left="320" w:hanging="160"/>
       </w:pPr>
       <w:r>
-        <w:t>• Uniswap Foundation governance committee (2024)</w:t>
-      </w:r>
-    </w:p>
-    <w:p>
-      <w:pPr>
-        <w:spacing w:after="36" w:before="60"/>
-        <w:ind w:left="320" w:hanging="160"/>
-      </w:pPr>
-      <w:r>
-        <w:t>• ETHDenver pitch judge</w:t>
+        <w:t>• Uniswap Foundation governance committee (2025)</w:t>
+      </w:r>
+    </w:p>
+    <w:p>
+      <w:pPr>
+        <w:spacing w:after="36" w:before="60"/>
+        <w:ind w:left="320" w:hanging="160"/>
+      </w:pPr>
+      <w:r>
+        <w:t>• ETHDenver pitch judge (2025)</w:t>
       </w:r>
     </w:p>
     <w:p>

--- a/resumes/Zukowski_Resume_AI_Governance_Infrastructure.docx
+++ b/resumes/Zukowski_Resume_AI_Governance_Infrastructure.docx
@@ -233,7 +233,7 @@
         <w:ind w:left="320" w:hanging="160"/>
       </w:pPr>
       <w:r>
-        <w:t>• Filed a US provisional patent for the Canonical-State Architecture (USPTO 64/071,767, May 2026): a five-element coordination system for concurrent AI-agent sessions on a shared version-controlled repository, integrating per-session staging-index isolation, a multi-mode verification engine, a commit-time canonical-state coherence gate, recursive self-validation of discipline codifications, and an operator-confirmed promotion gate (45 claims); validated across ~1,521 commits and 4 to 6 parallel AI coding sessions over ~4 months, with a companion 62-page methodology preprint.</w:t>
+        <w:t>• Filed a US provisional patent for the Canonical-State Architecture (USPTO 64/071,767, May 2026): a five-element coordination system for concurrent AI-agent sessions on a shared version-controlled repository, integrating per-session staging-index isolation, a multi-mode verification engine, a commit-time canonical-state coherence gate, recursive self-validation of discipline codifications, and an operator-confirmed promotion gate (45 claims); validated across ~1,521 commits and 4 to 6 parallel AI coding sessions over ~4 months, with a companion 62-page methodology preprint. A second provisional (USPTO 19/693,448, May 2026) extends the architecture to role-routed cross-session coordination, actual-touched-file collision detection, and a self-describing verification registry.</w:t>
       </w:r>
     </w:p>
     <w:p>

--- a/resumes/Zukowski_Resume_AI_Governance_Infrastructure.docx
+++ b/resumes/Zukowski_Resume_AI_Governance_Infrastructure.docx
@@ -98,26 +98,11 @@
       </w:pPr>
       <w:r>
         <w:rPr>
-          <w:rFonts w:ascii="Arial" w:cs="Arial" w:eastAsia="Arial" w:hAnsi="Arial"/>
-          <w:b/>
-          <w:bCs/>
-          <w:color w:val="1A1A1A"/>
+          <w:rFonts w:ascii="Arial" w:hAnsi="Arial"/>
+          <w:b/>
           <w:sz w:val="23"/>
-          <w:szCs w:val="23"/>
-        </w:rPr>
-        <w:t>FOUNDER, TOKENIZATION SYSTEMS · AI CONTROL⁠-⁠LAYER ACCOUNTABILITY</w:t>
-        <w:br/>
-      </w:r>
-      <w:r>
-        <w:rPr>
-          <w:rFonts w:ascii="Arial" w:cs="Arial" w:eastAsia="Arial" w:hAnsi="Arial"/>
-          <w:b/>
-          <w:bCs/>
-          <w:color w:val="1A1A1A"/>
-          <w:sz w:val="23"/>
-          <w:szCs w:val="23"/>
-        </w:rPr>
-        <w:t>· MACHINE⁠-⁠READABLE STABLECOIN CLASSIFICATION</w:t>
+        </w:rPr>
+        <w:t>AI GOVERNANCE · CONTROL-LAYER ACCOUNTABILITY · DILIGENCE FRAMEWORKS</w:t>
       </w:r>
     </w:p>
     <w:p>
@@ -132,7 +117,9 @@
           <w:sz w:val="14"/>
           <w:szCs w:val="16"/>
         </w:rPr>
-        <w:t>· 22 MCP + API connections · ~75 DATs analyzed · Diligence⁠-⁠doc review 4hr to 1hr · 8 SSRN papers · 8 federal comment letters · Patent⁠-⁠pending Canonical⁠-⁠State Architecture for multi⁠-⁠agent AI research (USPTO 64/071,767)</w:t>
+        <w:t xml:space="preserve">· 22 MCP + API connections · ~75 DATs analyzed · Diligence⁠-⁠doc review 4hr to 1hr · 8 SSRN papers · 8 federal comment letters</w:t>
+        <w:br/>
+        <w:t xml:space="preserve">· Patent⁠-⁠pending Canonical⁠-⁠State Architecture for multi⁠-⁠agent AI research (USPTO 64/071,767)</w:t>
       </w:r>
     </w:p>
     <w:p>
@@ -233,15 +220,6 @@
         <w:ind w:left="320" w:hanging="160"/>
       </w:pPr>
       <w:r>
-        <w:t>• Filed a US provisional patent for the Canonical-State Architecture (USPTO 64/071,767, May 2026): a five-element coordination system for concurrent AI-agent sessions on a shared version-controlled repository, integrating per-session staging-index isolation, a multi-mode verification engine, a commit-time canonical-state coherence gate, recursive self-validation of discipline codifications, and an operator-confirmed promotion gate (45 claims); validated across ~1,521 commits and 4 to 6 parallel AI coding sessions over ~4 months, with a companion 62-page methodology preprint. A second provisional (USPTO 19/693,448, May 2026) extends the architecture to role-routed cross-session coordination, actual-touched-file collision detection, and a self-describing verification registry.</w:t>
-      </w:r>
-    </w:p>
-    <w:p>
-      <w:pPr>
-        <w:spacing w:after="36" w:before="60"/>
-        <w:ind w:left="320" w:hanging="160"/>
-      </w:pPr>
-      <w:r>
         <w:t xml:space="preserve">• Authored an eight-paper SSRN-live research program covering the </w:t>
       </w:r>
       <w:hyperlink r:id="rId6">
@@ -472,7 +450,7 @@
         <w:ind w:left="320" w:hanging="160"/>
       </w:pPr>
       <w:r>
-        <w:t>• Built quantitative token-economic models forecasting emissions, fee capture, subsidy-to-revenue trajectories, and governance concentration under wide scenario ranges; supply-equilibrium and slashing dynamics supporting Layer 1 mechanism-design advisory.</w:t>
+        <w:t>• Built quantitative token-economic models forecasting emissions, fee capture, pricing and subsidy-to-revenue trajectories, and governance concentration under wide scenario ranges; supply-equilibrium and slashing dynamics supporting Layer 1 business-model and mechanism-design advisory.</w:t>
       </w:r>
     </w:p>
     <w:p>
@@ -547,7 +525,7 @@
         <w:ind w:left="320" w:hanging="160"/>
       </w:pPr>
       <w:r>
-        <w:t>• Led discovery and diligence across a 1,000+ deal investment funnel (pre-seed to Series C); shipped 250 portfolio investments at ~25% deployment rate across ~10 institutional funds (~$500M AUM), with build/partner/hold recommendations to committee.</w:t>
+        <w:t>• Shipped 250 portfolio investments (~25% deployment rate) across ~10 institutional funds (~$500M AUM) from a 1,000+ deal pre-seed-to-Series-C funnel, with build/partner/hold recommendations to committee.</w:t>
       </w:r>
     </w:p>
     <w:p>
@@ -585,8 +563,36 @@
         <w:ind w:left="320" w:hanging="160"/>
       </w:pPr>
       <w:r>
+        <w:rPr>
+          <w:rFonts w:ascii="Arial" w:hAnsi="Arial"/>
+          <w:sz w:val="19"/>
+        </w:rPr>
         <w:t xml:space="preserve">• </w:t>
       </w:r>
+      <w:r>
+        <w:rPr>
+          <w:rFonts w:ascii="Arial" w:hAnsi="Arial"/>
+          <w:b/>
+          <w:sz w:val="19"/>
+        </w:rPr>
+        <w:t>Canonical-State Architecture.</w:t>
+      </w:r>
+      <w:r>
+        <w:rPr>
+          <w:rFonts w:ascii="Arial" w:hAnsi="Arial"/>
+          <w:sz w:val="19"/>
+        </w:rPr>
+        <w:t xml:space="preserve"> Filed a US provisional patent (USPTO 64/071,767, May 2026): a five-element coordination system for concurrent AI-agent sessions on a shared version-controlled repository, integrating per-session staging-index isolation, a multi-mode verification engine, a commit-time canonical-state coherence gate, recursive self-validation of discipline codifications, and an operator-confirmed promotion gate; validated across ~2,170 commits and 4 to 6 parallel AI coding sessions over ~4 months, with a companion 73-page methodology preprint. A second provisional (USPTO 19/693,448, May 2026) extends the architecture to role-routed cross-session coordination, actual-touched-file collision detection, and a self-describing verification registry (37-claim set).</w:t>
+      </w:r>
+    </w:p>
+    <w:p>
+      <w:pPr>
+        <w:spacing w:after="28" w:before="60"/>
+        <w:ind w:left="320" w:hanging="160"/>
+      </w:pPr>
+      <w:r>
+        <w:t xml:space="preserve">• </w:t>
+      </w:r>
       <w:hyperlink r:id="rId10">
         <w:r>
           <w:rPr>
@@ -648,6 +654,10 @@
         <w:ind w:left="320" w:hanging="160"/>
       </w:pPr>
       <w:r>
+        <w:rPr>
+          <w:rFonts w:ascii="Arial" w:hAnsi="Arial"/>
+          <w:sz w:val="19"/>
+        </w:rPr>
         <w:t xml:space="preserve">• </w:t>
       </w:r>
       <w:hyperlink r:id="rId22">
@@ -660,6 +670,10 @@
         </w:r>
       </w:hyperlink>
       <w:r>
+        <w:rPr>
+          <w:rFonts w:ascii="Arial" w:hAnsi="Arial"/>
+          <w:sz w:val="19"/>
+        </w:rPr>
         <w:t xml:space="preserve"> Burn-mechanism design (carrier contracts vs. subscriptions) drives demand concentration: Helium's carrier-contract model concentrates ~90% of token burns in 5 purchasers (HHI 0.22) despite ~1M hotspots; coalition-power analysis extends standard concentration measures for single-address risk.</w:t>
       </w:r>
     </w:p>
@@ -732,6 +746,10 @@
         <w:ind w:left="320" w:hanging="160"/>
       </w:pPr>
       <w:r>
+        <w:rPr>
+          <w:rFonts w:ascii="Arial" w:hAnsi="Arial"/>
+          <w:sz w:val="19"/>
+        </w:rPr>
         <w:t xml:space="preserve">• </w:t>
       </w:r>
       <w:hyperlink r:id="rId24">
@@ -744,6 +762,10 @@
         </w:r>
       </w:hyperlink>
       <w:r>
+        <w:rPr>
+          <w:rFonts w:ascii="Arial" w:hAnsi="Arial"/>
+          <w:sz w:val="19"/>
+        </w:rPr>
         <w:t xml:space="preserve"> Cross-product framework for major dollar-denominated digital products; CLII / MVEP decoupling; stress propagation through dependency chains (SVB, Circle pool, Paxos).</w:t>
       </w:r>
     </w:p>

--- a/resumes/Zukowski_Resume_AI_Governance_Infrastructure.docx
+++ b/resumes/Zukowski_Resume_AI_Governance_Infrastructure.docx
@@ -437,6 +437,19 @@
     </w:p>
     <w:p>
       <w:pPr>
+        <w:spacing w:after="20" w:before="80"/>
+        <w:ind w:left="0" w:firstLine="0"/>
+      </w:pPr>
+      <w:r>
+        <w:rPr>
+          <w:b/>
+          <w:i/>
+        </w:rPr>
+        <w:t>Research Function &amp; Automation</w:t>
+      </w:r>
+    </w:p>
+    <w:p>
+      <w:pPr>
         <w:spacing w:after="36" w:before="60"/>
         <w:ind w:left="320" w:hanging="160"/>
       </w:pPr>
@@ -450,15 +463,98 @@
         <w:ind w:left="320" w:hanging="160"/>
       </w:pPr>
       <w:r>
+        <w:t>• Built the firm's research function from scratch; led a four-analyst team producing ~25 long-form publications annually; taught 100 teams across nine accelerator programs (2021 to 2025).</w:t>
+      </w:r>
+    </w:p>
+    <w:p>
+      <w:pPr>
+        <w:spacing w:after="20" w:before="80"/>
+        <w:ind w:left="0" w:firstLine="0"/>
+      </w:pPr>
+      <w:r>
+        <w:rPr>
+          <w:b/>
+          <w:i/>
+        </w:rPr>
+        <w:t>Governance Standards Advisory</w:t>
+      </w:r>
+    </w:p>
+    <w:p>
+      <w:pPr>
+        <w:spacing w:after="36" w:before="60"/>
+        <w:ind w:left="320" w:hanging="160"/>
+      </w:pPr>
+      <w:r>
+        <w:t>• Translated regulatory change (GENIUS, CLARITY, Singapore MAS, MiCA, state money-transmitter and trust-charter regimes) into product, reserve, routing, and compliance decisions across U.S., Singapore, Cayman / BVI / Bermuda, and EU; coordinated cross-functional partner work spanning Product / Engineering, Risk (operational-risk taxonomy), and Legal.</w:t>
+      </w:r>
+    </w:p>
+    <w:p>
+      <w:pPr>
+        <w:spacing w:after="36" w:before="60"/>
+        <w:ind w:left="320" w:hanging="160"/>
+      </w:pPr>
+      <w:r>
+        <w:t xml:space="preserve">• Advised 100 portfolio companies 1-on-1 on token mechanism design (stablecoin reserves, governance-token allocation and incentive design, yield wrappers, burn/emission dynamics); standards defined in </w:t>
+      </w:r>
+      <w:hyperlink r:id="rId21">
+        <w:r>
+          <w:rPr>
+            <w:rStyle w:val="Hyperlink"/>
+            <w:b/>
+          </w:rPr>
+          <w:t xml:space="preserve">Introduction to Tokenomics</w:t>
+        </w:r>
+      </w:hyperlink>
+      <w:r>
+        <w:t>.</w:t>
+      </w:r>
+    </w:p>
+    <w:p>
+      <w:pPr>
+        <w:spacing w:after="36" w:before="60"/>
+        <w:ind w:left="320" w:hanging="160"/>
+      </w:pPr>
+      <w:r>
         <w:t>• Built quantitative token-economic models forecasting emissions, fee capture, pricing and subsidy-to-revenue trajectories, and governance concentration under wide scenario ranges; supply-equilibrium and slashing dynamics supporting Layer 1 business-model and mechanism-design advisory.</w:t>
       </w:r>
     </w:p>
     <w:p>
       <w:pPr>
+        <w:spacing w:after="20" w:before="80"/>
+        <w:ind w:left="0" w:firstLine="0"/>
+      </w:pPr>
+      <w:r>
+        <w:rPr>
+          <w:b/>
+          <w:i/>
+        </w:rPr>
+        <w:t>Investment &amp; Conviction Calls</w:t>
+      </w:r>
+    </w:p>
+    <w:p>
+      <w:pPr>
         <w:spacing w:after="36" w:before="60"/>
         <w:ind w:left="320" w:hanging="160"/>
       </w:pPr>
       <w:r>
+        <w:t xml:space="preserve">• Sourced the </w:t>
+      </w:r>
+      <w:r>
+        <w:rPr>
+          <w:b/>
+        </w:rPr>
+        <w:t>LayerZero seed round</w:t>
+      </w:r>
+      <w:r>
+        <w:t xml:space="preserve"> investment for Borderless, returning ~80x; the underlying cross-chain interoperability thesis preceded the firm's Cross-Chain Ecosystem Fund by two years.</w:t>
+      </w:r>
+    </w:p>
+    <w:p>
+      <w:pPr>
+        <w:spacing w:after="36" w:before="60"/>
+        <w:ind w:left="320" w:hanging="160"/>
+      </w:pPr>
+      <w:r>
         <w:t xml:space="preserve">• Predicted Thorchain's </w:t>
       </w:r>
       <w:r>
@@ -477,64 +573,7 @@
         <w:ind w:left="320" w:hanging="160"/>
       </w:pPr>
       <w:r>
-        <w:t xml:space="preserve">• Sourced the </w:t>
-      </w:r>
-      <w:r>
-        <w:rPr>
-          <w:b/>
-        </w:rPr>
-        <w:t>LayerZero seed round</w:t>
-      </w:r>
-      <w:r>
-        <w:t xml:space="preserve"> investment for Borderless, returning ~80x; the underlying cross-chain interoperability thesis preceded the firm's Cross-Chain Ecosystem Fund by two years.</w:t>
-      </w:r>
-    </w:p>
-    <w:p>
-      <w:pPr>
-        <w:spacing w:after="36" w:before="60"/>
-        <w:ind w:left="320" w:hanging="160"/>
-      </w:pPr>
-      <w:r>
-        <w:t xml:space="preserve">• Advised 100 portfolio companies 1-on-1 on token mechanism design (stablecoin reserves, governance-token allocation and incentive design, yield wrappers, burn/emission dynamics); standards defined in </w:t>
-      </w:r>
-      <w:hyperlink r:id="rId21">
-        <w:r>
-          <w:rPr>
-            <w:rStyle w:val="Hyperlink"/>
-            <w:b/>
-          </w:rPr>
-          <w:t xml:space="preserve">Introduction to Tokenomics</w:t>
-        </w:r>
-      </w:hyperlink>
-      <w:r>
-        <w:t>.</w:t>
-      </w:r>
-    </w:p>
-    <w:p>
-      <w:pPr>
-        <w:spacing w:after="36" w:before="60"/>
-        <w:ind w:left="320" w:hanging="160"/>
-      </w:pPr>
-      <w:r>
-        <w:t>• Translated regulatory change (GENIUS, CLARITY, Singapore MAS, MiCA, state money-transmitter and trust-charter regimes) into product, reserve, routing, and compliance decisions across U.S., Singapore, Cayman / BVI / Bermuda, and EU; coordinated cross-functional partner work spanning Product / Engineering, Risk (operational-risk taxonomy), and Legal.</w:t>
-      </w:r>
-    </w:p>
-    <w:p>
-      <w:pPr>
-        <w:spacing w:after="36" w:before="60"/>
-        <w:ind w:left="320" w:hanging="160"/>
-      </w:pPr>
-      <w:r>
         <w:t>• Shipped 250 portfolio investments (~25% deployment rate) across ~10 institutional funds (~$500M AUM) from a 1,000+ deal pre-seed-to-Series-C funnel, with build/partner/hold recommendations to committee.</w:t>
-      </w:r>
-    </w:p>
-    <w:p>
-      <w:pPr>
-        <w:spacing w:after="36" w:before="60"/>
-        <w:ind w:left="320" w:hanging="160"/>
-      </w:pPr>
-      <w:r>
-        <w:t>• Built the firm's research function from scratch; led a four-analyst team producing ~25 long-form publications annually; taught 100 teams across nine accelerator programs (2021 to 2025).</w:t>
       </w:r>
     </w:p>
     <w:p>

--- a/resumes/Zukowski_Resume_AI_Governance_Infrastructure.docx
+++ b/resumes/Zukowski_Resume_AI_Governance_Infrastructure.docx
@@ -638,11 +638,11 @@
             <w:rStyle w:val="Hyperlink"/>
             <w:b/>
           </w:rPr>
-          <w:t xml:space="preserve">Governance Concentration Beyond Token Allocation.</w:t>
-        </w:r>
-      </w:hyperlink>
-      <w:r>
-        <w:t xml:space="preserve"> In peer review at Frontiers in Blockchain. 40-protocol cross-section: initial token allocation does not predict governance concentration; protocol sector does (DePIN significantly more concentrated than DeFi; Cohen's d = 0.96).</w:t>
+          <w:t xml:space="preserve">Auditing Governance Concentration Beyond Token Allocation.</w:t>
+        </w:r>
+      </w:hyperlink>
+      <w:r>
+        <w:t xml:space="preserve"> In peer review at Frontiers in Blockchain. Live-governance audit of 52 token protocols: launch allocation does not predict governance concentration; DePIN governance is more concentrated than DeFi after correction (Cohen's d = 0.65, a directionally robust medium effect).</w:t>
       </w:r>
     </w:p>
     <w:p>

--- a/resumes/Zukowski_Resume_AI_Governance_Infrastructure.docx
+++ b/resumes/Zukowski_Resume_AI_Governance_Infrastructure.docx
@@ -226,7 +226,6 @@
         <w:r>
           <w:rPr>
             <w:rStyle w:val="Hyperlink"/>
-            <w:b/>
           </w:rPr>
           <w:t xml:space="preserve">Control Layer Intensity Index</w:t>
         </w:r>
@@ -238,7 +237,6 @@
         <w:r>
           <w:rPr>
             <w:rStyle w:val="Hyperlink"/>
-            <w:b/>
           </w:rPr>
           <w:t xml:space="preserve">Minimum Viable Equivalence Pack</w:t>
         </w:r>
@@ -250,7 +248,6 @@
         <w:r>
           <w:rPr>
             <w:rStyle w:val="Hyperlink"/>
-            <w:b/>
           </w:rPr>
           <w:t xml:space="preserve">Adaptive Tokenomics</w:t>
         </w:r>
@@ -500,7 +497,6 @@
         <w:r>
           <w:rPr>
             <w:rStyle w:val="Hyperlink"/>
-            <w:b/>
           </w:rPr>
           <w:t xml:space="preserve">Introduction to Tokenomics</w:t>
         </w:r>
@@ -918,7 +914,6 @@
         <w:r>
           <w:rPr>
             <w:rStyle w:val="Hyperlink"/>
-            <w:b/>
           </w:rPr>
           <w:t xml:space="preserve">Introduction to Tokenomics</w:t>
         </w:r>

--- a/resumes/Zukowski_Resume_AI_Governance_Infrastructure.docx
+++ b/resumes/Zukowski_Resume_AI_Governance_Infrastructure.docx
@@ -460,7 +460,7 @@
         <w:ind w:left="320" w:hanging="160"/>
       </w:pPr>
       <w:r>
-        <w:t>• Built the firm's research function from scratch; led a four-analyst team producing ~25 long-form publications annually; taught 100 teams across nine accelerator programs (2021 to 2025).</w:t>
+        <w:t>• Built the firm's research function from scratch; led a four-analyst team and personally produced ~25 of its ~125 long-form publications annually; taught 100 teams across nine accelerator programs (2021 to 2025).</w:t>
       </w:r>
     </w:p>
     <w:p>

--- a/resumes/Zukowski_Resume_AI_Governance_Infrastructure.docx
+++ b/resumes/Zukowski_Resume_AI_Governance_Infrastructure.docx
@@ -117,9 +117,9 @@
           <w:sz w:val="14"/>
           <w:szCs w:val="16"/>
         </w:rPr>
-        <w:t xml:space="preserve">· 22 MCP + API connections · ~75 DATs analyzed · Diligence⁠-⁠doc review 4hr to 1hr · 8 SSRN papers · 8 federal comment letters</w:t>
+        <w:t>· 22 MCP + API connections · ~75 DATs analyzed · Diligence⁠-⁠doc review 4hr to 1hr · 8 SSRN papers · 12 federal comment letters</w:t>
         <w:br/>
-        <w:t xml:space="preserve">· Patent⁠-⁠pending Canonical⁠-⁠State Architecture for multi⁠-⁠agent AI research (USPTO 64/071,767)</w:t>
+        <w:t>· Patent⁠-⁠pending Canonical⁠-⁠State Architecture for multi⁠-⁠agent AI research (five USPTO provisional applications, 2026)</w:t>
       </w:r>
     </w:p>
     <w:p>
@@ -284,7 +284,7 @@
         <w:ind w:left="320" w:hanging="160"/>
       </w:pPr>
       <w:r>
-        <w:t xml:space="preserve">• Contributed eight comment letters across a federal regulatory program (OCC bank stablecoin engagement </w:t>
+        <w:t xml:space="preserve">• Contributed twelve comment letters across a federal regulatory program (OCC bank stablecoin engagement </w:t>
       </w:r>
       <w:hyperlink r:id="rId12">
         <w:r>
@@ -617,7 +617,7 @@
           <w:rFonts w:ascii="Arial" w:hAnsi="Arial"/>
           <w:sz w:val="19"/>
         </w:rPr>
-        <w:t xml:space="preserve"> Filed a US provisional patent (USPTO 64/071,767, May 2026): a five-element coordination system for concurrent AI-agent sessions on a shared version-controlled repository, integrating per-session staging-index isolation, a multi-mode verification engine, a commit-time canonical-state coherence gate, recursive self-validation of discipline codifications, and an operator-confirmed promotion gate; validated across ~2,170 commits and 4 to 6 parallel AI coding sessions over ~4 months, with a companion 73-page methodology preprint. A second provisional (USPTO 19/693,448, May 2026) extends the architecture to role-routed cross-session coordination, actual-touched-file collision detection, and a self-describing verification registry (37-claim set).</w:t>
+        <w:t xml:space="preserve"> Filed five US provisional patent applications in 2026: a five-element coordination system for concurrent AI-agent sessions on a shared version-controlled repository, integrating per-session staging-index isolation, a multi-mode verification engine, a commit-time canonical-state coherence gate, recursive self-validation of discipline codifications, and an operator-confirmed promotion gate; validated across ~2,170 commits and 4 to 6 parallel AI coding sessions over ~4 months, with a companion 73-page methodology preprint. The applications extend the architecture to role-routed cross-session coordination, actual-touched-file collision detection, and a self-describing verification registry, plus a separate application for evidence-grounding of AI-generated assessments.</w:t>
       </w:r>
     </w:p>
     <w:p>

--- a/resumes/Zukowski_Resume_AI_Governance_Infrastructure.docx
+++ b/resumes/Zukowski_Resume_AI_Governance_Infrastructure.docx
@@ -119,7 +119,7 @@
         </w:rPr>
         <w:t>· 22 MCP + API connections · ~75 DATs analyzed · Diligence⁠-⁠doc review 4hr to 1hr · 8 SSRN papers · 12 federal comment letters</w:t>
         <w:br/>
-        <w:t>· Patent⁠-⁠pending Canonical⁠-⁠State Architecture for multi⁠-⁠agent AI research (five USPTO provisional applications, 2026)</w:t>
+        <w:t>· Patent⁠-⁠pending Canonical⁠-⁠State Architecture for multi⁠-⁠agent AI research (eight USPTO provisional applications, 2026)</w:t>
       </w:r>
     </w:p>
     <w:p>
@@ -617,7 +617,7 @@
           <w:rFonts w:ascii="Arial" w:hAnsi="Arial"/>
           <w:sz w:val="19"/>
         </w:rPr>
-        <w:t xml:space="preserve"> Filed five US provisional patent applications in 2026: a five-element coordination system for concurrent AI-agent sessions on a shared version-controlled repository, integrating per-session staging-index isolation, a multi-mode verification engine, a commit-time canonical-state coherence gate, recursive self-validation of discipline codifications, and an operator-confirmed promotion gate; validated across ~2,170 commits and 4 to 6 parallel AI coding sessions over ~4 months, with a companion 73-page methodology preprint. The applications extend the architecture to role-routed cross-session coordination, actual-touched-file collision detection, and a self-describing verification registry, plus a separate application for evidence-grounding of AI-generated assessments.</w:t>
+        <w:t xml:space="preserve"> Filed eight US provisional patent applications in 2026: a five-element coordination system for concurrent AI-agent sessions on a shared version-controlled repository, integrating per-session staging-index isolation, a multi-mode verification engine, a commit-time canonical-state coherence gate, recursive self-validation of discipline codifications, and an operator-confirmed promotion gate; validated across ~2,170 commits and 4 to 6 parallel AI coding sessions over ~4 months, with a companion 73-page methodology preprint. The applications extend the architecture to role-routed cross-session coordination, actual-touched-file collision detection, and a self-describing verification registry, plus separate applications for evidence-grounding of AI-generated assessments and cited values.</w:t>
       </w:r>
     </w:p>
     <w:p>

--- a/resumes/Zukowski_Resume_AI_Governance_Infrastructure.docx
+++ b/resumes/Zukowski_Resume_AI_Governance_Infrastructure.docx
@@ -4,7 +4,7 @@
   <w:body>
     <w:p>
       <w:pPr>
-        <w:spacing w:after="20" w:before="60"/>
+        <w:spacing w:after="20"/>
         <w:jc w:val="center"/>
       </w:pPr>
       <w:r>
@@ -13,15 +13,15 @@
           <w:b/>
           <w:bCs/>
           <w:color w:val="1A1A1A"/>
-          <w:sz w:val="36"/>
-          <w:szCs w:val="36"/>
+          <w:sz w:val="40"/>
+          <w:szCs w:val="40"/>
         </w:rPr>
         <w:t xml:space="preserve">Zach Zukowski</w:t>
       </w:r>
     </w:p>
     <w:p>
       <w:pPr>
-        <w:spacing w:after="10" w:before="60"/>
+        <w:spacing w:after="10"/>
         <w:jc w:val="center"/>
       </w:pPr>
       <w:r>
@@ -29,14 +29,14 @@
           <w:rFonts w:ascii="Arial" w:cs="Arial" w:eastAsia="Arial" w:hAnsi="Arial"/>
           <w:color w:val="444444"/>
           <w:sz w:val="19"/>
-          <w:szCs w:val="16"/>
+          <w:szCs w:val="19"/>
         </w:rPr>
         <w:t xml:space="preserve">Orlando, FL | Zach@Tokenization.Systems | 407-536-8625</w:t>
       </w:r>
     </w:p>
     <w:p>
       <w:pPr>
-        <w:spacing w:after="55" w:before="60"/>
+        <w:spacing w:after="55"/>
         <w:jc w:val="center"/>
       </w:pPr>
       <w:hyperlink w:history="1" r:id="rIdtk3pkbjp0bnea-khivcha">
@@ -45,7 +45,7 @@
             <w:rFonts w:ascii="Arial" w:cs="Arial" w:eastAsia="Arial" w:hAnsi="Arial"/>
             <w:color w:val="2255AA"/>
             <w:sz w:val="19"/>
-            <w:szCs w:val="16"/>
+            <w:szCs w:val="19"/>
           </w:rPr>
           <w:t xml:space="preserve">Tokenization.Systems</w:t>
         </w:r>
@@ -55,7 +55,7 @@
           <w:rFonts w:ascii="Arial" w:cs="Arial" w:eastAsia="Arial" w:hAnsi="Arial"/>
           <w:color w:val="444444"/>
           <w:sz w:val="19"/>
-          <w:szCs w:val="16"/>
+          <w:szCs w:val="19"/>
         </w:rPr>
         <w:t xml:space="preserve">  |  </w:t>
       </w:r>
@@ -65,7 +65,7 @@
             <w:rFonts w:ascii="Arial" w:cs="Arial" w:eastAsia="Arial" w:hAnsi="Arial"/>
             <w:color w:val="2255AA"/>
             <w:sz w:val="19"/>
-            <w:szCs w:val="16"/>
+            <w:szCs w:val="19"/>
           </w:rPr>
           <w:t xml:space="preserve">LinkedIn</w:t>
         </w:r>
@@ -75,7 +75,7 @@
           <w:rFonts w:ascii="Arial" w:cs="Arial" w:eastAsia="Arial" w:hAnsi="Arial"/>
           <w:color w:val="444444"/>
           <w:sz w:val="19"/>
-          <w:szCs w:val="16"/>
+          <w:szCs w:val="19"/>
         </w:rPr>
         <w:t xml:space="preserve">  |  </w:t>
       </w:r>
@@ -85,7 +85,7 @@
             <w:rFonts w:ascii="Arial" w:cs="Arial" w:eastAsia="Arial" w:hAnsi="Arial"/>
             <w:color w:val="2255AA"/>
             <w:sz w:val="19"/>
-            <w:szCs w:val="16"/>
+            <w:szCs w:val="19"/>
           </w:rPr>
           <w:t xml:space="preserve">SSRN</w:t>
         </w:r>
@@ -93,29 +93,31 @@
     </w:p>
     <w:p>
       <w:pPr>
-        <w:spacing w:after="15" w:before="60"/>
+        <w:spacing w:after="15"/>
         <w:jc w:val="center"/>
       </w:pPr>
       <w:r>
         <w:rPr>
-          <w:rFonts w:ascii="Arial" w:hAnsi="Arial"/>
-          <w:b/>
+          <w:rFonts w:ascii="Arial" w:cs="Arial" w:eastAsia="Arial" w:hAnsi="Arial"/>
+          <w:b/>
+          <w:bCs/>
+          <w:color w:val="1A1A1A"/>
           <w:sz w:val="23"/>
+          <w:szCs w:val="23"/>
         </w:rPr>
         <w:t>AI GOVERNANCE · CONTROL-LAYER ACCOUNTABILITY · DILIGENCE FRAMEWORKS</w:t>
       </w:r>
     </w:p>
     <w:p>
       <w:pPr>
-        <w:spacing w:after="10" w:before="60"/>
+        <w:spacing w:after="10"/>
         <w:jc w:val="center"/>
       </w:pPr>
       <w:r>
         <w:rPr>
-          <w:rFonts w:ascii="Arial" w:cs="Arial" w:eastAsia="Arial" w:hAnsi="Arial"/>
-          <w:color w:val="444444"/>
-          <w:sz w:val="14"/>
-          <w:szCs w:val="16"/>
+          <w:b w:val="0"/>
+          <w:i w:val="0"/>
+          <w:sz w:val="18"/>
         </w:rPr>
         <w:t>· 22 MCP + API connections · ~75 DATs analyzed · Diligence⁠-⁠doc review 4hr to 1hr · 8 SSRN papers · 12 federal comment letters</w:t>
         <w:br/>
@@ -143,28 +145,28 @@
     </w:p>
     <w:p>
       <w:pPr>
-        <w:spacing w:after="40" w:before="60"/>
+        <w:spacing w:after="40" w:before="160"/>
       </w:pPr>
       <w:r>
         <w:rPr>
           <w:rFonts w:ascii="Arial" w:cs="Arial" w:eastAsia="Arial" w:hAnsi="Arial"/>
           <w:color w:val="1A1A1A"/>
           <w:sz w:val="19"/>
-          <w:szCs w:val="16"/>
+          <w:szCs w:val="19"/>
         </w:rPr>
         <w:t>AI-augmented research and governance-infrastructure builder who turns control-layer and operator-accountability research into machine-readable diligence systems, now extending that accountability lens from stablecoin gateways to AI deployment. Founder of Tokenization Systems; first hire at Borderless Capital, an RIA.</w:t>
       </w:r>
     </w:p>
     <w:p>
       <w:pPr>
-        <w:spacing w:after="40" w:before="0"/>
+        <w:spacing w:after="38"/>
       </w:pPr>
       <w:r>
         <w:rPr>
           <w:rFonts w:ascii="Arial" w:cs="Arial" w:eastAsia="Arial" w:hAnsi="Arial"/>
           <w:color w:val="1A1A1A"/>
           <w:sz w:val="19"/>
-          <w:szCs w:val="16"/>
+          <w:szCs w:val="19"/>
         </w:rPr>
         <w:t>Focus: research-infrastructure engineering, control-layer accountability, machine-readable diligence, agentic workflow automation · MCP server design, Monte Carlo, difference-in-differences, coalition-power analysis · Python, R, DuneSQL.</w:t>
       </w:r>
@@ -216,7 +218,7 @@
     </w:p>
     <w:p>
       <w:pPr>
-        <w:spacing w:after="36" w:before="60"/>
+        <w:spacing w:after="36"/>
         <w:ind w:left="320" w:hanging="160"/>
       </w:pPr>
       <w:r>
@@ -280,7 +282,7 @@
     </w:p>
     <w:p>
       <w:pPr>
-        <w:spacing w:after="36" w:before="60"/>
+        <w:spacing w:after="36"/>
         <w:ind w:left="320" w:hanging="160"/>
       </w:pPr>
       <w:r>
@@ -399,7 +401,7 @@
     </w:p>
     <w:p>
       <w:pPr>
-        <w:spacing w:after="36" w:before="60"/>
+        <w:spacing w:after="36"/>
         <w:ind w:left="320" w:hanging="160"/>
       </w:pPr>
       <w:r>
@@ -434,6 +436,9 @@
     </w:p>
     <w:p>
       <w:pPr>
+        <w:tabs>
+          <w:tab w:val="right" w:pos="10320"/>
+        </w:tabs>
         <w:spacing w:after="20" w:before="80"/>
         <w:ind w:left="0" w:firstLine="0"/>
       </w:pPr>
@@ -447,7 +452,7 @@
     </w:p>
     <w:p>
       <w:pPr>
-        <w:spacing w:after="36" w:before="60"/>
+        <w:spacing w:after="36"/>
         <w:ind w:left="320" w:hanging="160"/>
       </w:pPr>
       <w:r>
@@ -456,7 +461,7 @@
     </w:p>
     <w:p>
       <w:pPr>
-        <w:spacing w:after="36" w:before="60"/>
+        <w:spacing w:after="36"/>
         <w:ind w:left="320" w:hanging="160"/>
       </w:pPr>
       <w:r>
@@ -465,6 +470,9 @@
     </w:p>
     <w:p>
       <w:pPr>
+        <w:tabs>
+          <w:tab w:val="right" w:pos="10320"/>
+        </w:tabs>
         <w:spacing w:after="20" w:before="80"/>
         <w:ind w:left="0" w:firstLine="0"/>
       </w:pPr>
@@ -478,7 +486,7 @@
     </w:p>
     <w:p>
       <w:pPr>
-        <w:spacing w:after="36" w:before="60"/>
+        <w:spacing w:after="36"/>
         <w:ind w:left="320" w:hanging="160"/>
       </w:pPr>
       <w:r>
@@ -487,7 +495,7 @@
     </w:p>
     <w:p>
       <w:pPr>
-        <w:spacing w:after="36" w:before="60"/>
+        <w:spacing w:after="36"/>
         <w:ind w:left="320" w:hanging="160"/>
       </w:pPr>
       <w:r>
@@ -507,7 +515,7 @@
     </w:p>
     <w:p>
       <w:pPr>
-        <w:spacing w:after="36" w:before="60"/>
+        <w:spacing w:after="36"/>
         <w:ind w:left="320" w:hanging="160"/>
       </w:pPr>
       <w:r>
@@ -516,6 +524,9 @@
     </w:p>
     <w:p>
       <w:pPr>
+        <w:tabs>
+          <w:tab w:val="right" w:pos="10320"/>
+        </w:tabs>
         <w:spacing w:after="20" w:before="80"/>
         <w:ind w:left="0" w:firstLine="0"/>
       </w:pPr>
@@ -529,7 +540,7 @@
     </w:p>
     <w:p>
       <w:pPr>
-        <w:spacing w:after="36" w:before="60"/>
+        <w:spacing w:after="36"/>
         <w:ind w:left="320" w:hanging="160"/>
       </w:pPr>
       <w:r>
@@ -547,7 +558,7 @@
     </w:p>
     <w:p>
       <w:pPr>
-        <w:spacing w:after="36" w:before="60"/>
+        <w:spacing w:after="36"/>
         <w:ind w:left="320" w:hanging="160"/>
       </w:pPr>
       <w:r>
@@ -565,7 +576,7 @@
     </w:p>
     <w:p>
       <w:pPr>
-        <w:spacing w:after="36" w:before="60"/>
+        <w:spacing w:after="36"/>
         <w:ind w:left="320" w:hanging="160"/>
       </w:pPr>
       <w:r>
@@ -594,35 +605,25 @@
     </w:p>
     <w:p>
       <w:pPr>
-        <w:spacing w:after="28" w:before="60"/>
-        <w:ind w:left="320" w:hanging="160"/>
-      </w:pPr>
-      <w:r>
-        <w:rPr>
-          <w:rFonts w:ascii="Arial" w:hAnsi="Arial"/>
-          <w:sz w:val="19"/>
-        </w:rPr>
+        <w:spacing w:after="28"/>
+        <w:ind w:left="320" w:hanging="160"/>
+      </w:pPr>
+      <w:r>
         <w:t xml:space="preserve">• </w:t>
       </w:r>
       <w:r>
         <w:rPr>
-          <w:rFonts w:ascii="Arial" w:hAnsi="Arial"/>
-          <w:b/>
-          <w:sz w:val="19"/>
+          <w:b/>
         </w:rPr>
         <w:t>Canonical-State Architecture.</w:t>
       </w:r>
       <w:r>
-        <w:rPr>
-          <w:rFonts w:ascii="Arial" w:hAnsi="Arial"/>
-          <w:sz w:val="19"/>
-        </w:rPr>
         <w:t xml:space="preserve"> Filed eight US provisional patent applications in 2026: a five-element coordination system for concurrent AI-agent sessions on a shared version-controlled repository, integrating per-session staging-index isolation, a multi-mode verification engine, a commit-time canonical-state coherence gate, recursive self-validation of discipline codifications, and an operator-confirmed promotion gate; validated across ~2,170 commits and 4 to 6 parallel AI coding sessions over ~4 months, with a companion 73-page methodology preprint. The applications extend the architecture to role-routed cross-session coordination, actual-touched-file collision detection, and a self-describing verification registry, plus separate applications for evidence-grounding of AI-generated assessments and cited values.</w:t>
       </w:r>
     </w:p>
     <w:p>
       <w:pPr>
-        <w:spacing w:after="28" w:before="60"/>
+        <w:spacing w:after="28"/>
         <w:ind w:left="320" w:hanging="160"/>
       </w:pPr>
       <w:r>
@@ -643,7 +644,7 @@
     </w:p>
     <w:p>
       <w:pPr>
-        <w:spacing w:after="28" w:before="60"/>
+        <w:spacing w:after="28"/>
         <w:ind w:left="320" w:hanging="160"/>
       </w:pPr>
       <w:r>
@@ -664,7 +665,7 @@
     </w:p>
     <w:p>
       <w:pPr>
-        <w:spacing w:after="28" w:before="60"/>
+        <w:spacing w:after="28"/>
         <w:ind w:left="320" w:hanging="160"/>
       </w:pPr>
       <w:r>
@@ -685,14 +686,10 @@
     </w:p>
     <w:p>
       <w:pPr>
-        <w:spacing w:after="28" w:before="60"/>
-        <w:ind w:left="320" w:hanging="160"/>
-      </w:pPr>
-      <w:r>
-        <w:rPr>
-          <w:rFonts w:ascii="Arial" w:hAnsi="Arial"/>
-          <w:sz w:val="19"/>
-        </w:rPr>
+        <w:spacing w:after="28"/>
+        <w:ind w:left="320" w:hanging="160"/>
+      </w:pPr>
+      <w:r>
         <w:t xml:space="preserve">• </w:t>
       </w:r>
       <w:hyperlink r:id="rId22">
@@ -705,16 +702,12 @@
         </w:r>
       </w:hyperlink>
       <w:r>
-        <w:rPr>
-          <w:rFonts w:ascii="Arial" w:hAnsi="Arial"/>
-          <w:sz w:val="19"/>
-        </w:rPr>
         <w:t xml:space="preserve"> Burn-mechanism design (carrier contracts vs. subscriptions) drives demand concentration: Helium's carrier-contract model concentrates ~90% of token burns in 5 purchasers (HHI 0.22) despite ~1M hotspots; coalition-power analysis extends standard concentration measures for single-address risk.</w:t>
       </w:r>
     </w:p>
     <w:p>
       <w:pPr>
-        <w:spacing w:after="28" w:before="60"/>
+        <w:spacing w:after="28"/>
         <w:ind w:left="320" w:hanging="160"/>
       </w:pPr>
       <w:r>
@@ -735,7 +728,7 @@
     </w:p>
     <w:p>
       <w:pPr>
-        <w:spacing w:after="28" w:before="60"/>
+        <w:spacing w:after="28"/>
         <w:ind w:left="320" w:hanging="160"/>
       </w:pPr>
       <w:r>
@@ -756,7 +749,7 @@
     </w:p>
     <w:p>
       <w:pPr>
-        <w:spacing w:after="28" w:before="60"/>
+        <w:spacing w:after="28"/>
         <w:ind w:left="320" w:hanging="160"/>
       </w:pPr>
       <w:r>
@@ -777,14 +770,10 @@
     </w:p>
     <w:p>
       <w:pPr>
-        <w:spacing w:after="28" w:before="60"/>
-        <w:ind w:left="320" w:hanging="160"/>
-      </w:pPr>
-      <w:r>
-        <w:rPr>
-          <w:rFonts w:ascii="Arial" w:hAnsi="Arial"/>
-          <w:sz w:val="19"/>
-        </w:rPr>
+        <w:spacing w:after="28"/>
+        <w:ind w:left="320" w:hanging="160"/>
+      </w:pPr>
+      <w:r>
         <w:t xml:space="preserve">• </w:t>
       </w:r>
       <w:hyperlink r:id="rId24">
@@ -797,10 +786,6 @@
         </w:r>
       </w:hyperlink>
       <w:r>
-        <w:rPr>
-          <w:rFonts w:ascii="Arial" w:hAnsi="Arial"/>
-          <w:sz w:val="19"/>
-        </w:rPr>
         <w:t xml:space="preserve"> Cross-product framework for major dollar-denominated digital products; CLII / MVEP decoupling; stress propagation through dependency chains (SVB, Circle pool, Paxos).</w:t>
       </w:r>
     </w:p>
@@ -825,7 +810,7 @@
     </w:p>
     <w:p>
       <w:pPr>
-        <w:spacing w:after="22" w:before="60"/>
+        <w:spacing w:after="22"/>
       </w:pPr>
       <w:r>
         <w:rPr>
@@ -839,7 +824,7 @@
     </w:p>
     <w:p>
       <w:pPr>
-        <w:spacing w:after="22" w:before="60"/>
+        <w:spacing w:after="22"/>
       </w:pPr>
       <w:r>
         <w:rPr>
@@ -853,7 +838,7 @@
     </w:p>
     <w:p>
       <w:pPr>
-        <w:spacing w:after="22" w:before="60"/>
+        <w:spacing w:after="22"/>
       </w:pPr>
       <w:r>
         <w:rPr>
@@ -886,7 +871,7 @@
     </w:p>
     <w:p>
       <w:pPr>
-        <w:spacing w:after="36" w:before="60"/>
+        <w:spacing w:after="36"/>
         <w:ind w:left="320" w:hanging="160"/>
       </w:pPr>
       <w:r>
@@ -895,7 +880,7 @@
     </w:p>
     <w:p>
       <w:pPr>
-        <w:spacing w:after="36" w:before="60"/>
+        <w:spacing w:after="36"/>
         <w:ind w:left="320" w:hanging="160"/>
       </w:pPr>
       <w:r>
@@ -904,7 +889,7 @@
     </w:p>
     <w:p>
       <w:pPr>
-        <w:spacing w:after="36" w:before="60"/>
+        <w:spacing w:after="36"/>
         <w:ind w:left="320" w:hanging="160"/>
       </w:pPr>
       <w:r>
@@ -946,58 +931,48 @@
         <w:tabs>
           <w:tab w:val="right" w:pos="10320"/>
         </w:tabs>
-        <w:spacing w:after="0" w:before="60"/>
-      </w:pPr>
-      <w:r>
-        <w:rPr>
-          <w:rFonts w:ascii="Arial" w:cs="Arial" w:eastAsia="Arial" w:hAnsi="Arial"/>
-          <w:b/>
-          <w:bCs/>
-          <w:color w:val="1A1A1A"/>
-          <w:sz w:val="19"/>
-          <w:szCs w:val="19"/>
-        </w:rPr>
-        <w:t xml:space="preserve">High Point University</w:t>
-      </w:r>
-      <w:r>
-        <w:rPr>
-          <w:rFonts w:ascii="Arial" w:cs="Arial" w:eastAsia="Arial" w:hAnsi="Arial"/>
-          <w:color w:val="1A1A1A"/>
-          <w:sz w:val="19"/>
-          <w:szCs w:val="19"/>
+        <w:spacing w:after="0"/>
+      </w:pPr>
+      <w:r>
+        <w:rPr>
+          <w:b/>
+          <w:i w:val="0"/>
+        </w:rPr>
+        <w:t>High Point University</w:t>
+      </w:r>
+      <w:r>
+        <w:rPr>
+          <w:b w:val="0"/>
+          <w:i w:val="0"/>
         </w:rPr>
         <w:t xml:space="preserve"> | B.S.B.A., Business Administration (Magna Cum Laude) · Investment Club President</w:t>
       </w:r>
       <w:r>
         <w:rPr>
-          <w:rFonts w:ascii="Arial" w:cs="Arial" w:eastAsia="Arial" w:hAnsi="Arial"/>
-          <w:sz w:val="19"/>
-          <w:szCs w:val="19"/>
-        </w:rPr>
-        <w:t xml:space="preserve">	</w:t>
-      </w:r>
-      <w:r>
-        <w:rPr>
-          <w:rFonts w:ascii="Arial" w:cs="Arial" w:eastAsia="Arial" w:hAnsi="Arial"/>
+          <w:b w:val="0"/>
+          <w:i w:val="0"/>
+        </w:rPr>
+        <w:tab/>
+      </w:r>
+      <w:r>
+        <w:rPr>
+          <w:b w:val="0"/>
           <w:i/>
-          <w:iCs/>
-          <w:color w:val="666666"/>
-          <w:sz w:val="19"/>
-          <w:szCs w:val="19"/>
-        </w:rPr>
-        <w:t xml:space="preserve">2018</w:t>
-      </w:r>
-    </w:p>
-    <w:p>
-      <w:pPr>
-        <w:spacing w:after="0" w:before="60"/>
-      </w:pPr>
-      <w:r>
-        <w:rPr>
-          <w:rFonts w:ascii="Arial" w:cs="Arial" w:eastAsia="Arial" w:hAnsi="Arial"/>
-          <w:color w:val="444444"/>
-          <w:sz w:val="18"/>
-          <w:szCs w:val="18"/>
+        </w:rPr>
+        <w:t>2018</w:t>
+      </w:r>
+    </w:p>
+    <w:p>
+      <w:pPr>
+        <w:tabs>
+          <w:tab w:val="right" w:pos="10320"/>
+        </w:tabs>
+        <w:spacing w:after="0"/>
+      </w:pPr>
+      <w:r>
+        <w:rPr>
+          <w:b w:val="0"/>
+          <w:i w:val="0"/>
         </w:rPr>
         <w:t>Lingnan University, Hong Kong (Exchange)</w:t>
       </w:r>

--- a/resumes/Zukowski_Resume_AI_Governance_Infrastructure.docx
+++ b/resumes/Zukowski_Resume_AI_Governance_Infrastructure.docx
@@ -119,7 +119,7 @@
           <w:i w:val="0"/>
           <w:sz w:val="18"/>
         </w:rPr>
-        <w:t>· 22 MCP + API connections · ~75 DATs analyzed · Diligence⁠-⁠doc review 4hr to 1hr · 8 SSRN papers · 12 federal comment letters</w:t>
+        <w:t>· 22 MCP + API connections · ~75 DATs analyzed · Diligence⁠-⁠doc review 4hr to 1hr · 8 SSRN papers · 13 federal comment letters</w:t>
         <w:br/>
         <w:t>· Patent⁠-⁠pending Canonical⁠-⁠State Architecture for multi⁠-⁠agent AI research (eight USPTO provisional applications, 2026)</w:t>
       </w:r>
@@ -286,7 +286,7 @@
         <w:ind w:left="320" w:hanging="160"/>
       </w:pPr>
       <w:r>
-        <w:t xml:space="preserve">• Contributed twelve comment letters across a federal regulatory program (OCC bank stablecoin engagement </w:t>
+        <w:t xml:space="preserve">• Contributed thirteen comment letters across a federal regulatory program (OCC bank stablecoin engagement </w:t>
       </w:r>
       <w:hyperlink r:id="rId12">
         <w:r>

--- a/resumes/Zukowski_Resume_AI_Governance_Infrastructure.docx
+++ b/resumes/Zukowski_Resume_AI_Governance_Infrastructure.docx
@@ -119,7 +119,7 @@
           <w:i w:val="0"/>
           <w:sz w:val="18"/>
         </w:rPr>
-        <w:t>· 22 MCP + API connections · ~75 DATs analyzed · Diligence⁠-⁠doc review 4hr to 1hr · 8 SSRN papers · 13 federal comment letters</w:t>
+        <w:t>· 22 MCP + API connections · ~75 DATs analyzed · Diligence⁠-⁠doc review 4hr to 1hr · 8 SSRN papers · 13 federal comment letters · FSB AI consultation response</w:t>
         <w:br/>
         <w:t>· Patent⁠-⁠pending Canonical⁠-⁠State Architecture for multi⁠-⁠agent AI research (eight USPTO provisional applications, 2026)</w:t>
       </w:r>
@@ -374,13 +374,24 @@
         </w:r>
       </w:hyperlink>
       <w:r>
-        <w:t xml:space="preserve">); </w:t>
+        <w:t xml:space="preserve">); first international standard-setter filing: </w:t>
       </w:r>
       <w:hyperlink r:id="rId20">
         <w:r>
           <w:rPr>
             <w:rStyle w:val="Hyperlink"/>
           </w:rPr>
+          <w:t xml:space="preserve">FSB AI Sound Practices consultation response</w:t>
+        </w:r>
+      </w:hyperlink>
+      <w:r>
+        <w:t xml:space="preserve"> (Jul 2026), the first external deployment of the MVEP-AI / CLII-AI operator-accountability stack; </w:t>
+      </w:r>
+      <w:hyperlink r:id="rId21">
+        <w:r>
+          <w:rPr>
+            <w:rStyle w:val="Hyperlink"/>
+          </w:rPr>
           <w:t xml:space="preserve">Routing the Dollar</w:t>
         </w:r>
       </w:hyperlink>
@@ -396,7 +407,7 @@
         </w:r>
       </w:hyperlink>
       <w:r>
-        <w:t xml:space="preserve"> in peer review at Frontiers in Blockchain.</w:t>
+        <w:t xml:space="preserve"> accepted for publication at Frontiers in Blockchain.</w:t>
       </w:r>
     </w:p>
     <w:p>
@@ -501,7 +512,7 @@
       <w:r>
         <w:t xml:space="preserve">• Advised 100 portfolio companies 1-on-1 on token mechanism design (stablecoin reserves, governance-token allocation and incentive design, yield wrappers, burn/emission dynamics); standards defined in </w:t>
       </w:r>
-      <w:hyperlink r:id="rId21">
+      <w:hyperlink r:id="rId22">
         <w:r>
           <w:rPr>
             <w:rStyle w:val="Hyperlink"/>
@@ -639,7 +650,7 @@
         </w:r>
       </w:hyperlink>
       <w:r>
-        <w:t xml:space="preserve"> In peer review at Frontiers in Blockchain. Live-governance audit of 52 token protocols: launch allocation does not predict governance concentration; DePIN governance is more concentrated than DeFi after correction (Cohen's d = 0.65, a directionally robust medium effect).</w:t>
+        <w:t xml:space="preserve"> Accepted for publication at Frontiers in Blockchain. Live-governance audit of 52 token protocols: launch allocation does not predict governance concentration; DePIN governance is more concentrated than DeFi after correction (Cohen's d = 0.65, a directionally robust medium effect).</w:t>
       </w:r>
     </w:p>
     <w:p>
@@ -692,7 +703,7 @@
       <w:r>
         <w:t xml:space="preserve">• </w:t>
       </w:r>
-      <w:hyperlink r:id="rId22">
+      <w:hyperlink r:id="rId23">
         <w:r>
           <w:rPr>
             <w:rStyle w:val="Hyperlink"/>
@@ -713,7 +724,7 @@
       <w:r>
         <w:t xml:space="preserve">• </w:t>
       </w:r>
-      <w:hyperlink r:id="rId20">
+      <w:hyperlink r:id="rId21">
         <w:r>
           <w:rPr>
             <w:rStyle w:val="Hyperlink"/>
@@ -755,17 +766,17 @@
       <w:r>
         <w:t xml:space="preserve">• </w:t>
       </w:r>
-      <w:hyperlink r:id="rId23">
+      <w:hyperlink r:id="rId24">
         <w:r>
           <w:rPr>
             <w:rStyle w:val="Hyperlink"/>
             <w:b/>
           </w:rPr>
-          <w:t xml:space="preserve">Three Tokenization Strategies.</w:t>
-        </w:r>
-      </w:hyperlink>
-      <w:r>
-        <w:t xml:space="preserve"> Each of three strategies satisfies different MVEP categories with measurably different strength (Regulated Collateral Circuit, Multi-Issuer Yield Stack, Tokenized Equity Rails); Securitize as cross-strategy concentration risk.</w:t>
+          <w:t xml:space="preserve">The Control Layer of Agentic Payments.</w:t>
+        </w:r>
+      </w:hyperlink>
+      <w:r>
+        <w:t xml:space="preserve"> First control-layer measurement of live agentic payments (x402): facilitator concentration above the antitrust highly-concentrated threshold on every chain measured, subsidy and proxy pipelines exposed by buyer cardinality, and a composition chain with no accountable layer; anchors the FSB AI-consultation response.</w:t>
       </w:r>
     </w:p>
     <w:p>
@@ -776,7 +787,7 @@
       <w:r>
         <w:t xml:space="preserve">• </w:t>
       </w:r>
-      <w:hyperlink r:id="rId24">
+      <w:hyperlink r:id="rId25">
         <w:r>
           <w:rPr>
             <w:rStyle w:val="Hyperlink"/>
@@ -875,6 +886,15 @@
         <w:ind w:left="320" w:hanging="160"/>
       </w:pPr>
       <w:r>
+        <w:t>• Informal AI-governance focus group at Foresight Institute Vision Weekend</w:t>
+      </w:r>
+    </w:p>
+    <w:p>
+      <w:pPr>
+        <w:spacing w:after="36"/>
+        <w:ind w:left="320" w:hanging="160"/>
+      </w:pPr>
+      <w:r>
         <w:t>• Uniswap Foundation governance committee (2025)</w:t>
       </w:r>
     </w:p>
@@ -895,7 +915,7 @@
       <w:r>
         <w:t xml:space="preserve">• </w:t>
       </w:r>
-      <w:hyperlink r:id="rId21">
+      <w:hyperlink r:id="rId22">
         <w:r>
           <w:rPr>
             <w:rStyle w:val="Hyperlink"/>

--- a/resumes/Zukowski_Resume_AI_Governance_Infrastructure.docx
+++ b/resumes/Zukowski_Resume_AI_Governance_Infrastructure.docx
@@ -119,7 +119,9 @@
           <w:i w:val="0"/>
           <w:sz w:val="18"/>
         </w:rPr>
-        <w:t>· 22 MCP + API connections · ~75 DATs analyzed · Diligence⁠-⁠doc review 4hr to 1hr · 8 SSRN papers · 13 federal comment letters · FSB AI consultation response</w:t>
+        <w:t>· 22 MCP + API connections · ~75 DATs analyzed · Diligence⁠-⁠doc review 4hr to 1hr</w:t>
+        <w:br/>
+        <w:t>· 8 SSRN papers · 13 federal comment letters · FSB AI consultation response</w:t>
         <w:br/>
         <w:t>· Patent⁠-⁠pending Canonical⁠-⁠State Architecture for multi⁠-⁠agent AI research (eight USPTO provisional applications, 2026)</w:t>
       </w:r>

--- a/resumes/Zukowski_Resume_AI_Governance_Infrastructure.docx
+++ b/resumes/Zukowski_Resume_AI_Governance_Infrastructure.docx
@@ -16,7 +16,7 @@
           <w:sz w:val="40"/>
           <w:szCs w:val="40"/>
         </w:rPr>
-        <w:t xml:space="preserve">Zach Zukowski</w:t>
+        <w:t>Zach Zukowski</w:t>
       </w:r>
     </w:p>
     <w:p>
@@ -31,7 +31,7 @@
           <w:sz w:val="19"/>
           <w:szCs w:val="19"/>
         </w:rPr>
-        <w:t xml:space="preserve">Orlando, FL | Zach@Tokenization.Systems | 407-536-8625</w:t>
+        <w:t>Orlando, FL | Zach@Tokenization.Systems | 407-536-8625</w:t>
       </w:r>
     </w:p>
     <w:p>
@@ -123,7 +123,7 @@
         <w:br/>
         <w:t>· 8 SSRN papers · 13 federal comment letters · FSB AI consultation response</w:t>
         <w:br/>
-        <w:t>· Patent⁠-⁠pending Canonical⁠-⁠State Architecture for multi⁠-⁠agent AI research (eight USPTO provisional applications, 2026)</w:t>
+        <w:t>· Patent⁠-⁠pending Canonical⁠-⁠State Architecture for multi⁠-⁠agent AI research (ten USPTO provisional applications, 2026)</w:t>
       </w:r>
     </w:p>
     <w:p>
@@ -142,7 +142,7 @@
           <w:sz w:val="20"/>
           <w:szCs w:val="20"/>
         </w:rPr>
-        <w:t xml:space="preserve">SUMMARY</w:t>
+        <w:t>SUMMARY</w:t>
       </w:r>
     </w:p>
     <w:p>
@@ -189,7 +189,7 @@
           <w:sz w:val="20"/>
           <w:szCs w:val="20"/>
         </w:rPr>
-        <w:t xml:space="preserve">EXPERIENCE</w:t>
+        <w:t>EXPERIENCE</w:t>
       </w:r>
     </w:p>
     <w:p>
@@ -613,7 +613,7 @@
           <w:sz w:val="20"/>
           <w:szCs w:val="20"/>
         </w:rPr>
-        <w:t xml:space="preserve">SELECTED RESEARCH</w:t>
+        <w:t>SELECTED RESEARCH</w:t>
       </w:r>
     </w:p>
     <w:p>
@@ -631,7 +631,7 @@
         <w:t>Canonical-State Architecture.</w:t>
       </w:r>
       <w:r>
-        <w:t xml:space="preserve"> Filed eight US provisional patent applications in 2026: a five-element coordination system for concurrent AI-agent sessions on a shared version-controlled repository, integrating per-session staging-index isolation, a multi-mode verification engine, a commit-time canonical-state coherence gate, recursive self-validation of discipline codifications, and an operator-confirmed promotion gate; validated across ~2,170 commits and 4 to 6 parallel AI coding sessions over ~4 months, with a companion 73-page methodology preprint. The applications extend the architecture to role-routed cross-session coordination, actual-touched-file collision detection, and a self-describing verification registry, plus separate applications for evidence-grounding of AI-generated assessments and cited values.</w:t>
+        <w:t xml:space="preserve"> Filed ten US provisional patent applications in 2026: a five-element coordination system for concurrent AI-agent sessions on a shared version-controlled repository, integrating per-session staging-index isolation, a multi-mode verification engine, a commit-time canonical-state coherence gate, recursive self-validation of discipline codifications, and an operator-confirmed promotion gate; validated across ~2,170 commits and 4 to 6 parallel AI coding sessions over ~4 months, with a companion 73-page methodology preprint. The applications extend the architecture to role-routed cross-session coordination, actual-touched-file collision detection, and a self-describing verification registry, plus separate applications for evidence-grounding of AI-generated assessments and cited values.</w:t>
       </w:r>
     </w:p>
     <w:p>
@@ -818,7 +818,7 @@
           <w:sz w:val="20"/>
           <w:szCs w:val="20"/>
         </w:rPr>
-        <w:t xml:space="preserve">TECHNICAL</w:t>
+        <w:t>TECHNICAL</w:t>
       </w:r>
     </w:p>
     <w:p>
@@ -945,7 +945,7 @@
           <w:sz w:val="20"/>
           <w:szCs w:val="20"/>
         </w:rPr>
-        <w:t xml:space="preserve">EDUCATION</w:t>
+        <w:t>EDUCATION</w:t>
       </w:r>
     </w:p>
     <w:p>

--- a/resumes/Zukowski_Resume_AI_Governance_Infrastructure.docx
+++ b/resumes/Zukowski_Resume_AI_Governance_Infrastructure.docx
@@ -123,7 +123,7 @@
         <w:br/>
         <w:t>· 8 SSRN papers · 13 federal comment letters · FSB AI consultation response</w:t>
         <w:br/>
-        <w:t>· Patent⁠-⁠pending Canonical⁠-⁠State Architecture for multi⁠-⁠agent AI research (ten USPTO provisional applications, 2026)</w:t>
+        <w:t>· Patent⁠-⁠pending Canonical⁠-⁠State Architecture for multi⁠-⁠agent AI research (eleven USPTO provisional applications, 2026)</w:t>
       </w:r>
     </w:p>
     <w:p>
@@ -631,7 +631,7 @@
         <w:t>Canonical-State Architecture.</w:t>
       </w:r>
       <w:r>
-        <w:t xml:space="preserve"> Filed ten US provisional patent applications in 2026: a five-element coordination system for concurrent AI-agent sessions on a shared version-controlled repository, integrating per-session staging-index isolation, a multi-mode verification engine, a commit-time canonical-state coherence gate, recursive self-validation of discipline codifications, and an operator-confirmed promotion gate; validated across ~2,170 commits and 4 to 6 parallel AI coding sessions over ~4 months, with a companion 73-page methodology preprint. The applications extend the architecture to role-routed cross-session coordination, actual-touched-file collision detection, and a self-describing verification registry, plus separate applications for evidence-grounding of AI-generated assessments and cited values.</w:t>
+        <w:t xml:space="preserve"> Filed eleven US provisional patent applications in 2026: a five-element coordination system for concurrent AI-agent sessions on a shared version-controlled repository, integrating per-session staging-index isolation, a multi-mode verification engine, a commit-time canonical-state coherence gate, recursive self-validation of discipline codifications, and an operator-confirmed promotion gate; validated across ~7,900 commits and 16 or more parallel AI coding sessions over ~4 months, with a companion 73-page methodology preprint. The applications extend the architecture to role-routed cross-session coordination, actual-touched-file collision detection, and a self-describing verification registry, plus separate applications for evidence-grounding of AI-generated assessments and cited values.</w:t>
       </w:r>
     </w:p>
     <w:p>

--- a/resumes/Zukowski_Resume_AI_Governance_Infrastructure.docx
+++ b/resumes/Zukowski_Resume_AI_Governance_Infrastructure.docx
@@ -123,7 +123,7 @@
         <w:br/>
         <w:t>· 8 SSRN papers · 13 federal comment letters · FSB AI consultation response</w:t>
         <w:br/>
-        <w:t>· Patent⁠-⁠pending Canonical⁠-⁠State Architecture for multi⁠-⁠agent AI research (eleven USPTO provisional applications, 2026)</w:t>
+        <w:t>· Patent⁠-⁠pending Canonical⁠-⁠State Architecture for multi⁠-⁠agent AI research (twelve USPTO provisional applications, 2026)</w:t>
       </w:r>
     </w:p>
     <w:p>
@@ -631,7 +631,7 @@
         <w:t>Canonical-State Architecture.</w:t>
       </w:r>
       <w:r>
-        <w:t xml:space="preserve"> Filed eleven US provisional patent applications in 2026: a five-element coordination system for concurrent AI-agent sessions on a shared version-controlled repository, integrating per-session staging-index isolation, a multi-mode verification engine, a commit-time canonical-state coherence gate, recursive self-validation of discipline codifications, and an operator-confirmed promotion gate; validated across ~7,900 commits and 16 or more parallel AI coding sessions over ~4 months, with a companion 73-page methodology preprint. The applications extend the architecture to role-routed cross-session coordination, actual-touched-file collision detection, and a self-describing verification registry, plus separate applications for evidence-grounding of AI-generated assessments and cited values.</w:t>
+        <w:t xml:space="preserve"> Filed twelve US provisional patent applications in 2026: a five-element coordination system for concurrent AI-agent sessions on a shared version-controlled repository, integrating per-session staging-index isolation, a multi-mode verification engine, a commit-time canonical-state coherence gate, recursive self-validation of discipline codifications, and an operator-confirmed promotion gate; validated across ~7,900 commits and 16 or more parallel AI coding sessions over ~4 months, with a companion 73-page methodology preprint. The applications extend the architecture to role-routed cross-session coordination, actual-touched-file collision detection, and a self-describing verification registry, plus separate applications for evidence-grounding of AI-generated assessments and cited values.</w:t>
       </w:r>
     </w:p>
     <w:p>

--- a/resumes/Zukowski_Resume_AI_Governance_Infrastructure.docx
+++ b/resumes/Zukowski_Resume_AI_Governance_Infrastructure.docx
@@ -16,7 +16,7 @@
           <w:sz w:val="40"/>
           <w:szCs w:val="40"/>
         </w:rPr>
-        <w:t>Zach Zukowski</w:t>
+        <w:t xml:space="preserve">Zach Zukowski</w:t>
       </w:r>
     </w:p>
     <w:p>
@@ -31,7 +31,7 @@
           <w:sz w:val="19"/>
           <w:szCs w:val="19"/>
         </w:rPr>
-        <w:t>Orlando, FL | Zach@Tokenization.Systems | 407-536-8625</w:t>
+        <w:t xml:space="preserve">Orlando, FL | Zach@Tokenization.Systems | 407-536-8625</w:t>
       </w:r>
     </w:p>
     <w:p>
@@ -142,7 +142,7 @@
           <w:sz w:val="20"/>
           <w:szCs w:val="20"/>
         </w:rPr>
-        <w:t>SUMMARY</w:t>
+        <w:t xml:space="preserve">SUMMARY</w:t>
       </w:r>
     </w:p>
     <w:p>
@@ -189,7 +189,7 @@
           <w:sz w:val="20"/>
           <w:szCs w:val="20"/>
         </w:rPr>
-        <w:t>EXPERIENCE</w:t>
+        <w:t xml:space="preserve">EXPERIENCE</w:t>
       </w:r>
     </w:p>
     <w:p>
@@ -469,7 +469,7 @@
         <w:ind w:left="320" w:hanging="160"/>
       </w:pPr>
       <w:r>
-        <w:t>• Built automated SEC-filing and press-release monitoring for Digital Asset Treasury Stocks (DATs); analyzed ~75 tokenization offerings in 2025 and invested in 18; AI-assisted diligence workflows reducing subscription-document review from ~4 hours to ~1 hour per deal.</w:t>
+        <w:t>• Built an automated SEC-filing and press-release monitoring pipeline (n8n + Apify) covering 30+ Digital Asset Treasury Stocks (DATs), tracking coins held, cash, debt, and share counts (float, adjusted, fully diluted) per issuer to compute multiple on NAV (mNAV) apples to apples across the sector; analyzed ~75 tokenization offerings in 2025 and invested in 18; AI-assisted diligence workflows reducing subscription-document review from ~4 hours to ~1 hour per deal.</w:t>
       </w:r>
     </w:p>
     <w:p>
@@ -613,7 +613,7 @@
           <w:sz w:val="20"/>
           <w:szCs w:val="20"/>
         </w:rPr>
-        <w:t>SELECTED RESEARCH</w:t>
+        <w:t xml:space="preserve">SELECTED RESEARCH</w:t>
       </w:r>
     </w:p>
     <w:p>
@@ -631,7 +631,7 @@
         <w:t>Canonical-State Architecture.</w:t>
       </w:r>
       <w:r>
-        <w:t xml:space="preserve"> Filed twelve US provisional patent applications in 2026: a five-element coordination system for concurrent AI-agent sessions on a shared version-controlled repository, integrating per-session staging-index isolation, a multi-mode verification engine, a commit-time canonical-state coherence gate, recursive self-validation of discipline codifications, and an operator-confirmed promotion gate; validated across ~7,900 commits and 16 or more parallel AI coding sessions over ~4 months, with a companion 73-page methodology preprint. The applications extend the architecture to role-routed cross-session coordination, actual-touched-file collision detection, and a self-describing verification registry, plus separate applications for evidence-grounding of AI-generated assessments and cited values.</w:t>
+        <w:t xml:space="preserve"> Filed twelve US provisional patent applications in 2026: a five-element coordination system for concurrent AI-agent sessions on a shared version-controlled repository, integrating per-session staging-index isolation, a multi-mode verification engine, a commit-time canonical-state coherence gate, recursive self-validation of discipline codifications, and an operator-confirmed promotion gate; validated across ~9,600 commits and 16 or more parallel AI coding sessions over ~4 months (as of 2026-07-15), with a companion 73-page methodology preprint. The applications extend the architecture to role-routed cross-session coordination, actual-touched-file collision detection, and a self-describing verification registry, plus separate applications for evidence-grounding of AI-generated assessments and cited values.</w:t>
       </w:r>
     </w:p>
     <w:p>
@@ -818,7 +818,7 @@
           <w:sz w:val="20"/>
           <w:szCs w:val="20"/>
         </w:rPr>
-        <w:t>TECHNICAL</w:t>
+        <w:t xml:space="preserve">TECHNICAL</w:t>
       </w:r>
     </w:p>
     <w:p>
@@ -945,7 +945,7 @@
           <w:sz w:val="20"/>
           <w:szCs w:val="20"/>
         </w:rPr>
-        <w:t>EDUCATION</w:t>
+        <w:t xml:space="preserve">EDUCATION</w:t>
       </w:r>
     </w:p>
     <w:p>

--- a/resumes/Zukowski_Resume_AI_Governance_Infrastructure.docx
+++ b/resumes/Zukowski_Resume_AI_Governance_Infrastructure.docx
@@ -888,7 +888,7 @@
         <w:ind w:left="320" w:hanging="160"/>
       </w:pPr>
       <w:r>
-        <w:t>• Informal AI-governance focus group at Foresight Institute Vision Weekend</w:t>
+        <w:t>• AI-governance focus group at Foresight Institute Vision Weekend</w:t>
       </w:r>
     </w:p>
     <w:p>

--- a/resumes/Zukowski_Resume_AI_Governance_Infrastructure.docx
+++ b/resumes/Zukowski_Resume_AI_Governance_Infrastructure.docx
@@ -121,9 +121,9 @@
         </w:rPr>
         <w:t>· 22 MCP + API connections · ~75 DATs analyzed · Diligence⁠-⁠doc review 4hr to 1hr</w:t>
         <w:br/>
-        <w:t>· 8 SSRN papers · 13 federal comment letters · FSB AI consultation response</w:t>
+        <w:t>· 8 SSRN papers · 14 federal comment letters · FSB AI consultation response</w:t>
         <w:br/>
-        <w:t>· Patent⁠-⁠pending Canonical⁠-⁠State Architecture for multi⁠-⁠agent AI research (twelve USPTO provisional applications, 2026)</w:t>
+        <w:t>· Patent⁠-⁠pending Canonical⁠-⁠State Architecture for multi⁠-⁠agent AI research (sixteen USPTO provisional applications, 2026)</w:t>
       </w:r>
     </w:p>
     <w:p>
@@ -288,7 +288,7 @@
         <w:ind w:left="320" w:hanging="160"/>
       </w:pPr>
       <w:r>
-        <w:t xml:space="preserve">• Contributed thirteen comment letters across a federal regulatory program (OCC bank stablecoin engagement </w:t>
+        <w:t xml:space="preserve">• Contributed fourteen comment letters across a federal regulatory program (OCC bank stablecoin engagement </w:t>
       </w:r>
       <w:hyperlink r:id="rId12">
         <w:r>
@@ -631,7 +631,7 @@
         <w:t>Canonical-State Architecture.</w:t>
       </w:r>
       <w:r>
-        <w:t xml:space="preserve"> Filed twelve US provisional patent applications in 2026: a five-element coordination system for concurrent AI-agent sessions on a shared version-controlled repository, integrating per-session staging-index isolation, a multi-mode verification engine, a commit-time canonical-state coherence gate, recursive self-validation of discipline codifications, and an operator-confirmed promotion gate; validated across ~9,600 commits and 16 or more parallel AI coding sessions over ~4 months (as of 2026-07-15), with a companion 73-page methodology preprint. The applications extend the architecture to role-routed cross-session coordination, actual-touched-file collision detection, and a self-describing verification registry, plus separate applications for evidence-grounding of AI-generated assessments and cited values.</w:t>
+        <w:t xml:space="preserve"> Filed sixteen US provisional patent applications in 2026: a five-element coordination system for concurrent AI-agent sessions on a shared version-controlled repository, integrating per-session staging-index isolation, a multi-mode verification engine, a commit-time canonical-state coherence gate, recursive self-validation of discipline codifications, and an operator-confirmed promotion gate; validated across ~9,600 commits and 16 or more parallel AI coding sessions over ~4 months (as of 2026-07-15), with a companion 73-page methodology preprint. The applications extend the architecture to role-routed cross-session coordination, actual-touched-file collision detection, and a self-describing verification registry, plus separate applications for evidence-grounding of AI-generated assessments and cited values.</w:t>
       </w:r>
     </w:p>
     <w:p>

--- a/resumes/Zukowski_Resume_AI_Governance_Infrastructure.docx
+++ b/resumes/Zukowski_Resume_AI_Governance_Infrastructure.docx
@@ -119,7 +119,7 @@
           <w:i w:val="0"/>
           <w:sz w:val="18"/>
         </w:rPr>
-        <w:t>· 22 MCP + API connections · ~75 DATs analyzed · Diligence⁠-⁠doc review 4hr to 1hr</w:t>
+        <w:t>· 22 MCP + API connections · Diligence⁠-⁠doc review 4hr to 1hr</w:t>
         <w:br/>
         <w:t>· 8 SSRN papers · 14 federal comment letters · FSB AI consultation response</w:t>
         <w:br/>
@@ -694,7 +694,7 @@
         </w:r>
       </w:hyperlink>
       <w:r>
-        <w:t xml:space="preserve"> Industrial control engineering (PID controller) applied to token-supply emission as programmable monetary-policy mechanism; 240-scenario Monte Carlo simulation; cuts worst-case supply volatility ~6x under competitor-shock attack.</w:t>
+        <w:t xml:space="preserve"> Industrial control engineering (PID controller) applied to token-supply emission as programmable monetary-policy mechanism; 806-run agent-based simulation battery; cuts worst-case node-count variance ~6x under competitor-shock attack.</w:t>
       </w:r>
     </w:p>
     <w:p>

--- a/resumes/Zukowski_Resume_AI_Governance_Infrastructure.docx
+++ b/resumes/Zukowski_Resume_AI_Governance_Infrastructure.docx
@@ -757,7 +757,7 @@
         </w:r>
       </w:hyperlink>
       <w:r>
-        <w:t xml:space="preserve"> Ten-category institutional diligence standard; finds bank-chartered stablecoin issuers face ~22x the regulatory capital requirements of money-transmitter-chartered issuers at $40B scale.</w:t>
+        <w:t xml:space="preserve"> Ten-category institutional diligence standard; finds bank-chartered stablecoin issuers face ~22x the regulatory capital requirements of money-transmitter-chartered issuers at $40B scale. Under review at the Journal of Financial Regulation (editor-invited).</w:t>
       </w:r>
     </w:p>
     <w:p>
@@ -779,6 +779,27 @@
       </w:hyperlink>
       <w:r>
         <w:t xml:space="preserve"> First control-layer measurement of live agentic payments (x402): facilitator concentration above the antitrust highly-concentrated threshold on every chain measured, subsidy and proxy pipelines exposed by buyer cardinality, and a composition chain with no accountable layer; anchors the FSB AI-consultation response.</w:t>
+      </w:r>
+    </w:p>
+    <w:p>
+      <w:pPr>
+        <w:spacing w:after="28"/>
+        <w:ind w:left="320" w:hanging="160"/>
+      </w:pPr>
+      <w:r>
+        <w:t xml:space="preserve">• </w:t>
+      </w:r>
+      <w:hyperlink r:id="rId20">
+        <w:r>
+          <w:rPr>
+            <w:rStyle w:val="Hyperlink"/>
+            <w:b/>
+          </w:rPr>
+          <w:t xml:space="preserve">FSB AI Sound Practices response.</w:t>
+        </w:r>
+      </w:hyperlink>
+      <w:r>
+        <w:t xml:space="preserve"> Filed 2026-07-01; the program's first international standard-setter filing. Three practice additions (composition-chain documentation, execution-authority evidence, dependency-concentration monitoring) plus the invited nonbank case study on settlement facilitators.</w:t>
       </w:r>
     </w:p>
     <w:p>

--- a/resumes/Zukowski_Resume_AI_Governance_Infrastructure.docx
+++ b/resumes/Zukowski_Resume_AI_Governance_Infrastructure.docx
@@ -123,7 +123,7 @@
         <w:br/>
         <w:t>· 8 SSRN papers · 14 federal comment letters · FSB AI consultation response</w:t>
         <w:br/>
-        <w:t>· Patent⁠-⁠pending Canonical⁠-⁠State Architecture for multi⁠-⁠agent AI research (sixteen USPTO provisional applications, 2026)</w:t>
+        <w:t>· 16 USPTO patent applications across 8 families (Canonical⁠-⁠State Architecture for multi⁠-⁠agent AI research)</w:t>
       </w:r>
     </w:p>
     <w:p>

--- a/resumes/Zukowski_Resume_AI_Governance_Infrastructure.docx
+++ b/resumes/Zukowski_Resume_AI_Governance_Infrastructure.docx
@@ -757,7 +757,7 @@
         </w:r>
       </w:hyperlink>
       <w:r>
-        <w:t xml:space="preserve"> Ten-category institutional diligence standard; finds bank-chartered stablecoin issuers face ~22x the regulatory capital requirements of money-transmitter-chartered issuers at $40B scale. Under review at the Journal of Financial Regulation (editor-invited).</w:t>
+        <w:t xml:space="preserve"> Ten-category institutional diligence standard; finds bank-chartered stablecoin issuers face ~22x the regulatory capital requirements of money-transmitter-chartered issuers at $40B scale. Editor-invited submission to the Journal of Financial Regulation.</w:t>
       </w:r>
     </w:p>
     <w:p>

--- a/resumes/Zukowski_Resume_AI_Governance_Infrastructure.docx
+++ b/resumes/Zukowski_Resume_AI_Governance_Infrastructure.docx
@@ -13,8 +13,8 @@
           <w:b/>
           <w:bCs/>
           <w:color w:val="1A1A1A"/>
-          <w:sz w:val="40"/>
-          <w:szCs w:val="40"/>
+          <w:sz w:val="38"/>
+          <w:szCs w:val="38"/>
         </w:rPr>
         <w:t xml:space="preserve">Zach Zukowski</w:t>
       </w:r>
@@ -28,8 +28,8 @@
         <w:rPr>
           <w:rFonts w:ascii="Arial" w:cs="Arial" w:eastAsia="Arial" w:hAnsi="Arial"/>
           <w:color w:val="444444"/>
-          <w:sz w:val="19"/>
-          <w:szCs w:val="19"/>
+          <w:sz w:val="18"/>
+          <w:szCs w:val="18"/>
         </w:rPr>
         <w:t xml:space="preserve">Orlando, FL | Zach@Tokenization.Systems | 407-536-8625</w:t>
       </w:r>
@@ -44,8 +44,8 @@
           <w:rPr>
             <w:rFonts w:ascii="Arial" w:cs="Arial" w:eastAsia="Arial" w:hAnsi="Arial"/>
             <w:color w:val="2255AA"/>
-            <w:sz w:val="19"/>
-            <w:szCs w:val="19"/>
+            <w:sz w:val="18"/>
+            <w:szCs w:val="18"/>
           </w:rPr>
           <w:t xml:space="preserve">Tokenization.Systems</w:t>
         </w:r>
@@ -54,8 +54,8 @@
         <w:rPr>
           <w:rFonts w:ascii="Arial" w:cs="Arial" w:eastAsia="Arial" w:hAnsi="Arial"/>
           <w:color w:val="444444"/>
-          <w:sz w:val="19"/>
-          <w:szCs w:val="19"/>
+          <w:sz w:val="18"/>
+          <w:szCs w:val="18"/>
         </w:rPr>
         <w:t xml:space="preserve">  |  </w:t>
       </w:r>
@@ -64,8 +64,8 @@
           <w:rPr>
             <w:rFonts w:ascii="Arial" w:cs="Arial" w:eastAsia="Arial" w:hAnsi="Arial"/>
             <w:color w:val="2255AA"/>
-            <w:sz w:val="19"/>
-            <w:szCs w:val="19"/>
+            <w:sz w:val="18"/>
+            <w:szCs w:val="18"/>
           </w:rPr>
           <w:t xml:space="preserve">LinkedIn</w:t>
         </w:r>
@@ -74,8 +74,8 @@
         <w:rPr>
           <w:rFonts w:ascii="Arial" w:cs="Arial" w:eastAsia="Arial" w:hAnsi="Arial"/>
           <w:color w:val="444444"/>
-          <w:sz w:val="19"/>
-          <w:szCs w:val="19"/>
+          <w:sz w:val="18"/>
+          <w:szCs w:val="18"/>
         </w:rPr>
         <w:t xml:space="preserve">  |  </w:t>
       </w:r>
@@ -84,8 +84,8 @@
           <w:rPr>
             <w:rFonts w:ascii="Arial" w:cs="Arial" w:eastAsia="Arial" w:hAnsi="Arial"/>
             <w:color w:val="2255AA"/>
-            <w:sz w:val="19"/>
-            <w:szCs w:val="19"/>
+            <w:sz w:val="18"/>
+            <w:szCs w:val="18"/>
           </w:rPr>
           <w:t xml:space="preserve">SSRN</w:t>
         </w:r>
@@ -102,8 +102,8 @@
           <w:b/>
           <w:bCs/>
           <w:color w:val="1A1A1A"/>
-          <w:sz w:val="23"/>
-          <w:szCs w:val="23"/>
+          <w:sz w:val="22"/>
+          <w:szCs w:val="22"/>
         </w:rPr>
         <w:t>AI GOVERNANCE · CONTROL-LAYER ACCOUNTABILITY · DILIGENCE FRAMEWORKS</w:t>
       </w:r>
@@ -117,9 +117,9 @@
         <w:rPr>
           <w:b w:val="0"/>
           <w:i w:val="0"/>
-          <w:sz w:val="18"/>
-        </w:rPr>
-        <w:t>· 22 MCP + API connections · Diligence⁠-⁠doc review 4hr to 1hr</w:t>
+          <w:sz w:val="17"/>
+        </w:rPr>
+        <w:t>· Digital assets since 2016 (10 years) · 22 MCP + API connections · Diligence⁠-⁠doc review 4hr to 1hr</w:t>
         <w:br/>
         <w:t>· 8 SSRN papers · 14 federal comment letters · FSB AI consultation response</w:t>
         <w:br/>
@@ -139,8 +139,8 @@
           <w:b/>
           <w:bCs/>
           <w:color w:val="1A1A1A"/>
-          <w:sz w:val="20"/>
-          <w:szCs w:val="20"/>
+          <w:sz w:val="19"/>
+          <w:szCs w:val="19"/>
         </w:rPr>
         <w:t xml:space="preserve">SUMMARY</w:t>
       </w:r>
@@ -153,10 +153,10 @@
         <w:rPr>
           <w:rFonts w:ascii="Arial" w:cs="Arial" w:eastAsia="Arial" w:hAnsi="Arial"/>
           <w:color w:val="1A1A1A"/>
-          <w:sz w:val="19"/>
-          <w:szCs w:val="19"/>
-        </w:rPr>
-        <w:t>AI-augmented research and governance-infrastructure builder who turns control-layer and operator-accountability research into machine-readable diligence systems, now extending that accountability lens from stablecoin gateways to AI deployment. Founder of Tokenization Systems; first hire at Borderless Capital, an RIA.</w:t>
+          <w:sz w:val="18"/>
+          <w:szCs w:val="18"/>
+        </w:rPr>
+        <w:t>Ten years in digital assets: independent protocol research from Jul 2016, institutional practice from Dec 2019. AI-augmented research and governance-infrastructure builder who turns control-layer and operator-accountability research into machine-readable diligence systems, now extending that accountability lens from stablecoin gateways to AI deployment. Founder of Tokenization Systems; first hire at Borderless Capital, an RIA.</w:t>
       </w:r>
     </w:p>
     <w:p>
@@ -167,8 +167,8 @@
         <w:rPr>
           <w:rFonts w:ascii="Arial" w:cs="Arial" w:eastAsia="Arial" w:hAnsi="Arial"/>
           <w:color w:val="1A1A1A"/>
-          <w:sz w:val="19"/>
-          <w:szCs w:val="19"/>
+          <w:sz w:val="18"/>
+          <w:szCs w:val="18"/>
         </w:rPr>
         <w:t>Focus: research-infrastructure engineering, control-layer accountability, machine-readable diligence, agentic workflow automation · MCP server design, Monte Carlo, difference-in-differences, coalition-power analysis · Python, R, DuneSQL.</w:t>
       </w:r>
@@ -186,8 +186,8 @@
           <w:b/>
           <w:bCs/>
           <w:color w:val="1A1A1A"/>
-          <w:sz w:val="20"/>
-          <w:szCs w:val="20"/>
+          <w:sz w:val="19"/>
+          <w:szCs w:val="19"/>
         </w:rPr>
         <w:t xml:space="preserve">EXPERIENCE</w:t>
       </w:r>
@@ -508,35 +508,6 @@
     </w:p>
     <w:p>
       <w:pPr>
-        <w:spacing w:after="36"/>
-        <w:ind w:left="320" w:hanging="160"/>
-      </w:pPr>
-      <w:r>
-        <w:t xml:space="preserve">• Advised 100 portfolio companies 1-on-1 on token mechanism design (stablecoin reserves, governance-token allocation and incentive design, yield wrappers, burn/emission dynamics); standards defined in </w:t>
-      </w:r>
-      <w:hyperlink r:id="rId22">
-        <w:r>
-          <w:rPr>
-            <w:rStyle w:val="Hyperlink"/>
-          </w:rPr>
-          <w:t xml:space="preserve">Introduction to Tokenomics</w:t>
-        </w:r>
-      </w:hyperlink>
-      <w:r>
-        <w:t>.</w:t>
-      </w:r>
-    </w:p>
-    <w:p>
-      <w:pPr>
-        <w:spacing w:after="36"/>
-        <w:ind w:left="320" w:hanging="160"/>
-      </w:pPr>
-      <w:r>
-        <w:t>• Built quantitative token-economic models forecasting emissions, fee capture, pricing and subsidy-to-revenue trajectories, and governance concentration under wide scenario ranges; supply-equilibrium and slashing dynamics supporting Layer 1 business-model and mechanism-design advisory.</w:t>
-      </w:r>
-    </w:p>
-    <w:p>
-      <w:pPr>
         <w:tabs>
           <w:tab w:val="right" w:pos="10320"/>
         </w:tabs>
@@ -589,11 +560,86 @@
     </w:p>
     <w:p>
       <w:pPr>
-        <w:spacing w:after="36"/>
-        <w:ind w:left="320" w:hanging="160"/>
-      </w:pPr>
-      <w:r>
-        <w:t>• Shipped 250 portfolio investments (~25% deployment rate) across ~10 institutional funds (~$500M AUM) from a 1,000+ deal pre-seed-to-Series-C funnel, with build/partner/hold recommendations to committee.</w:t>
+        <w:keepNext/>
+        <w:tabs>
+          <w:tab w:val="right" w:pos="10320"/>
+        </w:tabs>
+        <w:spacing w:after="40" w:before="160"/>
+      </w:pPr>
+      <w:r>
+        <w:rPr>
+          <w:b/>
+        </w:rPr>
+        <w:t>Blockchain Research Analyst (Independent)</w:t>
+      </w:r>
+      <w:r>
+        <w:t xml:space="preserve"> · Self-Employed</w:t>
+      </w:r>
+      <w:r>
+        <w:tab/>
+      </w:r>
+      <w:r>
+        <w:rPr>
+          <w:i/>
+        </w:rPr>
+        <w:t>Jul 2016 to Present</w:t>
+      </w:r>
+    </w:p>
+    <w:p>
+      <w:pPr>
+        <w:keepLines/>
+        <w:spacing w:after="36"/>
+        <w:ind w:left="320" w:hanging="160"/>
+      </w:pPr>
+      <w:r>
+        <w:t>• Independent digital-asset research since Jul 2016, three years before joining Borderless Capital: reviewed 250+ protocol whitepapers, diligenced 1,000+ project and token-offering pitches, consulted 150+ projects on protocol design and tokenomics, and invested in 50+ token offerings.</w:t>
+      </w:r>
+    </w:p>
+    <w:p>
+      <w:pPr>
+        <w:keepLines/>
+        <w:spacing w:after="36"/>
+        <w:ind w:left="320" w:hanging="160"/>
+      </w:pPr>
+      <w:r>
+        <w:t>• Hands-on validation across 30+ blockchains under live conditions: liquidity, fees, settlement finality, bridging, governance execution, and custody and security trade-offs. 30+ conferences and bank summits across the U.S., Europe, Asia, and Dubai.</w:t>
+      </w:r>
+    </w:p>
+    <w:p>
+      <w:pPr>
+        <w:keepNext/>
+        <w:tabs>
+          <w:tab w:val="right" w:pos="10320"/>
+        </w:tabs>
+        <w:spacing w:after="40" w:before="160"/>
+      </w:pPr>
+      <w:r>
+        <w:rPr>
+          <w:b/>
+        </w:rPr>
+        <w:t>Analyst Intern</w:t>
+      </w:r>
+      <w:r>
+        <w:t xml:space="preserve"> · Greenway Solutions (fraud-control consulting; client: USAA)</w:t>
+      </w:r>
+      <w:r>
+        <w:tab/>
+      </w:r>
+      <w:r>
+        <w:rPr>
+          <w:i/>
+        </w:rPr>
+        <w:t>May to Sep 2016</w:t>
+      </w:r>
+    </w:p>
+    <w:p>
+      <w:pPr>
+        <w:keepLines/>
+        <w:spacing w:after="36"/>
+        <w:ind w:left="320" w:hanging="160"/>
+      </w:pPr>
+      <w:r>
+        <w:t>• Benchmarked fraud controls and the security-versus-friction tradeoff across online, mobile, and call-center channels at nine leading U.S. banks: authentication and password-reset controls, account-opening data requirements, and funds-availability and clearing timing; built the scoring framework and delivered the executive summary.</w:t>
       </w:r>
     </w:p>
     <w:p>
@@ -610,8 +656,8 @@
           <w:b/>
           <w:bCs/>
           <w:color w:val="1A1A1A"/>
-          <w:sz w:val="20"/>
-          <w:szCs w:val="20"/>
+          <w:sz w:val="19"/>
+          <w:szCs w:val="19"/>
         </w:rPr>
         <w:t xml:space="preserve">SELECTED RESEARCH</w:t>
       </w:r>
@@ -836,8 +882,8 @@
           <w:b/>
           <w:bCs/>
           <w:color w:val="1A1A1A"/>
-          <w:sz w:val="20"/>
-          <w:szCs w:val="20"/>
+          <w:sz w:val="19"/>
+          <w:szCs w:val="19"/>
         </w:rPr>
         <w:t xml:space="preserve">TECHNICAL</w:t>
       </w:r>
@@ -897,8 +943,8 @@
           <w:b/>
           <w:bCs/>
           <w:color w:val="1A1A1A"/>
-          <w:sz w:val="20"/>
-          <w:szCs w:val="20"/>
+          <w:sz w:val="19"/>
+          <w:szCs w:val="19"/>
         </w:rPr>
         <w:t>RECOGNITION</w:t>
       </w:r>
@@ -963,8 +1009,8 @@
           <w:b/>
           <w:bCs/>
           <w:color w:val="1A1A1A"/>
-          <w:sz w:val="20"/>
-          <w:szCs w:val="20"/>
+          <w:sz w:val="19"/>
+          <w:szCs w:val="19"/>
         </w:rPr>
         <w:t xml:space="preserve">EDUCATION</w:t>
       </w:r>
@@ -1173,8 +1219,8 @@
       <w:rPr>
         <w:rFonts w:ascii="Arial" w:cs="Arial" w:eastAsia="Arial" w:hAnsi="Arial"/>
         <w:color w:val="1A1A1A"/>
-        <w:sz w:val="19"/>
-        <w:szCs w:val="19"/>
+        <w:sz w:val="18"/>
+        <w:szCs w:val="18"/>
       </w:rPr>
     </w:rPrDefault>
     <w:pPrDefault/>
@@ -1185,8 +1231,8 @@
     <w:next w:val="Normal"/>
     <w:qFormat/>
     <w:rPr>
-      <w:sz w:val="56"/>
-      <w:szCs w:val="56"/>
+      <w:sz w:val="54"/>
+      <w:szCs w:val="54"/>
     </w:rPr>
   </w:style>
   <w:style w:type="paragraph" w:styleId="Heading1">
@@ -1196,8 +1242,8 @@
     <w:qFormat/>
     <w:rPr>
       <w:color w:val="2E74B5"/>
-      <w:sz w:val="32"/>
-      <w:szCs w:val="32"/>
+      <w:sz w:val="31"/>
+      <w:szCs w:val="31"/>
     </w:rPr>
   </w:style>
   <w:style w:type="paragraph" w:styleId="Heading2">
@@ -1207,8 +1253,8 @@
     <w:qFormat/>
     <w:rPr>
       <w:color w:val="2E74B5"/>
-      <w:sz w:val="26"/>
-      <w:szCs w:val="26"/>
+      <w:sz w:val="25"/>
+      <w:szCs w:val="25"/>
     </w:rPr>
   </w:style>
   <w:style w:type="paragraph" w:styleId="Heading3">
@@ -1218,8 +1264,8 @@
     <w:qFormat/>
     <w:rPr>
       <w:color w:val="1F4D78"/>
-      <w:sz w:val="24"/>
-      <w:szCs w:val="24"/>
+      <w:sz w:val="23"/>
+      <w:szCs w:val="23"/>
     </w:rPr>
   </w:style>
   <w:style w:type="paragraph" w:styleId="Heading4">
@@ -1297,8 +1343,8 @@
       <w:spacing w:after="0" w:line="240" w:lineRule="auto"/>
     </w:pPr>
     <w:rPr>
-      <w:sz w:val="20"/>
-      <w:szCs w:val="20"/>
+      <w:sz w:val="19"/>
+      <w:szCs w:val="19"/>
     </w:rPr>
   </w:style>
   <w:style w:type="character" w:styleId="FootnoteTextChar">
@@ -1309,8 +1355,8 @@
     <w:semiHidden/>
     <w:unhideWhenUsed/>
     <w:rPr>
-      <w:sz w:val="20"/>
-      <w:szCs w:val="20"/>
+      <w:sz w:val="19"/>
+      <w:szCs w:val="19"/>
     </w:rPr>
   </w:style>
 </w:styles>

--- a/resumes/Zukowski_Resume_AI_Governance_Infrastructure.docx
+++ b/resumes/Zukowski_Resume_AI_Governance_Infrastructure.docx
@@ -90,6 +90,23 @@
           <w:t xml:space="preserve">SSRN</w:t>
         </w:r>
       </w:hyperlink>
+      <w:r>
+        <w:rPr>
+          <w:sz w:val="18"/>
+          <w:szCs w:val="18"/>
+        </w:rPr>
+        <w:t xml:space="preserve">  |  </w:t>
+      </w:r>
+      <w:hyperlink r:id="rId26">
+        <w:r>
+          <w:rPr>
+            <w:rStyle w:val="Hyperlink"/>
+            <w:sz w:val="18"/>
+            <w:szCs w:val="18"/>
+          </w:rPr>
+          <w:t xml:space="preserve">Agent infrastructure</w:t>
+        </w:r>
+      </w:hyperlink>
     </w:p>
     <w:p>
       <w:pPr>
@@ -123,7 +140,7 @@
         <w:br/>
         <w:t>· 8 SSRN papers · 14 federal comment letters · FSB AI consultation response</w:t>
         <w:br/>
-        <w:t>· 16 USPTO patent applications across 8 families (Canonical⁠-⁠State Architecture for multi⁠-⁠agent AI research)</w:t>
+        <w:t>· 17 USPTO patent applications across 9 families (Canonical⁠-⁠State Architecture for multi⁠-⁠agent AI research)</w:t>
       </w:r>
     </w:p>
     <w:p>

--- a/resumes/Zukowski_Resume_AI_Governance_Infrastructure.docx
+++ b/resumes/Zukowski_Resume_AI_Governance_Infrastructure.docx
@@ -138,7 +138,7 @@
         </w:rPr>
         <w:t>· Digital assets since 2016 (10 years) · 22 MCP + API connections · Diligence⁠-⁠doc review 4hr to 1hr</w:t>
         <w:br/>
-        <w:t>· 8 SSRN papers · 14 federal comment letters · FSB AI consultation response</w:t>
+        <w:t>· 8 SSRN papers · 15 federal comment letters · FSB AI consultation response</w:t>
         <w:br/>
         <w:t>· 17 USPTO patent applications across 9 families (Canonical⁠-⁠State Architecture for multi⁠-⁠agent AI research)</w:t>
       </w:r>
@@ -305,7 +305,7 @@
         <w:ind w:left="320" w:hanging="160"/>
       </w:pPr>
       <w:r>
-        <w:t xml:space="preserve">• Contributed fourteen comment letters across a federal regulatory program (OCC bank stablecoin engagement </w:t>
+        <w:t xml:space="preserve">• Contributed fifteen comment letters across a federal regulatory program (OCC bank stablecoin engagement </w:t>
       </w:r>
       <w:hyperlink r:id="rId12">
         <w:r>

--- a/resumes/Zukowski_Resume_AI_Governance_Infrastructure.docx
+++ b/resumes/Zukowski_Resume_AI_Governance_Infrastructure.docx
@@ -426,7 +426,7 @@
         </w:r>
       </w:hyperlink>
       <w:r>
-        <w:t xml:space="preserve"> accepted for publication at Frontiers in Blockchain.</w:t>
+        <w:t xml:space="preserve"> published at Frontiers in Blockchain.</w:t>
       </w:r>
     </w:p>
     <w:p>
@@ -715,7 +715,7 @@
         </w:r>
       </w:hyperlink>
       <w:r>
-        <w:t xml:space="preserve"> Accepted for publication at Frontiers in Blockchain. Live-governance audit of 52 token protocols: launch allocation does not predict governance concentration; DePIN governance is more concentrated than DeFi after correction (Cohen's d = 0.65, a directionally robust medium effect).</w:t>
+        <w:t xml:space="preserve"> Published at Frontiers in Blockchain (2026). Live-governance audit of 52 token protocols: launch allocation does not predict governance concentration; DePIN governance is more concentrated than DeFi after correction (Cohen's d = 0.65, a directionally robust medium effect).</w:t>
       </w:r>
     </w:p>
     <w:p>

--- a/resumes/Zukowski_Resume_AI_Governance_Infrastructure.docx
+++ b/resumes/Zukowski_Resume_AI_Governance_Infrastructure.docx
@@ -39,11 +39,10 @@
         <w:spacing w:after="55"/>
         <w:jc w:val="center"/>
       </w:pPr>
-      <w:hyperlink w:history="1" r:id="rIdtk3pkbjp0bnea-khivcha">
-        <w:r>
-          <w:rPr>
-            <w:rFonts w:ascii="Arial" w:cs="Arial" w:eastAsia="Arial" w:hAnsi="Arial"/>
-            <w:color w:val="2255AA"/>
+      <w:hyperlink r:id="rIdtk3pkbjp0bnea-khivcha">
+        <w:r>
+          <w:rPr>
+            <w:rStyle w:val="Hyperlink"/>
             <w:sz w:val="18"/>
             <w:szCs w:val="18"/>
           </w:rPr>
@@ -52,18 +51,15 @@
       </w:hyperlink>
       <w:r>
         <w:rPr>
-          <w:rFonts w:ascii="Arial" w:cs="Arial" w:eastAsia="Arial" w:hAnsi="Arial"/>
-          <w:color w:val="444444"/>
           <w:sz w:val="18"/>
           <w:szCs w:val="18"/>
         </w:rPr>
         <w:t xml:space="preserve">  |  </w:t>
       </w:r>
-      <w:hyperlink w:history="1" r:id="rIdnnxna0daueqz2sdxissom">
-        <w:r>
-          <w:rPr>
-            <w:rFonts w:ascii="Arial" w:cs="Arial" w:eastAsia="Arial" w:hAnsi="Arial"/>
-            <w:color w:val="2255AA"/>
+      <w:hyperlink r:id="rIdnnxna0daueqz2sdxissom">
+        <w:r>
+          <w:rPr>
+            <w:rStyle w:val="Hyperlink"/>
             <w:sz w:val="18"/>
             <w:szCs w:val="18"/>
           </w:rPr>
@@ -72,18 +68,15 @@
       </w:hyperlink>
       <w:r>
         <w:rPr>
-          <w:rFonts w:ascii="Arial" w:cs="Arial" w:eastAsia="Arial" w:hAnsi="Arial"/>
-          <w:color w:val="444444"/>
           <w:sz w:val="18"/>
           <w:szCs w:val="18"/>
         </w:rPr>
         <w:t xml:space="preserve">  |  </w:t>
       </w:r>
-      <w:hyperlink w:history="1" r:id="rIdrdmpe-g4zsyvawvrrkisd">
-        <w:r>
-          <w:rPr>
-            <w:rFonts w:ascii="Arial" w:cs="Arial" w:eastAsia="Arial" w:hAnsi="Arial"/>
-            <w:color w:val="2255AA"/>
+      <w:hyperlink r:id="rIdrdmpe-g4zsyvawvrrkisd">
+        <w:r>
+          <w:rPr>
+            <w:rStyle w:val="Hyperlink"/>
             <w:sz w:val="18"/>
             <w:szCs w:val="18"/>
           </w:rPr>
@@ -97,7 +90,7 @@
         </w:rPr>
         <w:t xml:space="preserve">  |  </w:t>
       </w:r>
-      <w:hyperlink r:id="rId26">
+      <w:hyperlink r:id="rId6">
         <w:r>
           <w:rPr>
             <w:rStyle w:val="Hyperlink"/>
@@ -138,9 +131,9 @@
         </w:rPr>
         <w:t>· Digital assets since 2016 (10 years) · 22 MCP + API connections · Diligence⁠-⁠doc review 4hr to 1hr</w:t>
         <w:br/>
-        <w:t>· 8 SSRN papers · 15 federal comment letters · FSB AI consultation response</w:t>
+        <w:t>· 8 SSRN papers · 16 federal comment letters · FSB AI consultation response</w:t>
         <w:br/>
-        <w:t>· 17 USPTO patent applications across 9 families (Canonical⁠-⁠State Architecture for multi⁠-⁠agent AI research)</w:t>
+        <w:t>· 30 USPTO patent applications across 20 families (Canonical⁠-⁠State Architecture for multi⁠-⁠agent AI research)</w:t>
       </w:r>
     </w:p>
     <w:p>
@@ -164,7 +157,7 @@
     </w:p>
     <w:p>
       <w:pPr>
-        <w:spacing w:after="40" w:before="160"/>
+        <w:spacing w:after="38"/>
       </w:pPr>
       <w:r>
         <w:rPr>
@@ -211,6 +204,7 @@
     </w:p>
     <w:p>
       <w:pPr>
+        <w:keepNext/>
         <w:tabs>
           <w:tab w:val="right" w:pos="10320"/>
         </w:tabs>
@@ -243,7 +237,7 @@
       <w:r>
         <w:t xml:space="preserve">• Authored an eight-paper SSRN-live research program covering the </w:t>
       </w:r>
-      <w:hyperlink r:id="rId6">
+      <w:hyperlink r:id="rId7">
         <w:r>
           <w:rPr>
             <w:rStyle w:val="Hyperlink"/>
@@ -254,7 +248,7 @@
       <w:r>
         <w:t xml:space="preserve"> (CLII) for gateway concentration, the </w:t>
       </w:r>
-      <w:hyperlink r:id="rId7">
+      <w:hyperlink r:id="rId8">
         <w:r>
           <w:rPr>
             <w:rStyle w:val="Hyperlink"/>
@@ -265,7 +259,7 @@
       <w:r>
         <w:t xml:space="preserve"> (MVEP) for institutional tokenization diligence, programmable monetary-policy design (</w:t>
       </w:r>
-      <w:hyperlink r:id="rId8">
+      <w:hyperlink r:id="rId10">
         <w:r>
           <w:rPr>
             <w:rStyle w:val="Hyperlink"/>
@@ -276,7 +270,7 @@
       <w:r>
         <w:t xml:space="preserve">), </w:t>
       </w:r>
-      <w:hyperlink r:id="rId10">
+      <w:hyperlink r:id="rId11">
         <w:r>
           <w:rPr>
             <w:rStyle w:val="Hyperlink"/>
@@ -287,141 +281,141 @@
       <w:r>
         <w:t xml:space="preserve">, and </w:t>
       </w:r>
+      <w:hyperlink r:id="rId12">
+        <w:r>
+          <w:rPr>
+            <w:rStyle w:val="Hyperlink"/>
+          </w:rPr>
+          <w:t xml:space="preserve">operational risk in token economies</w:t>
+        </w:r>
+      </w:hyperlink>
+      <w:r>
+        <w:t>.</w:t>
+      </w:r>
+    </w:p>
+    <w:p>
+      <w:pPr>
+        <w:spacing w:after="36"/>
+        <w:ind w:left="320" w:hanging="160"/>
+      </w:pPr>
+      <w:r>
+        <w:t xml:space="preserve">• Contributed sixteen comment letters across a federal regulatory program (OCC bank stablecoin engagement </w:t>
+      </w:r>
+      <w:hyperlink r:id="rId13">
+        <w:r>
+          <w:rPr>
+            <w:rStyle w:val="Hyperlink"/>
+          </w:rPr>
+          <w:t xml:space="preserve">RIN 1557-AF41</w:t>
+        </w:r>
+      </w:hyperlink>
+      <w:r>
+        <w:t xml:space="preserve"> plus </w:t>
+      </w:r>
+      <w:hyperlink r:id="rId14">
+        <w:r>
+          <w:rPr>
+            <w:rStyle w:val="Hyperlink"/>
+          </w:rPr>
+          <w:t xml:space="preserve">supplemental control-layer extension</w:t>
+        </w:r>
+      </w:hyperlink>
+      <w:r>
+        <w:t xml:space="preserve">; </w:t>
+      </w:r>
+      <w:hyperlink r:id="rId15">
+        <w:r>
+          <w:rPr>
+            <w:rStyle w:val="Hyperlink"/>
+          </w:rPr>
+          <w:t xml:space="preserve">Treasury GENIUS Act state similarity</w:t>
+        </w:r>
+      </w:hyperlink>
+      <w:r>
+        <w:t xml:space="preserve">; FDIC payment-stablecoin reserve standards </w:t>
+      </w:r>
+      <w:hyperlink r:id="rId16">
+        <w:r>
+          <w:rPr>
+            <w:rStyle w:val="Hyperlink"/>
+          </w:rPr>
+          <w:t xml:space="preserve">RIN 3064-AG19</w:t>
+        </w:r>
+      </w:hyperlink>
+      <w:r>
+        <w:t xml:space="preserve"> and stablecoin-subsidiary issuance approvals </w:t>
+      </w:r>
+      <w:hyperlink r:id="rId17">
+        <w:r>
+          <w:rPr>
+            <w:rStyle w:val="Hyperlink"/>
+          </w:rPr>
+          <w:t xml:space="preserve">RIN 3064-AG20</w:t>
+        </w:r>
+      </w:hyperlink>
+      <w:r>
+        <w:t xml:space="preserve">; FinCEN AML/CFT </w:t>
+      </w:r>
+      <w:hyperlink r:id="rId18">
+        <w:r>
+          <w:rPr>
+            <w:rStyle w:val="Hyperlink"/>
+          </w:rPr>
+          <w:t xml:space="preserve">FINCEN-2026-0034</w:t>
+        </w:r>
+      </w:hyperlink>
+      <w:r>
+        <w:t xml:space="preserve">; FinCEN-OFAC PPSI sanctions </w:t>
+      </w:r>
+      <w:hyperlink r:id="rId19">
+        <w:r>
+          <w:rPr>
+            <w:rStyle w:val="Hyperlink"/>
+          </w:rPr>
+          <w:t xml:space="preserve">FINCEN-2026-0100</w:t>
+        </w:r>
+      </w:hyperlink>
+      <w:r>
+        <w:t xml:space="preserve">; joint banking AML/CFT </w:t>
+      </w:r>
+      <w:hyperlink r:id="rId20">
+        <w:r>
+          <w:rPr>
+            <w:rStyle w:val="Hyperlink"/>
+          </w:rPr>
+          <w:t xml:space="preserve">91 FR 18304</w:t>
+        </w:r>
+      </w:hyperlink>
+      <w:r>
+        <w:t xml:space="preserve">); first international standard-setter filing: </w:t>
+      </w:r>
+      <w:hyperlink r:id="rId21">
+        <w:r>
+          <w:rPr>
+            <w:rStyle w:val="Hyperlink"/>
+          </w:rPr>
+          <w:t xml:space="preserve">FSB AI Sound Practices consultation response</w:t>
+        </w:r>
+      </w:hyperlink>
+      <w:r>
+        <w:t xml:space="preserve"> (Jul 2026), the first external deployment of the MVEP-AI / CLII-AI operator-accountability stack; </w:t>
+      </w:r>
+      <w:hyperlink r:id="rId22">
+        <w:r>
+          <w:rPr>
+            <w:rStyle w:val="Hyperlink"/>
+          </w:rPr>
+          <w:t xml:space="preserve">Routing the Dollar</w:t>
+        </w:r>
+      </w:hyperlink>
+      <w:r>
+        <w:t xml:space="preserve"> submitted to the Federal Reserve Fifth Conference on the Dollar's International Roles (Jun 2026); </w:t>
+      </w:r>
       <w:hyperlink r:id="rId11">
         <w:r>
           <w:rPr>
             <w:rStyle w:val="Hyperlink"/>
           </w:rPr>
-          <w:t xml:space="preserve">operational risk in token economies</w:t>
-        </w:r>
-      </w:hyperlink>
-      <w:r>
-        <w:t>.</w:t>
-      </w:r>
-    </w:p>
-    <w:p>
-      <w:pPr>
-        <w:spacing w:after="36"/>
-        <w:ind w:left="320" w:hanging="160"/>
-      </w:pPr>
-      <w:r>
-        <w:t xml:space="preserve">• Contributed fifteen comment letters across a federal regulatory program (OCC bank stablecoin engagement </w:t>
-      </w:r>
-      <w:hyperlink r:id="rId12">
-        <w:r>
-          <w:rPr>
-            <w:rStyle w:val="Hyperlink"/>
-          </w:rPr>
-          <w:t xml:space="preserve">RIN 1557-AF41</w:t>
-        </w:r>
-      </w:hyperlink>
-      <w:r>
-        <w:t xml:space="preserve"> plus </w:t>
-      </w:r>
-      <w:hyperlink r:id="rId13">
-        <w:r>
-          <w:rPr>
-            <w:rStyle w:val="Hyperlink"/>
-          </w:rPr>
-          <w:t xml:space="preserve">supplemental control-layer extension</w:t>
-        </w:r>
-      </w:hyperlink>
-      <w:r>
-        <w:t xml:space="preserve">; </w:t>
-      </w:r>
-      <w:hyperlink r:id="rId14">
-        <w:r>
-          <w:rPr>
-            <w:rStyle w:val="Hyperlink"/>
-          </w:rPr>
-          <w:t xml:space="preserve">Treasury GENIUS Act state similarity</w:t>
-        </w:r>
-      </w:hyperlink>
-      <w:r>
-        <w:t xml:space="preserve">; FDIC payment-stablecoin reserve standards </w:t>
-      </w:r>
-      <w:hyperlink r:id="rId15">
-        <w:r>
-          <w:rPr>
-            <w:rStyle w:val="Hyperlink"/>
-          </w:rPr>
-          <w:t xml:space="preserve">RIN 3064-AG19</w:t>
-        </w:r>
-      </w:hyperlink>
-      <w:r>
-        <w:t xml:space="preserve"> and stablecoin-subsidiary issuance approvals </w:t>
-      </w:r>
-      <w:hyperlink r:id="rId16">
-        <w:r>
-          <w:rPr>
-            <w:rStyle w:val="Hyperlink"/>
-          </w:rPr>
-          <w:t xml:space="preserve">RIN 3064-AG20</w:t>
-        </w:r>
-      </w:hyperlink>
-      <w:r>
-        <w:t xml:space="preserve">; FinCEN AML/CFT </w:t>
-      </w:r>
-      <w:hyperlink r:id="rId17">
-        <w:r>
-          <w:rPr>
-            <w:rStyle w:val="Hyperlink"/>
-          </w:rPr>
-          <w:t xml:space="preserve">FINCEN-2026-0034</w:t>
-        </w:r>
-      </w:hyperlink>
-      <w:r>
-        <w:t xml:space="preserve">; FinCEN-OFAC PPSI sanctions </w:t>
-      </w:r>
-      <w:hyperlink r:id="rId18">
-        <w:r>
-          <w:rPr>
-            <w:rStyle w:val="Hyperlink"/>
-          </w:rPr>
-          <w:t xml:space="preserve">FINCEN-2026-0100</w:t>
-        </w:r>
-      </w:hyperlink>
-      <w:r>
-        <w:t xml:space="preserve">; joint banking AML/CFT </w:t>
-      </w:r>
-      <w:hyperlink r:id="rId19">
-        <w:r>
-          <w:rPr>
-            <w:rStyle w:val="Hyperlink"/>
-          </w:rPr>
-          <w:t xml:space="preserve">91 FR 18304</w:t>
-        </w:r>
-      </w:hyperlink>
-      <w:r>
-        <w:t xml:space="preserve">); first international standard-setter filing: </w:t>
-      </w:r>
-      <w:hyperlink r:id="rId20">
-        <w:r>
-          <w:rPr>
-            <w:rStyle w:val="Hyperlink"/>
-          </w:rPr>
-          <w:t xml:space="preserve">FSB AI Sound Practices consultation response</w:t>
-        </w:r>
-      </w:hyperlink>
-      <w:r>
-        <w:t xml:space="preserve"> (Jul 2026), the first external deployment of the MVEP-AI / CLII-AI operator-accountability stack; </w:t>
-      </w:r>
-      <w:hyperlink r:id="rId21">
-        <w:r>
-          <w:rPr>
-            <w:rStyle w:val="Hyperlink"/>
-          </w:rPr>
-          <w:t xml:space="preserve">Routing the Dollar</w:t>
-        </w:r>
-      </w:hyperlink>
-      <w:r>
-        <w:t xml:space="preserve"> submitted to the Federal Reserve Fifth Conference on the Dollar's International Roles (Jun 2026); </w:t>
-      </w:r>
-      <w:hyperlink r:id="rId10">
-        <w:r>
-          <w:rPr>
-            <w:rStyle w:val="Hyperlink"/>
-          </w:rPr>
           <w:t xml:space="preserve">Governance Concentration</w:t>
         </w:r>
       </w:hyperlink>
@@ -440,6 +434,7 @@
     </w:p>
     <w:p>
       <w:pPr>
+        <w:keepNext/>
         <w:tabs>
           <w:tab w:val="right" w:pos="10320"/>
         </w:tabs>
@@ -486,7 +481,7 @@
         <w:ind w:left="320" w:hanging="160"/>
       </w:pPr>
       <w:r>
-        <w:t>• Built an automated SEC-filing and press-release monitoring pipeline (n8n + Apify) covering 30+ Digital Asset Treasury Stocks (DATs), tracking coins held, cash, debt, and share counts (float, adjusted, fully diluted) per issuer to compute multiple on NAV (mNAV) apples to apples across the sector; analyzed ~75 tokenization offerings in 2025 and invested in 18; AI-assisted diligence workflows reducing subscription-document review from ~4 hours to ~1 hour per deal.</w:t>
+        <w:t>• Built an automated SEC-filing and press-release monitoring pipeline (n8n + Apify) covering 30+ Digital Asset Treasury Stocks (DATs), tracking coins held, cash, debt, and share counts (float, adjusted, fully diluted) per issuer to compute multiple on NAV (mNAV) apples to apples across the sector; analyzed ~75 DATs in 2025 and invested in 18; AI-assisted diligence workflows reducing subscription-document review from ~4 hours to ~1 hour per deal.</w:t>
       </w:r>
     </w:p>
     <w:p>
@@ -604,7 +599,6 @@
     </w:p>
     <w:p>
       <w:pPr>
-        <w:keepLines/>
         <w:spacing w:after="36"/>
         <w:ind w:left="320" w:hanging="160"/>
       </w:pPr>
@@ -614,7 +608,6 @@
     </w:p>
     <w:p>
       <w:pPr>
-        <w:keepLines/>
         <w:spacing w:after="36"/>
         <w:ind w:left="320" w:hanging="160"/>
       </w:pPr>
@@ -651,7 +644,6 @@
     </w:p>
     <w:p>
       <w:pPr>
-        <w:keepLines/>
         <w:spacing w:after="36"/>
         <w:ind w:left="320" w:hanging="160"/>
       </w:pPr>
@@ -694,7 +686,7 @@
         <w:t>Canonical-State Architecture.</w:t>
       </w:r>
       <w:r>
-        <w:t xml:space="preserve"> Filed sixteen US provisional patent applications in 2026: a five-element coordination system for concurrent AI-agent sessions on a shared version-controlled repository, integrating per-session staging-index isolation, a multi-mode verification engine, a commit-time canonical-state coherence gate, recursive self-validation of discipline codifications, and an operator-confirmed promotion gate; validated across ~9,600 commits and 16 or more parallel AI coding sessions over ~4 months (as of 2026-07-15), with a companion 73-page methodology preprint. The applications extend the architecture to role-routed cross-session coordination, actual-touched-file collision detection, and a self-describing verification registry, plus separate applications for evidence-grounding of AI-generated assessments and cited values.</w:t>
+        <w:t>Filed thirty US patent applications across twenty families in 2026. Twelve applications across four families cover coordination and integrity for concurrent AI-agent sessions on a shared version-controlled repository: per-session staging-index isolation, a multi-mode verification engine, a commit-time canonical-state coherence gate, recursive self-validation of discipline codifications, a tamper-evident coordination-proof log, authorship-narrowed commit replay with a per-writer edit-intent ledger, and statement-time provenance binding under fail-closed admission control; validated on over 26,000 commits and sixteen to thirty-two concurrent agents over five months (as of 2026-08-23), with a companion 73-page methodology preprint. The other sixteen families cover evidence-grounding interlocks that keep a machine-generated assessment from resting on unverifiable or hallucinated evidence (two applications); typed-absence control attribution for pseudonymous on-chain systems (three); instrument-absence emitted as a typed outcome, held distinct from the affirmative verdict it resembles, including verifier-integrity controls (two); authority-aware context retrieval, resource-triggered session handoff, fleet launch-governance admission, transcript-derived contribution attestation, and derived-artifact coherence (six); calibration-gated detector promotion and validity-preserving evaluation instrumentation (three); and self-calibrating thresholds for reputation-weighted on-chain governance (two).</w:t>
       </w:r>
     </w:p>
     <w:p>
@@ -705,17 +697,59 @@
       <w:r>
         <w:t xml:space="preserve">• </w:t>
       </w:r>
+      <w:hyperlink r:id="rId11">
+        <w:r>
+          <w:rPr>
+            <w:rStyle w:val="Hyperlink"/>
+            <w:b/>
+          </w:rPr>
+          <w:t xml:space="preserve">Auditing Governance Concentration Beyond Token Allocation.</w:t>
+        </w:r>
+      </w:hyperlink>
+      <w:r>
+        <w:t xml:space="preserve"> Published at Frontiers in Blockchain (2026). Live-governance audit of 52 token protocols: launch allocation does not predict governance concentration; DePIN governance is more concentrated than DeFi after correction (Cohen's d = 0.65, a directionally robust medium effect).</w:t>
+      </w:r>
+    </w:p>
+    <w:p>
+      <w:pPr>
+        <w:spacing w:after="28"/>
+        <w:ind w:left="320" w:hanging="160"/>
+      </w:pPr>
+      <w:r>
+        <w:t xml:space="preserve">• </w:t>
+      </w:r>
+      <w:hyperlink r:id="rId12">
+        <w:r>
+          <w:rPr>
+            <w:rStyle w:val="Hyperlink"/>
+            <w:b/>
+          </w:rPr>
+          <w:t xml:space="preserve">Operational Risk in Token Economies.</w:t>
+        </w:r>
+      </w:hyperlink>
+      <w:r>
+        <w:t xml:space="preserve"> Operational-risk taxonomy (74 risk vectors, 64 testable controls, 31 program objectives) mapped to a 624-scenario battery; Lido V3 staking-vault case study.</w:t>
+      </w:r>
+    </w:p>
+    <w:p>
+      <w:pPr>
+        <w:spacing w:after="28"/>
+        <w:ind w:left="320" w:hanging="160"/>
+      </w:pPr>
+      <w:r>
+        <w:t xml:space="preserve">• </w:t>
+      </w:r>
       <w:hyperlink r:id="rId10">
         <w:r>
           <w:rPr>
             <w:rStyle w:val="Hyperlink"/>
             <w:b/>
           </w:rPr>
-          <w:t xml:space="preserve">Auditing Governance Concentration Beyond Token Allocation.</w:t>
-        </w:r>
-      </w:hyperlink>
-      <w:r>
-        <w:t xml:space="preserve"> Published at Frontiers in Blockchain (2026). Live-governance audit of 52 token protocols: launch allocation does not predict governance concentration; DePIN governance is more concentrated than DeFi after correction (Cohen's d = 0.65, a directionally robust medium effect).</w:t>
+          <w:t xml:space="preserve">Adaptive Tokenomics.</w:t>
+        </w:r>
+      </w:hyperlink>
+      <w:r>
+        <w:t xml:space="preserve"> Industrial control engineering (PID controller) applied to token-supply emission as programmable monetary-policy mechanism; 806-run agent-based simulation battery; cuts worst-case node-count variance ~6x under competitor-shock attack.</w:t>
       </w:r>
     </w:p>
     <w:p>
@@ -726,17 +760,17 @@
       <w:r>
         <w:t xml:space="preserve">• </w:t>
       </w:r>
-      <w:hyperlink r:id="rId11">
+      <w:hyperlink r:id="rId23">
         <w:r>
           <w:rPr>
             <w:rStyle w:val="Hyperlink"/>
             <w:b/>
           </w:rPr>
-          <w:t xml:space="preserve">Operational Risk in Token Economies.</w:t>
-        </w:r>
-      </w:hyperlink>
-      <w:r>
-        <w:t xml:space="preserve"> Operational-risk taxonomy (74 risk vectors, 64 testable controls, 31 program objectives) mapped to a 624-scenario battery; Lido V3 staking-vault case study.</w:t>
+          <w:t xml:space="preserve">Who Burns the Tokens?</w:t>
+        </w:r>
+      </w:hyperlink>
+      <w:r>
+        <w:t xml:space="preserve"> Burn-mechanism design (carrier contracts vs. subscriptions) drives demand concentration: Helium's carrier-contract model concentrates ~90% of token burns in 5 purchasers (HHI 0.22) despite ~1M hotspots; coalition-power analysis extends standard concentration measures for single-address risk.</w:t>
       </w:r>
     </w:p>
     <w:p>
@@ -747,17 +781,38 @@
       <w:r>
         <w:t xml:space="preserve">• </w:t>
       </w:r>
+      <w:hyperlink r:id="rId22">
+        <w:r>
+          <w:rPr>
+            <w:rStyle w:val="Hyperlink"/>
+            <w:b/>
+          </w:rPr>
+          <w:t xml:space="preserve">Routing the Dollar.</w:t>
+        </w:r>
+      </w:hyperlink>
+      <w:r>
+        <w:t xml:space="preserve"> Submitted to Federal Reserve / FRBNY Fifth Conference on the Dollar's International Roles (Jun 2026). Gateway concentration; CLII across 19 gateways including Visa Direct-adjacent paths.</w:t>
+      </w:r>
+    </w:p>
+    <w:p>
+      <w:pPr>
+        <w:spacing w:after="28"/>
+        <w:ind w:left="320" w:hanging="160"/>
+      </w:pPr>
+      <w:r>
+        <w:t xml:space="preserve">• </w:t>
+      </w:r>
       <w:hyperlink r:id="rId8">
         <w:r>
           <w:rPr>
             <w:rStyle w:val="Hyperlink"/>
             <w:b/>
           </w:rPr>
-          <w:t xml:space="preserve">Adaptive Tokenomics.</w:t>
-        </w:r>
-      </w:hyperlink>
-      <w:r>
-        <w:t xml:space="preserve"> Industrial control engineering (PID controller) applied to token-supply emission as programmable monetary-policy mechanism; 806-run agent-based simulation battery; cuts worst-case node-count variance ~6x under competitor-shock attack.</w:t>
+          <w:t xml:space="preserve">Minimum Viable Equivalence Pack.</w:t>
+        </w:r>
+      </w:hyperlink>
+      <w:r>
+        <w:t xml:space="preserve"> Ten-category institutional diligence standard; finds bank-chartered stablecoin issuers face ~22x the regulatory capital requirements of money-transmitter-chartered issuers at $40B scale. Editor-invited submission to the Journal of Financial Regulation.</w:t>
       </w:r>
     </w:p>
     <w:p>
@@ -768,17 +823,17 @@
       <w:r>
         <w:t xml:space="preserve">• </w:t>
       </w:r>
-      <w:hyperlink r:id="rId23">
+      <w:hyperlink r:id="rId24">
         <w:r>
           <w:rPr>
             <w:rStyle w:val="Hyperlink"/>
             <w:b/>
           </w:rPr>
-          <w:t xml:space="preserve">Who Burns the Tokens?</w:t>
-        </w:r>
-      </w:hyperlink>
-      <w:r>
-        <w:t xml:space="preserve"> Burn-mechanism design (carrier contracts vs. subscriptions) drives demand concentration: Helium's carrier-contract model concentrates ~90% of token burns in 5 purchasers (HHI 0.22) despite ~1M hotspots; coalition-power analysis extends standard concentration measures for single-address risk.</w:t>
+          <w:t xml:space="preserve">The Control Layer of Agentic Payments.</w:t>
+        </w:r>
+      </w:hyperlink>
+      <w:r>
+        <w:t xml:space="preserve"> First control-layer measurement of live agentic payments (x402): facilitator concentration above the antitrust highly-concentrated threshold on every chain measured, subsidy and proxy pipelines exposed by buyer cardinality, and a composition chain with no accountable layer; anchors the FSB AI-consultation response.</w:t>
       </w:r>
     </w:p>
     <w:p>
@@ -790,69 +845,6 @@
         <w:t xml:space="preserve">• </w:t>
       </w:r>
       <w:hyperlink r:id="rId21">
-        <w:r>
-          <w:rPr>
-            <w:rStyle w:val="Hyperlink"/>
-            <w:b/>
-          </w:rPr>
-          <w:t xml:space="preserve">Routing the Dollar.</w:t>
-        </w:r>
-      </w:hyperlink>
-      <w:r>
-        <w:t xml:space="preserve"> Submitted to Federal Reserve / FRBNY Fifth Conference on the Dollar's International Roles (Jun 2026). Gateway concentration; CLII across 19 gateways including Visa Direct-adjacent paths.</w:t>
-      </w:r>
-    </w:p>
-    <w:p>
-      <w:pPr>
-        <w:spacing w:after="28"/>
-        <w:ind w:left="320" w:hanging="160"/>
-      </w:pPr>
-      <w:r>
-        <w:t xml:space="preserve">• </w:t>
-      </w:r>
-      <w:hyperlink r:id="rId7">
-        <w:r>
-          <w:rPr>
-            <w:rStyle w:val="Hyperlink"/>
-            <w:b/>
-          </w:rPr>
-          <w:t xml:space="preserve">Minimum Viable Equivalence Pack.</w:t>
-        </w:r>
-      </w:hyperlink>
-      <w:r>
-        <w:t xml:space="preserve"> Ten-category institutional diligence standard; finds bank-chartered stablecoin issuers face ~22x the regulatory capital requirements of money-transmitter-chartered issuers at $40B scale. Editor-invited submission to the Journal of Financial Regulation.</w:t>
-      </w:r>
-    </w:p>
-    <w:p>
-      <w:pPr>
-        <w:spacing w:after="28"/>
-        <w:ind w:left="320" w:hanging="160"/>
-      </w:pPr>
-      <w:r>
-        <w:t xml:space="preserve">• </w:t>
-      </w:r>
-      <w:hyperlink r:id="rId24">
-        <w:r>
-          <w:rPr>
-            <w:rStyle w:val="Hyperlink"/>
-            <w:b/>
-          </w:rPr>
-          <w:t xml:space="preserve">The Control Layer of Agentic Payments.</w:t>
-        </w:r>
-      </w:hyperlink>
-      <w:r>
-        <w:t xml:space="preserve"> First control-layer measurement of live agentic payments (x402): facilitator concentration above the antitrust highly-concentrated threshold on every chain measured, subsidy and proxy pipelines exposed by buyer cardinality, and a composition chain with no accountable layer; anchors the FSB AI-consultation response.</w:t>
-      </w:r>
-    </w:p>
-    <w:p>
-      <w:pPr>
-        <w:spacing w:after="28"/>
-        <w:ind w:left="320" w:hanging="160"/>
-      </w:pPr>
-      <w:r>
-        <w:t xml:space="preserve">• </w:t>
-      </w:r>
-      <w:hyperlink r:id="rId20">
         <w:r>
           <w:rPr>
             <w:rStyle w:val="Hyperlink"/>
@@ -944,7 +936,7 @@
         <w:t>Stack:</w:t>
       </w:r>
       <w:r>
-        <w:t xml:space="preserve"> Python (pandas, statsmodels, scipy, matplotlib), R (fixest, did, synthdid), SQL (DuneSQL, Trino), JavaScript / TypeScript; 22 MCP and API connections wrapping the data sources above plus GitHub; Claude.ai + Claude Code + Cursor with 36-skill library and 17-file living-knowledge architecture; n8n, Apify, Git / GitHub</w:t>
+        <w:t xml:space="preserve"> Python (pandas, statsmodels, scipy, matplotlib), R (fixest, did, synthdid), SQL (DuneSQL, Trino), JavaScript / TypeScript; 22 MCP and API connections wrapping the data sources above plus GitHub; Claude.ai + Claude Code + Cursor with 73-skill library and 33-file canonical-state architecture; n8n, Apify, Git / GitHub</w:t>
       </w:r>
     </w:p>
     <w:p>
@@ -1001,7 +993,7 @@
       <w:r>
         <w:t xml:space="preserve">• </w:t>
       </w:r>
-      <w:hyperlink r:id="rId22">
+      <w:hyperlink r:id="rId26">
         <w:r>
           <w:rPr>
             <w:rStyle w:val="Hyperlink"/>

--- a/resumes/Zukowski_Resume_AI_Governance_Infrastructure.docx
+++ b/resumes/Zukowski_Resume_AI_Governance_Infrastructure.docx
@@ -131,7 +131,7 @@
         </w:rPr>
         <w:t>· Digital assets since 2016 (10 years) · 22 MCP + API connections · Diligence⁠-⁠doc review 4hr to 1hr</w:t>
         <w:br/>
-        <w:t>· 8 SSRN papers · 16 federal comment letters · FSB AI consultation response</w:t>
+        <w:t>· 8 SSRN papers · 18 federal comment letters · FSB AI consultation response</w:t>
         <w:br/>
         <w:t>· 30 USPTO patent applications across 20 families (Canonical⁠-⁠State Architecture for multi⁠-⁠agent AI research)</w:t>
       </w:r>
@@ -299,7 +299,7 @@
         <w:ind w:left="320" w:hanging="160"/>
       </w:pPr>
       <w:r>
-        <w:t xml:space="preserve">• Contributed sixteen comment letters across a federal regulatory program (OCC bank stablecoin engagement </w:t>
+        <w:t xml:space="preserve">• Contributed eighteen comment letters across a federal regulatory program (OCC bank stablecoin engagement </w:t>
       </w:r>
       <w:hyperlink r:id="rId13">
         <w:r>

--- a/resumes/Zukowski_Resume_AI_Governance_Infrastructure.docx
+++ b/resumes/Zukowski_Resume_AI_Governance_Infrastructure.docx
@@ -686,7 +686,7 @@
         <w:t>Canonical-State Architecture.</w:t>
       </w:r>
       <w:r>
-        <w:t>Filed thirty US patent applications across twenty families in 2026. Twelve applications across four families cover coordination and integrity for concurrent AI-agent sessions on a shared version-controlled repository: per-session staging-index isolation, a multi-mode verification engine, a commit-time canonical-state coherence gate, recursive self-validation of discipline codifications, a tamper-evident coordination-proof log, authorship-narrowed commit replay with a per-writer edit-intent ledger, and statement-time provenance binding under fail-closed admission control; validated on over 26,000 commits and sixteen to thirty-two concurrent agents over five months (as of 2026-08-23), with a companion 73-page methodology preprint. The other sixteen families cover evidence-grounding interlocks that keep a machine-generated assessment from resting on unverifiable or hallucinated evidence (two applications); typed-absence control attribution for pseudonymous on-chain systems (three); instrument-absence emitted as a typed outcome, held distinct from the affirmative verdict it resembles, including verifier-integrity controls (two); authority-aware context retrieval, resource-triggered session handoff, fleet launch-governance admission, transcript-derived contribution attestation, and derived-artifact coherence (six); calibration-gated detector promotion and validity-preserving evaluation instrumentation (three); and self-calibrating thresholds for reputation-weighted on-chain governance (two).</w:t>
+        <w:t>Filed thirty US patent applications across twenty families in 2026. Twelve applications across four families cover coordination and integrity for concurrent AI-agent sessions on a shared version-controlled repository: per-session staging-index isolation, a multi-mode verification engine, a commit-time canonical-state coherence gate, recursive self-validation of discipline codifications, a tamper-evident coordination-proof log, authorship-narrowed commit replay with a per-writer edit-intent ledger, and statement-time provenance binding under fail-closed admission control; validated on over 27,000 commits and sixteen to forty-three concurrent agents over five months (as of 2026-08-26), with a companion 73-page methodology preprint. The other sixteen families cover evidence-grounding interlocks that keep a machine-generated assessment from resting on unverifiable or hallucinated evidence (two applications); typed-absence control attribution for pseudonymous on-chain systems (three); instrument-absence emitted as a typed outcome, held distinct from the affirmative verdict it resembles, including verifier-integrity controls (two); authority-aware context retrieval, resource-triggered session handoff, fleet launch-governance admission, transcript-derived contribution attestation, and derived-artifact coherence (six); calibration-gated detector promotion and validity-preserving evaluation instrumentation (three); and self-calibrating thresholds for reputation-weighted on-chain governance (two).</w:t>
       </w:r>
     </w:p>
     <w:p>
@@ -936,7 +936,7 @@
         <w:t>Stack:</w:t>
       </w:r>
       <w:r>
-        <w:t xml:space="preserve"> Python (pandas, statsmodels, scipy, matplotlib), R (fixest, did, synthdid), SQL (DuneSQL, Trino), JavaScript / TypeScript; 22 MCP and API connections wrapping the data sources above plus GitHub; Claude.ai + Claude Code + Cursor with 73-skill library and 33-file canonical-state architecture; n8n, Apify, Git / GitHub</w:t>
+        <w:t xml:space="preserve"> Python (pandas, statsmodels, scipy, matplotlib), R (fixest, did, synthdid), SQL (DuneSQL, Trino), JavaScript / TypeScript; 22 MCP and API connections wrapping the data sources above plus GitHub; Claude.ai + Claude Code + Cursor with 74-skill library and 33-file canonical-state architecture; n8n, Apify, Git / GitHub</w:t>
       </w:r>
     </w:p>
     <w:p>
